--- a/Word_Doc/practical_8.docx
+++ b/Word_Doc/practical_8.docx
@@ -1,6 +1,6 @@
 
 <file path=word/document.xml><?xml version="1.0" encoding="utf-8"?>
-<w:document xmlns:mc="http://schemas.openxmlformats.org/markup-compatibility/2006" xmlns:ve="http://schemas.openxmlformats.org/markup-compatibility/2006" xmlns:o="urn:schemas-microsoft-com:office:office" xmlns:r="http://schemas.openxmlformats.org/officeDocument/2006/relationships" xmlns:m="http://schemas.openxmlformats.org/officeDocument/2006/math" xmlns:v="urn:schemas-microsoft-com:vml" xmlns:wp="http://schemas.openxmlformats.org/drawingml/2006/wordprocessingDrawing" xmlns:w10="urn:schemas-microsoft-com:office:word" xmlns:w="http://schemas.openxmlformats.org/wordprocessingml/2006/main" xmlns:wne="http://schemas.microsoft.com/office/word/2006/wordml" xmlns:a="http://schemas.openxmlformats.org/drawingml/2006/main" xmlns:pic="http://schemas.openxmlformats.org/drawingml/2006/picture" xmlns:wpg="http://schemas.microsoft.com/office/word/2010/wordprocessingGroup" xmlns:wps="http://schemas.microsoft.com/office/word/2010/wordprocessingShape" xmlns:w14="http://schemas.microsoft.com/office/word/2010/wordml" mc:Ignorable="w14" xml:space="preserve">
+<w:document xmlns:wpc="http://schemas.microsoft.com/office/word/2010/wordprocessingCanvas" xmlns:cx="http://schemas.microsoft.com/office/drawing/2014/chartex" xmlns:cx1="http://schemas.microsoft.com/office/drawing/2015/9/8/chartex" xmlns:cx2="http://schemas.microsoft.com/office/drawing/2015/10/21/chartex" xmlns:cx3="http://schemas.microsoft.com/office/drawing/2016/5/9/chartex" xmlns:cx4="http://schemas.microsoft.com/office/drawing/2016/5/10/chartex" xmlns:cx5="http://schemas.microsoft.com/office/drawing/2016/5/11/chartex" xmlns:cx6="http://schemas.microsoft.com/office/drawing/2016/5/12/chartex" xmlns:cx7="http://schemas.microsoft.com/office/drawing/2016/5/13/chartex" xmlns:cx8="http://schemas.microsoft.com/office/drawing/2016/5/14/chartex" xmlns:mc="http://schemas.openxmlformats.org/markup-compatibility/2006" xmlns:aink="http://schemas.microsoft.com/office/drawing/2016/ink" xmlns:am3d="http://schemas.microsoft.com/office/drawing/2017/model3d" xmlns:o="urn:schemas-microsoft-com:office:office" xmlns:oel="http://schemas.microsoft.com/office/2019/extlst" xmlns:r="http://schemas.openxmlformats.org/officeDocument/2006/relationships" xmlns:m="http://schemas.openxmlformats.org/officeDocument/2006/math" xmlns:v="urn:schemas-microsoft-com:vml" xmlns:wp14="http://schemas.microsoft.com/office/word/2010/wordprocessingDrawing" xmlns:wp="http://schemas.openxmlformats.org/drawingml/2006/wordprocessingDrawing" xmlns:w10="urn:schemas-microsoft-com:office:word" xmlns:w="http://schemas.openxmlformats.org/wordprocessingml/2006/main" xmlns:w14="http://schemas.microsoft.com/office/word/2010/wordml" xmlns:w15="http://schemas.microsoft.com/office/word/2012/wordml" xmlns:w16cex="http://schemas.microsoft.com/office/word/2018/wordml/cex" xmlns:w16cid="http://schemas.microsoft.com/office/word/2016/wordml/cid" xmlns:w16="http://schemas.microsoft.com/office/word/2018/wordml" xmlns:w16du="http://schemas.microsoft.com/office/word/2023/wordml/word16du" xmlns:w16sdtdh="http://schemas.microsoft.com/office/word/2020/wordml/sdtdatahash" xmlns:w16sdtfl="http://schemas.microsoft.com/office/word/2024/wordml/sdtformatlock" xmlns:w16se="http://schemas.microsoft.com/office/word/2015/wordml/symex" xmlns:wpg="http://schemas.microsoft.com/office/word/2010/wordprocessingGroup" xmlns:wpi="http://schemas.microsoft.com/office/word/2010/wordprocessingInk" xmlns:wne="http://schemas.microsoft.com/office/word/2006/wordml" xmlns:wps="http://schemas.microsoft.com/office/word/2010/wordprocessingShape" mc:Ignorable="w14 w15 w16se w16cid w16 w16cex w16sdtdh w16sdtfl w16du wp14">
   <w:body>
     <w:p>
       <w:pPr>
@@ -9,45 +9,30 @@
           <w:u w:val="none"/>
         </w:rPr>
       </w:pPr>
-      <w:bookmarkStart w:name="PRACTICAL - 8" w:id="1"/>
-      <w:bookmarkEnd w:id="1"/>
-      <w:r>
-        <w:rPr>
-          <w:b w:val="0"/>
-          <w:u w:val="none"/>
-        </w:rPr>
-      </w:r>
-      <w:r>
-        <w:rPr>
-          <w:u w:val="single"/>
-        </w:rPr>
+      <w:bookmarkStart w:id="0" w:name="PRACTICAL_-_8"/>
+      <w:bookmarkEnd w:id="0"/>
+      <w:r>
         <w:t>PRACTICAL</w:t>
       </w:r>
       <w:r>
         <w:rPr>
           <w:spacing w:val="-7"/>
-          <w:u w:val="single"/>
-        </w:rPr>
-        <w:t> </w:t>
-      </w:r>
-      <w:r>
-        <w:rPr>
-          <w:u w:val="single"/>
-        </w:rPr>
+        </w:rPr>
+        <w:t xml:space="preserve"> </w:t>
+      </w:r>
+      <w:r>
         <w:t>-</w:t>
       </w:r>
       <w:r>
         <w:rPr>
           <w:spacing w:val="63"/>
           <w:w w:val="150"/>
-          <w:u w:val="single"/>
-        </w:rPr>
-        <w:t> </w:t>
+        </w:rPr>
+        <w:t xml:space="preserve"> </w:t>
       </w:r>
       <w:r>
         <w:rPr>
           <w:spacing w:val="-10"/>
-          <w:u w:val="single"/>
         </w:rPr>
         <w:t>8</w:t>
       </w:r>
@@ -55,19 +40,13 @@
     <w:p>
       <w:pPr>
         <w:pStyle w:val="Heading2"/>
-        <w:spacing w:line="285" w:lineRule="auto" w:before="277"/>
+        <w:spacing w:before="277" w:line="285" w:lineRule="auto"/>
         <w:ind w:right="41"/>
         <w:jc w:val="both"/>
       </w:pPr>
-      <w:bookmarkStart w:name="Aim: 1. Guarded calculator: read two num" w:id="2"/>
-      <w:bookmarkEnd w:id="2"/>
-      <w:r>
-        <w:rPr>
-          <w:b w:val="0"/>
-        </w:rPr>
-      </w:r>
-      <w:r>
-        <w:rPr/>
+      <w:bookmarkStart w:id="1" w:name="Aim:_1._Guarded_calculator:_read_two_num"/>
+      <w:bookmarkEnd w:id="1"/>
+      <w:r>
         <w:t>Aim:</w:t>
       </w:r>
       <w:r>
@@ -75,143 +54,138 @@
           <w:spacing w:val="63"/>
           <w:w w:val="150"/>
         </w:rPr>
-        <w:t> </w:t>
-      </w:r>
-      <w:r>
-        <w:rPr/>
+        <w:t xml:space="preserve"> </w:t>
+      </w:r>
+      <w:r>
         <w:t>1.</w:t>
       </w:r>
       <w:r>
         <w:rPr>
           <w:spacing w:val="-17"/>
         </w:rPr>
-        <w:t> </w:t>
-      </w:r>
-      <w:r>
-        <w:rPr/>
+        <w:t xml:space="preserve"> </w:t>
+      </w:r>
+      <w:r>
         <w:t>Guarded</w:t>
       </w:r>
       <w:r>
         <w:rPr>
           <w:spacing w:val="-18"/>
         </w:rPr>
-        <w:t> </w:t>
-      </w:r>
-      <w:r>
-        <w:rPr/>
+        <w:t xml:space="preserve"> </w:t>
+      </w:r>
+      <w:r>
         <w:t>calculator:</w:t>
       </w:r>
       <w:r>
         <w:rPr>
           <w:spacing w:val="-17"/>
         </w:rPr>
-        <w:t> </w:t>
-      </w:r>
-      <w:r>
-        <w:rPr/>
+        <w:t xml:space="preserve"> </w:t>
+      </w:r>
+      <w:r>
         <w:t>read</w:t>
       </w:r>
       <w:r>
         <w:rPr>
           <w:spacing w:val="-18"/>
         </w:rPr>
-        <w:t> </w:t>
-      </w:r>
-      <w:r>
-        <w:rPr/>
+        <w:t xml:space="preserve"> </w:t>
+      </w:r>
+      <w:r>
         <w:t>two</w:t>
       </w:r>
       <w:r>
         <w:rPr>
           <w:spacing w:val="-17"/>
         </w:rPr>
-        <w:t> </w:t>
-      </w:r>
-      <w:r>
-        <w:rPr/>
+        <w:t xml:space="preserve"> </w:t>
+      </w:r>
+      <w:r>
         <w:t>numbers</w:t>
       </w:r>
       <w:r>
         <w:rPr>
           <w:spacing w:val="-18"/>
         </w:rPr>
-        <w:t> </w:t>
-      </w:r>
-      <w:r>
-        <w:rPr/>
+        <w:t xml:space="preserve"> </w:t>
+      </w:r>
+      <w:r>
         <w:t>and</w:t>
       </w:r>
       <w:r>
         <w:rPr>
           <w:spacing w:val="-17"/>
         </w:rPr>
-        <w:t> </w:t>
-      </w:r>
-      <w:r>
-        <w:rPr/>
+        <w:t xml:space="preserve"> </w:t>
+      </w:r>
+      <w:r>
         <w:t>an</w:t>
       </w:r>
       <w:r>
         <w:rPr>
           <w:spacing w:val="-18"/>
         </w:rPr>
-        <w:t> </w:t>
-      </w:r>
-      <w:r>
-        <w:rPr/>
+        <w:t xml:space="preserve"> </w:t>
+      </w:r>
+      <w:r>
         <w:t>operator;</w:t>
       </w:r>
       <w:r>
         <w:rPr>
           <w:spacing w:val="-17"/>
         </w:rPr>
-        <w:t> </w:t>
-      </w:r>
-      <w:r>
-        <w:rPr/>
+        <w:t xml:space="preserve"> </w:t>
+      </w:r>
+      <w:r>
         <w:t>throw</w:t>
       </w:r>
       <w:r>
         <w:rPr>
           <w:spacing w:val="-18"/>
         </w:rPr>
-        <w:t> </w:t>
-      </w:r>
-      <w:r>
-        <w:rPr/>
+        <w:t xml:space="preserve"> </w:t>
+      </w:r>
+      <w:r>
         <w:t>a</w:t>
       </w:r>
       <w:r>
         <w:rPr>
           <w:spacing w:val="-17"/>
         </w:rPr>
-        <w:t> </w:t>
-      </w:r>
-      <w:r>
-        <w:rPr/>
-        <w:t>custom </w:t>
-      </w:r>
+        <w:t xml:space="preserve"> </w:t>
+      </w:r>
+      <w:r>
+        <w:t xml:space="preserve">custom </w:t>
+      </w:r>
+      <w:proofErr w:type="spellStart"/>
       <w:r>
         <w:rPr>
           <w:spacing w:val="-6"/>
         </w:rPr>
-        <w:t>DivideByZeroException and</w:t>
-      </w:r>
-      <w:r>
-        <w:rPr/>
-        <w:t> </w:t>
-      </w:r>
+        <w:t>DivideByZeroException</w:t>
+      </w:r>
+      <w:proofErr w:type="spellEnd"/>
       <w:r>
         <w:rPr>
           <w:spacing w:val="-6"/>
         </w:rPr>
+        <w:t xml:space="preserve"> and</w:t>
+      </w:r>
+      <w:r>
+        <w:t xml:space="preserve"> </w:t>
+      </w:r>
+      <w:r>
+        <w:rPr>
+          <w:spacing w:val="-6"/>
+        </w:rPr>
         <w:t>catch</w:t>
       </w:r>
       <w:r>
         <w:rPr>
           <w:spacing w:val="-12"/>
         </w:rPr>
-        <w:t> </w:t>
+        <w:t xml:space="preserve"> </w:t>
       </w:r>
       <w:r>
         <w:rPr>
@@ -223,7 +197,7 @@
         <w:rPr>
           <w:spacing w:val="-8"/>
         </w:rPr>
-        <w:t> </w:t>
+        <w:t xml:space="preserve"> </w:t>
       </w:r>
       <w:r>
         <w:rPr>
@@ -235,7 +209,7 @@
         <w:rPr>
           <w:spacing w:val="-7"/>
         </w:rPr>
-        <w:t> </w:t>
+        <w:t xml:space="preserve"> </w:t>
       </w:r>
       <w:r>
         <w:rPr>
@@ -247,13 +221,13 @@
         <w:rPr>
           <w:spacing w:val="-11"/>
         </w:rPr>
-        <w:t> </w:t>
+        <w:t xml:space="preserve"> </w:t>
       </w:r>
       <w:r>
         <w:rPr>
           <w:spacing w:val="-6"/>
         </w:rPr>
-        <w:t>clear </w:t>
+        <w:t xml:space="preserve">clear </w:t>
       </w:r>
       <w:r>
         <w:rPr>
@@ -265,7 +239,7 @@
         <w:rPr>
           <w:spacing w:val="-14"/>
         </w:rPr>
-        <w:t> </w:t>
+        <w:t xml:space="preserve"> </w:t>
       </w:r>
       <w:r>
         <w:rPr>
@@ -277,7 +251,7 @@
         <w:rPr>
           <w:spacing w:val="-13"/>
         </w:rPr>
-        <w:t> </w:t>
+        <w:t xml:space="preserve"> </w:t>
       </w:r>
       <w:r>
         <w:rPr>
@@ -289,7 +263,7 @@
         <w:rPr>
           <w:spacing w:val="-14"/>
         </w:rPr>
-        <w:t> </w:t>
+        <w:t xml:space="preserve"> </w:t>
       </w:r>
       <w:r>
         <w:rPr>
@@ -301,7 +275,7 @@
         <w:rPr>
           <w:spacing w:val="-13"/>
         </w:rPr>
-        <w:t> </w:t>
+        <w:t xml:space="preserve"> </w:t>
       </w:r>
       <w:r>
         <w:rPr>
@@ -313,7 +287,7 @@
         <w:rPr>
           <w:spacing w:val="-13"/>
         </w:rPr>
-        <w:t> </w:t>
+        <w:t xml:space="preserve"> </w:t>
       </w:r>
       <w:r>
         <w:rPr>
@@ -325,7 +299,7 @@
         <w:rPr>
           <w:spacing w:val="-8"/>
         </w:rPr>
-        <w:t> </w:t>
+        <w:t xml:space="preserve"> </w:t>
       </w:r>
       <w:r>
         <w:rPr>
@@ -337,7 +311,7 @@
         <w:rPr>
           <w:spacing w:val="-10"/>
         </w:rPr>
-        <w:t> </w:t>
+        <w:t xml:space="preserve"> </w:t>
       </w:r>
       <w:r>
         <w:rPr>
@@ -349,7 +323,7 @@
         <w:rPr>
           <w:spacing w:val="-10"/>
         </w:rPr>
-        <w:t> </w:t>
+        <w:t xml:space="preserve"> </w:t>
       </w:r>
       <w:r>
         <w:rPr>
@@ -361,7 +335,7 @@
         <w:rPr>
           <w:spacing w:val="-13"/>
         </w:rPr>
-        <w:t> </w:t>
+        <w:t xml:space="preserve"> </w:t>
       </w:r>
       <w:r>
         <w:rPr>
@@ -373,7 +347,7 @@
         <w:rPr>
           <w:spacing w:val="-14"/>
         </w:rPr>
-        <w:t> </w:t>
+        <w:t xml:space="preserve"> </w:t>
       </w:r>
       <w:r>
         <w:rPr>
@@ -385,7 +359,7 @@
         <w:rPr>
           <w:spacing w:val="-13"/>
         </w:rPr>
-        <w:t> </w:t>
+        <w:t xml:space="preserve"> </w:t>
       </w:r>
       <w:r>
         <w:rPr>
@@ -397,7 +371,7 @@
         <w:rPr>
           <w:spacing w:val="-14"/>
         </w:rPr>
-        <w:t> </w:t>
+        <w:t xml:space="preserve"> </w:t>
       </w:r>
       <w:r>
         <w:rPr>
@@ -409,13 +383,13 @@
         <w:rPr>
           <w:spacing w:val="-8"/>
         </w:rPr>
-        <w:t> </w:t>
+        <w:t xml:space="preserve"> </w:t>
       </w:r>
       <w:r>
         <w:rPr>
           <w:spacing w:val="-4"/>
         </w:rPr>
-        <w:t>each </w:t>
+        <w:t xml:space="preserve">each </w:t>
       </w:r>
       <w:r>
         <w:rPr>
@@ -427,8 +401,7 @@
     <w:p>
       <w:pPr>
         <w:spacing w:before="311"/>
-        <w:ind w:left="146" w:right="0" w:firstLine="0"/>
-        <w:jc w:val="left"/>
+        <w:ind w:left="146"/>
         <w:rPr>
           <w:b/>
           <w:sz w:val="28"/>
@@ -447,7 +420,7 @@
           <w:spacing w:val="-12"/>
           <w:sz w:val="28"/>
         </w:rPr>
-        <w:t> </w:t>
+        <w:t xml:space="preserve"> </w:t>
       </w:r>
       <w:r>
         <w:rPr>
@@ -466,17 +439,12 @@
           <w:u w:val="none"/>
         </w:rPr>
       </w:pPr>
-      <w:bookmarkStart w:name="GuardedCalculator.java" w:id="3"/>
-      <w:bookmarkEnd w:id="3"/>
-      <w:r>
-        <w:rPr>
-          <w:u w:val="none"/>
-        </w:rPr>
-      </w:r>
+      <w:bookmarkStart w:id="2" w:name="GuardedCalculator.java"/>
+      <w:bookmarkEnd w:id="2"/>
       <w:r>
         <w:rPr>
           <w:spacing w:val="-2"/>
-          <w:u w:val="single" w:color="373B47"/>
+          <w:u w:color="373B47"/>
         </w:rPr>
         <w:t>GuardedCalculator.java</w:t>
       </w:r>
@@ -499,10 +467,11 @@
       </w:pPr>
       <w:r>
         <w:rPr>
+          <w:noProof/>
           <w:sz w:val="20"/>
         </w:rPr>
         <w:drawing>
-          <wp:anchor distT="0" distB="0" distL="0" distR="0" allowOverlap="1" layoutInCell="1" locked="0" behindDoc="1" simplePos="0" relativeHeight="487587840">
+          <wp:anchor distT="0" distB="0" distL="0" distR="0" simplePos="0" relativeHeight="487587840" behindDoc="1" locked="0" layoutInCell="1" allowOverlap="1" wp14:anchorId="5254347D" wp14:editId="036E774E">
             <wp:simplePos x="0" y="0"/>
             <wp:positionH relativeFrom="page">
               <wp:posOffset>802005</wp:posOffset>
@@ -515,11 +484,11 @@
             <wp:wrapTopAndBottom/>
             <wp:docPr id="6" name="Image 6"/>
             <wp:cNvGraphicFramePr>
-              <a:graphicFrameLocks/>
+              <a:graphicFrameLocks xmlns:a="http://schemas.openxmlformats.org/drawingml/2006/main"/>
             </wp:cNvGraphicFramePr>
-            <a:graphic>
+            <a:graphic xmlns:a="http://schemas.openxmlformats.org/drawingml/2006/main">
               <a:graphicData uri="http://schemas.openxmlformats.org/drawingml/2006/picture">
-                <pic:pic>
+                <pic:pic xmlns:pic="http://schemas.openxmlformats.org/drawingml/2006/picture">
                   <pic:nvPicPr>
                     <pic:cNvPr id="6" name="Image 6"/>
                     <pic:cNvPicPr/>
@@ -549,61 +518,64 @@
     <w:p>
       <w:pPr>
         <w:pStyle w:val="BodyText"/>
-        <w:spacing w:after="0"/>
         <w:rPr>
           <w:sz w:val="20"/>
         </w:rPr>
         <w:sectPr>
-          <w:headerReference w:type="default" r:id="rId5"/>
-          <w:footerReference w:type="default" r:id="rId6"/>
+          <w:headerReference w:type="default" r:id="rId8"/>
+          <w:footerReference w:type="default" r:id="rId9"/>
           <w:type w:val="continuous"/>
           <w:pgSz w:w="11910" w:h="16850"/>
-          <w:pgMar w:header="15" w:footer="884" w:top="860" w:bottom="1120" w:left="992" w:right="1133"/>
+          <w:pgMar w:top="860" w:right="1133" w:bottom="1120" w:left="992" w:header="15" w:footer="884" w:gutter="0"/>
           <w:pgNumType w:start="1"/>
+          <w:cols w:space="720"/>
         </w:sectPr>
       </w:pPr>
     </w:p>
     <w:p>
       <w:pPr>
-        <w:spacing w:line="240" w:lineRule="auto"/>
-        <w:ind w:left="182" w:right="0" w:firstLine="0"/>
+        <w:ind w:left="182"/>
         <w:rPr>
           <w:sz w:val="20"/>
         </w:rPr>
       </w:pPr>
       <w:r>
         <w:rPr>
+          <w:noProof/>
           <w:sz w:val="20"/>
         </w:rPr>
+        <w:lastRenderedPageBreak/>
         <mc:AlternateContent>
-          <mc:Choice Requires="wps">
+          <mc:Choice Requires="wpg">
             <w:drawing>
-              <wp:inline distT="0" distB="0" distL="0" distR="0">
+              <wp:inline distT="0" distB="0" distL="0" distR="0" wp14:anchorId="3FE3A149" wp14:editId="1AAF3EF8">
                 <wp:extent cx="5226685" cy="5022215"/>
                 <wp:effectExtent l="0" t="0" r="0" b="6985"/>
                 <wp:docPr id="7" name="Group 7"/>
                 <wp:cNvGraphicFramePr>
-                  <a:graphicFrameLocks/>
+                  <a:graphicFrameLocks xmlns:a="http://schemas.openxmlformats.org/drawingml/2006/main"/>
                 </wp:cNvGraphicFramePr>
-                <a:graphic>
+                <a:graphic xmlns:a="http://schemas.openxmlformats.org/drawingml/2006/main">
                   <a:graphicData uri="http://schemas.microsoft.com/office/word/2010/wordprocessingGroup">
                     <wpg:wgp>
-                      <wpg:cNvPr id="7" name="Group 7"/>
-                      <wpg:cNvGrpSpPr/>
+                      <wpg:cNvGrpSpPr>
+                        <a:grpSpLocks/>
+                      </wpg:cNvGrpSpPr>
                       <wpg:grpSpPr>
                         <a:xfrm>
                           <a:off x="0" y="0"/>
                           <a:ext cx="5226685" cy="5022215"/>
+                          <a:chOff x="0" y="0"/>
                           <a:chExt cx="5226685" cy="5022215"/>
                         </a:xfrm>
                       </wpg:grpSpPr>
-                      <pic:pic>
+                      <pic:pic xmlns:pic="http://schemas.openxmlformats.org/drawingml/2006/picture">
                         <pic:nvPicPr>
                           <pic:cNvPr id="8" name="Image 8"/>
                           <pic:cNvPicPr/>
                         </pic:nvPicPr>
                         <pic:blipFill>
-                          <a:blip r:embed="rId8" cstate="print"/>
+                          <a:blip r:embed="rId10" cstate="print"/>
                           <a:stretch>
                             <a:fillRect/>
                           </a:stretch>
@@ -618,13 +590,13 @@
                           </a:prstGeom>
                         </pic:spPr>
                       </pic:pic>
-                      <pic:pic>
+                      <pic:pic xmlns:pic="http://schemas.openxmlformats.org/drawingml/2006/picture">
                         <pic:nvPicPr>
                           <pic:cNvPr id="9" name="Image 9"/>
                           <pic:cNvPicPr/>
                         </pic:nvPicPr>
                         <pic:blipFill>
-                          <a:blip r:embed="rId9" cstate="print"/>
+                          <a:blip r:embed="rId11" cstate="print"/>
                           <a:stretch>
                             <a:fillRect/>
                           </a:stretch>
@@ -647,23 +619,38 @@
           </mc:Choice>
           <mc:Fallback>
             <w:pict>
-              <v:group style="width:411.55pt;height:395.45pt;mso-position-horizontal-relative:char;mso-position-vertical-relative:line" id="docshapegroup5" coordorigin="0,0" coordsize="8231,7909">
-                <v:shape style="position:absolute;left:0;top:0;width:6328;height:4701" type="#_x0000_t75" id="docshape6" stroked="false">
-                  <v:imagedata r:id="rId8" o:title=""/>
+              <v:group w14:anchorId="6307F5E6" id="Group 7" o:spid="_x0000_s1026" style="width:411.55pt;height:395.45pt;mso-position-horizontal-relative:char;mso-position-vertical-relative:line" coordsize="52266,50222" o:gfxdata="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">
+                <v:shapetype id="_x0000_t75" coordsize="21600,21600" o:spt="75" o:preferrelative="t" path="m@4@5l@4@11@9@11@9@5xe" filled="f" stroked="f">
+                  <v:stroke joinstyle="miter"/>
+                  <v:formulas>
+                    <v:f eqn="if lineDrawn pixelLineWidth 0"/>
+                    <v:f eqn="sum @0 1 0"/>
+                    <v:f eqn="sum 0 0 @1"/>
+                    <v:f eqn="prod @2 1 2"/>
+                    <v:f eqn="prod @3 21600 pixelWidth"/>
+                    <v:f eqn="prod @3 21600 pixelHeight"/>
+                    <v:f eqn="sum @0 0 1"/>
+                    <v:f eqn="prod @6 1 2"/>
+                    <v:f eqn="prod @7 21600 pixelWidth"/>
+                    <v:f eqn="sum @8 21600 0"/>
+                    <v:f eqn="prod @7 21600 pixelHeight"/>
+                    <v:f eqn="sum @10 21600 0"/>
+                  </v:formulas>
+                  <v:path o:extrusionok="f" gradientshapeok="t" o:connecttype="rect"/>
+                  <o:lock v:ext="edit" aspectratio="t"/>
+                </v:shapetype>
+                <v:shape id="Image 8" o:spid="_x0000_s1027" type="#_x0000_t75" style="position:absolute;width:40182;height:29851;visibility:visible;mso-wrap-style:square" o:gfxdata="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">
+                  <v:imagedata r:id="rId12" o:title=""/>
                 </v:shape>
-                <v:shape style="position:absolute;left:30;top:4701;width:8200;height:3208" type="#_x0000_t75" id="docshape7" stroked="false">
-                  <v:imagedata r:id="rId9" o:title=""/>
+                <v:shape id="Image 9" o:spid="_x0000_s1028" type="#_x0000_t75" style="position:absolute;left:195;top:29851;width:52070;height:20367;visibility:visible;mso-wrap-style:square" o:gfxdata="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">
+                  <v:imagedata r:id="rId13" o:title=""/>
                 </v:shape>
+                <w10:anchorlock/>
               </v:group>
             </w:pict>
           </mc:Fallback>
         </mc:AlternateContent>
       </w:r>
-      <w:r>
-        <w:rPr>
-          <w:sz w:val="20"/>
-        </w:rPr>
-      </w:r>
     </w:p>
     <w:p>
       <w:pPr>
@@ -679,22 +666,16 @@
         <w:pStyle w:val="Heading2"/>
         <w:spacing w:before="1"/>
       </w:pPr>
-      <w:bookmarkStart w:name="Output Screenshot:" w:id="4"/>
-      <w:bookmarkEnd w:id="4"/>
-      <w:r>
-        <w:rPr>
-          <w:b w:val="0"/>
-        </w:rPr>
-      </w:r>
-      <w:r>
-        <w:rPr/>
+      <w:bookmarkStart w:id="3" w:name="Output_Screenshot:"/>
+      <w:bookmarkEnd w:id="3"/>
+      <w:r>
         <w:t>Output</w:t>
       </w:r>
       <w:r>
         <w:rPr>
           <w:spacing w:val="-11"/>
         </w:rPr>
-        <w:t> </w:t>
+        <w:t xml:space="preserve"> </w:t>
       </w:r>
       <w:r>
         <w:rPr>
@@ -715,10 +696,11 @@
       <w:r>
         <w:rPr>
           <w:b/>
+          <w:noProof/>
           <w:sz w:val="20"/>
         </w:rPr>
         <w:drawing>
-          <wp:anchor distT="0" distB="0" distL="0" distR="0" allowOverlap="1" layoutInCell="1" locked="0" behindDoc="1" simplePos="0" relativeHeight="487588864">
+          <wp:anchor distT="0" distB="0" distL="0" distR="0" simplePos="0" relativeHeight="487588864" behindDoc="1" locked="0" layoutInCell="1" allowOverlap="1" wp14:anchorId="500F7494" wp14:editId="7BF82C5A">
             <wp:simplePos x="0" y="0"/>
             <wp:positionH relativeFrom="page">
               <wp:posOffset>719455</wp:posOffset>
@@ -731,17 +713,17 @@
             <wp:wrapTopAndBottom/>
             <wp:docPr id="10" name="Image 10"/>
             <wp:cNvGraphicFramePr>
-              <a:graphicFrameLocks/>
+              <a:graphicFrameLocks xmlns:a="http://schemas.openxmlformats.org/drawingml/2006/main"/>
             </wp:cNvGraphicFramePr>
-            <a:graphic>
+            <a:graphic xmlns:a="http://schemas.openxmlformats.org/drawingml/2006/main">
               <a:graphicData uri="http://schemas.openxmlformats.org/drawingml/2006/picture">
-                <pic:pic>
+                <pic:pic xmlns:pic="http://schemas.openxmlformats.org/drawingml/2006/picture">
                   <pic:nvPicPr>
                     <pic:cNvPr id="10" name="Image 10"/>
                     <pic:cNvPicPr/>
                   </pic:nvPicPr>
                   <pic:blipFill>
-                    <a:blip r:embed="rId10" cstate="print"/>
+                    <a:blip r:embed="rId14" cstate="print"/>
                     <a:stretch>
                       <a:fillRect/>
                     </a:stretch>
@@ -776,22 +758,16 @@
       <w:pPr>
         <w:pStyle w:val="Heading2"/>
       </w:pPr>
-      <w:bookmarkStart w:name="Learning Outcome:" w:id="5"/>
-      <w:bookmarkEnd w:id="5"/>
-      <w:r>
-        <w:rPr>
-          <w:b w:val="0"/>
-        </w:rPr>
-      </w:r>
-      <w:r>
-        <w:rPr/>
+      <w:bookmarkStart w:id="4" w:name="Learning_Outcome:"/>
+      <w:bookmarkEnd w:id="4"/>
+      <w:r>
         <w:t>Learning</w:t>
       </w:r>
       <w:r>
         <w:rPr>
           <w:spacing w:val="-8"/>
         </w:rPr>
-        <w:t> </w:t>
+        <w:t xml:space="preserve"> </w:t>
       </w:r>
       <w:r>
         <w:rPr>
@@ -803,7 +779,7 @@
     <w:p>
       <w:pPr>
         <w:pStyle w:val="BodyText"/>
-        <w:spacing w:line="324" w:lineRule="auto" w:before="99"/>
+        <w:spacing w:before="99" w:line="324" w:lineRule="auto"/>
         <w:ind w:left="146"/>
       </w:pPr>
       <w:r>
@@ -817,7 +793,7 @@
           <w:spacing w:val="-16"/>
           <w:w w:val="105"/>
         </w:rPr>
-        <w:t> </w:t>
+        <w:t xml:space="preserve"> </w:t>
       </w:r>
       <w:r>
         <w:rPr>
@@ -830,7 +806,7 @@
           <w:spacing w:val="-15"/>
           <w:w w:val="105"/>
         </w:rPr>
-        <w:t> </w:t>
+        <w:t xml:space="preserve"> </w:t>
       </w:r>
       <w:r>
         <w:rPr>
@@ -843,7 +819,7 @@
           <w:spacing w:val="-15"/>
           <w:w w:val="105"/>
         </w:rPr>
-        <w:t> </w:t>
+        <w:t xml:space="preserve"> </w:t>
       </w:r>
       <w:r>
         <w:rPr>
@@ -856,7 +832,7 @@
           <w:spacing w:val="-15"/>
           <w:w w:val="105"/>
         </w:rPr>
-        <w:t> </w:t>
+        <w:t xml:space="preserve"> </w:t>
       </w:r>
       <w:r>
         <w:rPr>
@@ -869,7 +845,7 @@
           <w:spacing w:val="-15"/>
           <w:w w:val="105"/>
         </w:rPr>
-        <w:t> </w:t>
+        <w:t xml:space="preserve"> </w:t>
       </w:r>
       <w:r>
         <w:rPr>
@@ -882,7 +858,7 @@
           <w:spacing w:val="-15"/>
           <w:w w:val="105"/>
         </w:rPr>
-        <w:t> </w:t>
+        <w:t xml:space="preserve"> </w:t>
       </w:r>
       <w:r>
         <w:rPr>
@@ -895,7 +871,7 @@
           <w:spacing w:val="-15"/>
           <w:w w:val="105"/>
         </w:rPr>
-        <w:t> </w:t>
+        <w:t xml:space="preserve"> </w:t>
       </w:r>
       <w:r>
         <w:rPr>
@@ -908,7 +884,7 @@
           <w:spacing w:val="-15"/>
           <w:w w:val="105"/>
         </w:rPr>
-        <w:t> </w:t>
+        <w:t xml:space="preserve"> </w:t>
       </w:r>
       <w:r>
         <w:rPr>
@@ -921,7 +897,7 @@
           <w:spacing w:val="-12"/>
           <w:w w:val="105"/>
         </w:rPr>
-        <w:t> </w:t>
+        <w:t xml:space="preserve"> </w:t>
       </w:r>
       <w:r>
         <w:rPr>
@@ -934,7 +910,7 @@
           <w:spacing w:val="-9"/>
           <w:w w:val="105"/>
         </w:rPr>
-        <w:t> </w:t>
+        <w:t xml:space="preserve"> </w:t>
       </w:r>
       <w:r>
         <w:rPr>
@@ -947,7 +923,7 @@
           <w:spacing w:val="-12"/>
           <w:w w:val="105"/>
         </w:rPr>
-        <w:t> </w:t>
+        <w:t xml:space="preserve"> </w:t>
       </w:r>
       <w:r>
         <w:rPr>
@@ -960,33 +936,55 @@
           <w:spacing w:val="-1"/>
           <w:w w:val="105"/>
         </w:rPr>
-        <w:t> </w:t>
-      </w:r>
-      <w:r>
-        <w:rPr>
-          <w:w w:val="105"/>
-        </w:rPr>
-        <w:t>a custom DivideByZeroException, handle invalid number input separately using</w:t>
+        <w:t xml:space="preserve"> </w:t>
+      </w:r>
+      <w:r>
+        <w:rPr>
+          <w:w w:val="105"/>
+        </w:rPr>
+        <w:t xml:space="preserve">a custom </w:t>
+      </w:r>
+      <w:proofErr w:type="spellStart"/>
+      <w:r>
+        <w:rPr>
+          <w:w w:val="105"/>
+        </w:rPr>
+        <w:t>DivideByZeroException</w:t>
+      </w:r>
+      <w:proofErr w:type="spellEnd"/>
+      <w:r>
+        <w:rPr>
+          <w:w w:val="105"/>
+        </w:rPr>
+        <w:t>, handle invalid number input separately using</w:t>
       </w:r>
       <w:r>
         <w:rPr>
           <w:spacing w:val="-2"/>
           <w:w w:val="105"/>
         </w:rPr>
-        <w:t> </w:t>
-      </w:r>
-      <w:r>
-        <w:rPr>
-          <w:w w:val="105"/>
-        </w:rPr>
-        <w:t>NumberFormatException, use the finally block to log every calculation attempt,</w:t>
+        <w:t xml:space="preserve"> </w:t>
+      </w:r>
+      <w:proofErr w:type="spellStart"/>
+      <w:r>
+        <w:rPr>
+          <w:w w:val="105"/>
+        </w:rPr>
+        <w:t>NumberFormatException</w:t>
+      </w:r>
+      <w:proofErr w:type="spellEnd"/>
+      <w:r>
+        <w:rPr>
+          <w:w w:val="105"/>
+        </w:rPr>
+        <w:t>, use the finally block to log every calculation attempt,</w:t>
       </w:r>
       <w:r>
         <w:rPr>
           <w:spacing w:val="-3"/>
           <w:w w:val="105"/>
         </w:rPr>
-        <w:t> </w:t>
+        <w:t xml:space="preserve"> </w:t>
       </w:r>
       <w:r>
         <w:rPr>
@@ -999,7 +997,7 @@
           <w:spacing w:val="-3"/>
           <w:w w:val="105"/>
         </w:rPr>
-        <w:t> </w:t>
+        <w:t xml:space="preserve"> </w:t>
       </w:r>
       <w:r>
         <w:rPr>
@@ -1012,7 +1010,7 @@
           <w:spacing w:val="-3"/>
           <w:w w:val="105"/>
         </w:rPr>
-        <w:t> </w:t>
+        <w:t xml:space="preserve"> </w:t>
       </w:r>
       <w:r>
         <w:rPr>
@@ -1024,32 +1022,41 @@
     <w:p>
       <w:pPr>
         <w:pStyle w:val="BodyText"/>
-        <w:spacing w:after="0" w:line="324" w:lineRule="auto"/>
+        <w:spacing w:line="324" w:lineRule="auto"/>
         <w:sectPr>
           <w:pgSz w:w="11910" w:h="16850"/>
-          <w:pgMar w:header="15" w:footer="884" w:top="860" w:bottom="1120" w:left="992" w:right="1133"/>
+          <w:pgMar w:top="860" w:right="1133" w:bottom="1120" w:left="992" w:header="15" w:footer="884" w:gutter="0"/>
+          <w:cols w:space="720"/>
         </w:sectPr>
       </w:pPr>
     </w:p>
     <w:p>
       <w:pPr>
         <w:tabs>
-          <w:tab w:pos="1169" w:val="left" w:leader="none"/>
+          <w:tab w:val="left" w:pos="1169"/>
         </w:tabs>
-        <w:spacing w:line="285" w:lineRule="auto" w:before="229"/>
-        <w:ind w:left="146" w:right="517" w:firstLine="0"/>
-        <w:jc w:val="left"/>
+        <w:spacing w:before="229" w:line="285" w:lineRule="auto"/>
+        <w:ind w:left="146" w:right="517"/>
         <w:rPr>
           <w:b/>
           <w:sz w:val="28"/>
         </w:rPr>
       </w:pPr>
+      <w:proofErr w:type="gramStart"/>
       <w:r>
         <w:rPr>
           <w:b/>
           <w:sz w:val="28"/>
         </w:rPr>
+        <w:lastRenderedPageBreak/>
         <w:t>Aim :</w:t>
+      </w:r>
+      <w:proofErr w:type="gramEnd"/>
+      <w:r>
+        <w:rPr>
+          <w:b/>
+          <w:sz w:val="28"/>
+        </w:rPr>
         <w:tab/>
         <w:t>2. Stock</w:t>
       </w:r>
@@ -1059,7 +1066,7 @@
           <w:spacing w:val="-4"/>
           <w:sz w:val="28"/>
         </w:rPr>
-        <w:t> </w:t>
+        <w:t xml:space="preserve"> </w:t>
       </w:r>
       <w:r>
         <w:rPr>
@@ -1074,14 +1081,23 @@
           <w:spacing w:val="-1"/>
           <w:sz w:val="28"/>
         </w:rPr>
-        <w:t> </w:t>
-      </w:r>
+        <w:t xml:space="preserve"> </w:t>
+      </w:r>
+      <w:proofErr w:type="gramStart"/>
       <w:r>
         <w:rPr>
           <w:b/>
           <w:sz w:val="28"/>
         </w:rPr>
-        <w:t>issue(item, qty) throws a</w:t>
+        <w:t>issue(</w:t>
+      </w:r>
+      <w:proofErr w:type="gramEnd"/>
+      <w:r>
+        <w:rPr>
+          <w:b/>
+          <w:sz w:val="28"/>
+        </w:rPr>
+        <w:t>item, qty) throws a</w:t>
       </w:r>
       <w:r>
         <w:rPr>
@@ -1089,22 +1105,47 @@
           <w:spacing w:val="-3"/>
           <w:sz w:val="28"/>
         </w:rPr>
-        <w:t> </w:t>
+        <w:t xml:space="preserve"> </w:t>
       </w:r>
       <w:r>
         <w:rPr>
           <w:b/>
           <w:sz w:val="28"/>
         </w:rPr>
-        <w:t>custom checked OutOfStockException carrying the shortfall, and InvalidQuantityException</w:t>
-      </w:r>
+        <w:t xml:space="preserve">custom checked </w:t>
+      </w:r>
+      <w:proofErr w:type="spellStart"/>
+      <w:r>
+        <w:rPr>
+          <w:b/>
+          <w:sz w:val="28"/>
+        </w:rPr>
+        <w:t>OutOfStockException</w:t>
+      </w:r>
+      <w:proofErr w:type="spellEnd"/>
+      <w:r>
+        <w:rPr>
+          <w:b/>
+          <w:sz w:val="28"/>
+        </w:rPr>
+        <w:t xml:space="preserve"> carrying the shortfall, and </w:t>
+      </w:r>
+      <w:proofErr w:type="spellStart"/>
+      <w:r>
+        <w:rPr>
+          <w:b/>
+          <w:sz w:val="28"/>
+        </w:rPr>
+        <w:t>InvalidQuantityException</w:t>
+      </w:r>
+      <w:proofErr w:type="spellEnd"/>
       <w:r>
         <w:rPr>
           <w:b/>
           <w:spacing w:val="-9"/>
           <w:sz w:val="28"/>
         </w:rPr>
-        <w:t> </w:t>
+        <w:t xml:space="preserve"> </w:t>
       </w:r>
       <w:r>
         <w:rPr>
@@ -1119,7 +1160,7 @@
           <w:spacing w:val="-10"/>
           <w:sz w:val="28"/>
         </w:rPr>
-        <w:t> </w:t>
+        <w:t xml:space="preserve"> </w:t>
       </w:r>
       <w:r>
         <w:rPr>
@@ -1134,7 +1175,7 @@
           <w:spacing w:val="-11"/>
           <w:sz w:val="28"/>
         </w:rPr>
-        <w:t> </w:t>
+        <w:t xml:space="preserve"> </w:t>
       </w:r>
       <w:r>
         <w:rPr>
@@ -1149,7 +1190,7 @@
           <w:spacing w:val="-12"/>
           <w:sz w:val="28"/>
         </w:rPr>
-        <w:t> </w:t>
+        <w:t xml:space="preserve"> </w:t>
       </w:r>
       <w:r>
         <w:rPr>
@@ -1164,7 +1205,7 @@
           <w:spacing w:val="-7"/>
           <w:sz w:val="28"/>
         </w:rPr>
-        <w:t> </w:t>
+        <w:t xml:space="preserve"> </w:t>
       </w:r>
       <w:r>
         <w:rPr>
@@ -1179,7 +1220,7 @@
           <w:spacing w:val="-9"/>
           <w:sz w:val="28"/>
         </w:rPr>
-        <w:t> </w:t>
+        <w:t xml:space="preserve"> </w:t>
       </w:r>
       <w:r>
         <w:rPr>
@@ -1194,7 +1235,7 @@
           <w:spacing w:val="-12"/>
           <w:sz w:val="28"/>
         </w:rPr>
-        <w:t> </w:t>
+        <w:t xml:space="preserve"> </w:t>
       </w:r>
       <w:r>
         <w:rPr>
@@ -1209,7 +1250,7 @@
           <w:spacing w:val="-2"/>
           <w:sz w:val="28"/>
         </w:rPr>
-        <w:t> </w:t>
+        <w:t xml:space="preserve"> </w:t>
       </w:r>
       <w:r>
         <w:rPr>
@@ -1224,7 +1265,7 @@
           <w:spacing w:val="-8"/>
           <w:sz w:val="28"/>
         </w:rPr>
-        <w:t> </w:t>
+        <w:t xml:space="preserve"> </w:t>
       </w:r>
       <w:r>
         <w:rPr>
@@ -1239,7 +1280,7 @@
           <w:spacing w:val="-6"/>
           <w:sz w:val="28"/>
         </w:rPr>
-        <w:t> </w:t>
+        <w:t xml:space="preserve"> </w:t>
       </w:r>
       <w:r>
         <w:rPr>
@@ -1254,7 +1295,7 @@
           <w:spacing w:val="-4"/>
           <w:sz w:val="28"/>
         </w:rPr>
-        <w:t> </w:t>
+        <w:t xml:space="preserve"> </w:t>
       </w:r>
       <w:r>
         <w:rPr>
@@ -1278,48 +1319,36 @@
       <w:pPr>
         <w:pStyle w:val="Heading2"/>
       </w:pPr>
-      <w:bookmarkStart w:name="Code Screenshot:" w:id="6"/>
+      <w:bookmarkStart w:id="5" w:name="Code_Screenshot:"/>
+      <w:bookmarkEnd w:id="5"/>
+      <w:r>
+        <w:t>Code</w:t>
+      </w:r>
+      <w:r>
+        <w:rPr>
+          <w:spacing w:val="-12"/>
+        </w:rPr>
+        <w:t xml:space="preserve"> </w:t>
+      </w:r>
+      <w:r>
+        <w:rPr>
+          <w:spacing w:val="-2"/>
+        </w:rPr>
+        <w:t>Screenshot:</w:t>
+      </w:r>
+    </w:p>
+    <w:p>
+      <w:pPr>
+        <w:pStyle w:val="Heading3"/>
+        <w:rPr>
+          <w:u w:val="none"/>
+        </w:rPr>
+      </w:pPr>
+      <w:bookmarkStart w:id="6" w:name="StockIssue.java"/>
       <w:bookmarkEnd w:id="6"/>
       <w:r>
         <w:rPr>
-          <w:b w:val="0"/>
-        </w:rPr>
-      </w:r>
-      <w:r>
-        <w:rPr/>
-        <w:t>Code</w:t>
-      </w:r>
-      <w:r>
-        <w:rPr>
-          <w:spacing w:val="-12"/>
-        </w:rPr>
-        <w:t> </w:t>
-      </w:r>
-      <w:r>
-        <w:rPr>
           <w:spacing w:val="-2"/>
-        </w:rPr>
-        <w:t>Screenshot:</w:t>
-      </w:r>
-    </w:p>
-    <w:p>
-      <w:pPr>
-        <w:pStyle w:val="Heading3"/>
-        <w:rPr>
-          <w:u w:val="none"/>
-        </w:rPr>
-      </w:pPr>
-      <w:bookmarkStart w:name="StockIssue.java" w:id="7"/>
-      <w:bookmarkEnd w:id="7"/>
-      <w:r>
-        <w:rPr>
-          <w:u w:val="none"/>
-        </w:rPr>
-      </w:r>
-      <w:r>
-        <w:rPr>
-          <w:spacing w:val="-2"/>
-          <w:u w:val="single"/>
         </w:rPr>
         <w:t>StockIssue.java</w:t>
       </w:r>
@@ -1334,10 +1363,11 @@
       </w:pPr>
       <w:r>
         <w:rPr>
+          <w:noProof/>
           <w:sz w:val="20"/>
         </w:rPr>
         <w:drawing>
-          <wp:anchor distT="0" distB="0" distL="0" distR="0" allowOverlap="1" layoutInCell="1" locked="0" behindDoc="1" simplePos="0" relativeHeight="487589376">
+          <wp:anchor distT="0" distB="0" distL="0" distR="0" simplePos="0" relativeHeight="487589376" behindDoc="1" locked="0" layoutInCell="1" allowOverlap="1" wp14:anchorId="7ACA69AF" wp14:editId="42455B7B">
             <wp:simplePos x="0" y="0"/>
             <wp:positionH relativeFrom="page">
               <wp:posOffset>767715</wp:posOffset>
@@ -1350,17 +1380,17 @@
             <wp:wrapTopAndBottom/>
             <wp:docPr id="11" name="Image 11"/>
             <wp:cNvGraphicFramePr>
-              <a:graphicFrameLocks/>
+              <a:graphicFrameLocks xmlns:a="http://schemas.openxmlformats.org/drawingml/2006/main"/>
             </wp:cNvGraphicFramePr>
-            <a:graphic>
+            <a:graphic xmlns:a="http://schemas.openxmlformats.org/drawingml/2006/main">
               <a:graphicData uri="http://schemas.openxmlformats.org/drawingml/2006/picture">
-                <pic:pic>
+                <pic:pic xmlns:pic="http://schemas.openxmlformats.org/drawingml/2006/picture">
                   <pic:nvPicPr>
                     <pic:cNvPr id="11" name="Image 11"/>
                     <pic:cNvPicPr/>
                   </pic:nvPicPr>
                   <pic:blipFill>
-                    <a:blip r:embed="rId11" cstate="print"/>
+                    <a:blip r:embed="rId15" cstate="print"/>
                     <a:stretch>
                       <a:fillRect/>
                     </a:stretch>
@@ -1384,13 +1414,13 @@
     <w:p>
       <w:pPr>
         <w:pStyle w:val="BodyText"/>
-        <w:spacing w:after="0"/>
         <w:rPr>
           <w:sz w:val="20"/>
         </w:rPr>
         <w:sectPr>
           <w:pgSz w:w="11910" w:h="16850"/>
-          <w:pgMar w:header="15" w:footer="884" w:top="860" w:bottom="1120" w:left="992" w:right="1133"/>
+          <w:pgMar w:top="860" w:right="1133" w:bottom="1120" w:left="992" w:header="15" w:footer="884" w:gutter="0"/>
+          <w:cols w:space="720"/>
         </w:sectPr>
       </w:pPr>
     </w:p>
@@ -1405,33 +1435,33 @@
     </w:p>
     <w:p>
       <w:pPr>
-        <w:spacing w:line="240" w:lineRule="auto"/>
-        <w:ind w:left="246" w:right="0" w:firstLine="0"/>
+        <w:ind w:left="246"/>
         <w:rPr>
           <w:sz w:val="20"/>
         </w:rPr>
       </w:pPr>
       <w:r>
         <w:rPr>
+          <w:noProof/>
           <w:sz w:val="20"/>
         </w:rPr>
         <w:drawing>
-          <wp:inline distT="0" distB="0" distL="0" distR="0">
+          <wp:inline distT="0" distB="0" distL="0" distR="0" wp14:anchorId="79D34FBA" wp14:editId="3AA68ECD">
             <wp:extent cx="4623577" cy="4530090"/>
             <wp:effectExtent l="0" t="0" r="0" b="0"/>
             <wp:docPr id="12" name="Image 12"/>
             <wp:cNvGraphicFramePr>
-              <a:graphicFrameLocks/>
+              <a:graphicFrameLocks xmlns:a="http://schemas.openxmlformats.org/drawingml/2006/main"/>
             </wp:cNvGraphicFramePr>
-            <a:graphic>
+            <a:graphic xmlns:a="http://schemas.openxmlformats.org/drawingml/2006/main">
               <a:graphicData uri="http://schemas.openxmlformats.org/drawingml/2006/picture">
-                <pic:pic>
+                <pic:pic xmlns:pic="http://schemas.openxmlformats.org/drawingml/2006/picture">
                   <pic:nvPicPr>
                     <pic:cNvPr id="12" name="Image 12"/>
                     <pic:cNvPicPr/>
                   </pic:nvPicPr>
                   <pic:blipFill>
-                    <a:blip r:embed="rId12" cstate="print"/>
+                    <a:blip r:embed="rId16" cstate="print"/>
                     <a:stretch>
                       <a:fillRect/>
                     </a:stretch>
@@ -1451,24 +1481,14 @@
           </wp:inline>
         </w:drawing>
       </w:r>
-      <w:r>
-        <w:rPr>
-          <w:sz w:val="20"/>
-        </w:rPr>
-      </w:r>
     </w:p>
     <w:p>
       <w:pPr>
         <w:pStyle w:val="Heading2"/>
         <w:spacing w:before="288"/>
       </w:pPr>
-      <w:bookmarkStart w:name="Output Screenshot: (1)" w:id="8"/>
-      <w:bookmarkEnd w:id="8"/>
-      <w:r>
-        <w:rPr>
-          <w:b w:val="0"/>
-        </w:rPr>
-      </w:r>
+      <w:bookmarkStart w:id="7" w:name="Output_Screenshot:_(1)"/>
+      <w:bookmarkEnd w:id="7"/>
       <w:r>
         <w:rPr>
           <w:spacing w:val="-2"/>
@@ -1479,7 +1499,7 @@
         <w:rPr>
           <w:spacing w:val="-13"/>
         </w:rPr>
-        <w:t> </w:t>
+        <w:t xml:space="preserve"> </w:t>
       </w:r>
       <w:r>
         <w:rPr>
@@ -1500,10 +1520,11 @@
       <w:r>
         <w:rPr>
           <w:b/>
+          <w:noProof/>
           <w:sz w:val="20"/>
         </w:rPr>
         <w:drawing>
-          <wp:anchor distT="0" distB="0" distL="0" distR="0" allowOverlap="1" layoutInCell="1" locked="0" behindDoc="1" simplePos="0" relativeHeight="487589888">
+          <wp:anchor distT="0" distB="0" distL="0" distR="0" simplePos="0" relativeHeight="487589888" behindDoc="1" locked="0" layoutInCell="1" allowOverlap="1" wp14:anchorId="22C12E9C" wp14:editId="6825CBDE">
             <wp:simplePos x="0" y="0"/>
             <wp:positionH relativeFrom="page">
               <wp:posOffset>719455</wp:posOffset>
@@ -1516,17 +1537,17 @@
             <wp:wrapTopAndBottom/>
             <wp:docPr id="13" name="Image 13"/>
             <wp:cNvGraphicFramePr>
-              <a:graphicFrameLocks/>
+              <a:graphicFrameLocks xmlns:a="http://schemas.openxmlformats.org/drawingml/2006/main"/>
             </wp:cNvGraphicFramePr>
-            <a:graphic>
+            <a:graphic xmlns:a="http://schemas.openxmlformats.org/drawingml/2006/main">
               <a:graphicData uri="http://schemas.openxmlformats.org/drawingml/2006/picture">
-                <pic:pic>
+                <pic:pic xmlns:pic="http://schemas.openxmlformats.org/drawingml/2006/picture">
                   <pic:nvPicPr>
                     <pic:cNvPr id="13" name="Image 13"/>
                     <pic:cNvPicPr/>
                   </pic:nvPicPr>
                   <pic:blipFill>
-                    <a:blip r:embed="rId13" cstate="print"/>
+                    <a:blip r:embed="rId17" cstate="print"/>
                     <a:stretch>
                       <a:fillRect/>
                     </a:stretch>
@@ -1559,15 +1580,3880 @@
     </w:p>
     <w:p>
       <w:pPr>
+        <w:pStyle w:val="BodyText"/>
+        <w:spacing w:before="116"/>
+        <w:rPr>
+          <w:b/>
+          <w:sz w:val="28"/>
+        </w:rPr>
+      </w:pPr>
+    </w:p>
+    <w:p>
+      <w:pPr>
+        <w:pStyle w:val="BodyText"/>
+        <w:spacing w:before="116"/>
+        <w:rPr>
+          <w:b/>
+          <w:sz w:val="28"/>
+        </w:rPr>
+      </w:pPr>
+    </w:p>
+    <w:p>
+      <w:pPr>
+        <w:pStyle w:val="BodyText"/>
+        <w:spacing w:before="116"/>
+        <w:rPr>
+          <w:b/>
+          <w:sz w:val="28"/>
+        </w:rPr>
+      </w:pPr>
+    </w:p>
+    <w:p>
+      <w:pPr>
+        <w:pStyle w:val="BodyText"/>
+        <w:spacing w:before="116"/>
+        <w:rPr>
+          <w:b/>
+          <w:sz w:val="28"/>
+        </w:rPr>
+      </w:pPr>
+    </w:p>
+    <w:p>
+      <w:pPr>
+        <w:pStyle w:val="BodyText"/>
+        <w:spacing w:before="116"/>
+        <w:rPr>
+          <w:b/>
+          <w:sz w:val="28"/>
+        </w:rPr>
+      </w:pPr>
+    </w:p>
+    <w:p>
+      <w:pPr>
+        <w:pStyle w:val="BodyText"/>
+        <w:spacing w:before="116"/>
+        <w:rPr>
+          <w:b/>
+          <w:sz w:val="28"/>
+        </w:rPr>
+      </w:pPr>
+    </w:p>
+    <w:p>
+      <w:pPr>
+        <w:pStyle w:val="BodyText"/>
+        <w:spacing w:before="116"/>
+        <w:rPr>
+          <w:b/>
+          <w:sz w:val="28"/>
+        </w:rPr>
+      </w:pPr>
+    </w:p>
+    <w:p>
+      <w:pPr>
+        <w:pStyle w:val="BodyText"/>
+        <w:spacing w:before="116"/>
+        <w:rPr>
+          <w:b/>
+          <w:sz w:val="28"/>
+        </w:rPr>
+      </w:pPr>
+    </w:p>
+    <w:p>
+      <w:pPr>
+        <w:pStyle w:val="BodyText"/>
+        <w:spacing w:before="116"/>
+        <w:rPr>
+          <w:b/>
+          <w:sz w:val="28"/>
+        </w:rPr>
+      </w:pPr>
+    </w:p>
+    <w:p>
+      <w:pPr>
+        <w:pStyle w:val="BodyText"/>
+        <w:spacing w:before="116"/>
+        <w:jc w:val="center"/>
+        <w:rPr>
+          <w:b/>
+          <w:sz w:val="28"/>
+          <w:u w:val="single"/>
+        </w:rPr>
+      </w:pPr>
+      <w:r>
+        <w:rPr>
+          <w:b/>
+          <w:sz w:val="28"/>
+          <w:u w:val="single"/>
+        </w:rPr>
+        <w:lastRenderedPageBreak/>
+        <w:t>PART - B</w:t>
+      </w:r>
+    </w:p>
+    <w:p>
+      <w:pPr>
+        <w:pStyle w:val="BodyText"/>
+        <w:spacing w:before="116"/>
+        <w:rPr>
+          <w:b/>
+          <w:sz w:val="28"/>
+        </w:rPr>
+      </w:pPr>
+    </w:p>
+    <w:p>
+      <w:pPr>
+        <w:pStyle w:val="BodyText"/>
+        <w:numPr>
+          <w:ilvl w:val="0"/>
+          <w:numId w:val="1"/>
+        </w:numPr>
+        <w:spacing w:before="116"/>
+        <w:rPr>
+          <w:b/>
+          <w:sz w:val="28"/>
+        </w:rPr>
+      </w:pPr>
+      <w:r>
+        <w:rPr>
+          <w:b/>
+          <w:sz w:val="28"/>
+        </w:rPr>
+        <w:t>Model/Account.java</w:t>
+      </w:r>
+    </w:p>
+    <w:p>
+      <w:pPr>
+        <w:rPr>
+          <w:lang w:val="en-IN" w:eastAsia="en-IN"/>
+        </w:rPr>
+      </w:pPr>
+      <w:r>
+        <w:rPr>
+          <w:lang w:val="en-IN" w:eastAsia="en-IN"/>
+        </w:rPr>
+        <w:t>package model;</w:t>
+      </w:r>
+    </w:p>
+    <w:p>
+      <w:pPr>
+        <w:rPr>
+          <w:lang w:val="en-IN" w:eastAsia="en-IN"/>
+        </w:rPr>
+      </w:pPr>
+    </w:p>
+    <w:p>
+      <w:pPr>
+        <w:rPr>
+          <w:lang w:val="en-IN" w:eastAsia="en-IN"/>
+        </w:rPr>
+      </w:pPr>
+      <w:r>
+        <w:rPr>
+          <w:lang w:val="en-IN" w:eastAsia="en-IN"/>
+        </w:rPr>
+        <w:t xml:space="preserve">import </w:t>
+      </w:r>
+      <w:proofErr w:type="gramStart"/>
+      <w:r>
+        <w:rPr>
+          <w:lang w:val="en-IN" w:eastAsia="en-IN"/>
+        </w:rPr>
+        <w:t>exception.*</w:t>
+      </w:r>
+      <w:proofErr w:type="gramEnd"/>
+      <w:r>
+        <w:rPr>
+          <w:lang w:val="en-IN" w:eastAsia="en-IN"/>
+        </w:rPr>
+        <w:t>;</w:t>
+      </w:r>
+    </w:p>
+    <w:p>
+      <w:pPr>
+        <w:rPr>
+          <w:lang w:val="en-IN" w:eastAsia="en-IN"/>
+        </w:rPr>
+      </w:pPr>
+      <w:r>
+        <w:rPr>
+          <w:lang w:val="en-IN" w:eastAsia="en-IN"/>
+        </w:rPr>
+        <w:t xml:space="preserve">import </w:t>
+      </w:r>
+      <w:proofErr w:type="gramStart"/>
+      <w:r>
+        <w:rPr>
+          <w:lang w:val="en-IN" w:eastAsia="en-IN"/>
+        </w:rPr>
+        <w:t>java.io.*</w:t>
+      </w:r>
+      <w:proofErr w:type="gramEnd"/>
+      <w:r>
+        <w:rPr>
+          <w:lang w:val="en-IN" w:eastAsia="en-IN"/>
+        </w:rPr>
+        <w:t>;</w:t>
+      </w:r>
+    </w:p>
+    <w:p>
+      <w:pPr>
+        <w:rPr>
+          <w:lang w:val="en-IN" w:eastAsia="en-IN"/>
+        </w:rPr>
+      </w:pPr>
+      <w:r>
+        <w:rPr>
+          <w:lang w:val="en-IN" w:eastAsia="en-IN"/>
+        </w:rPr>
+        <w:t xml:space="preserve">import </w:t>
+      </w:r>
+      <w:proofErr w:type="spellStart"/>
+      <w:proofErr w:type="gramStart"/>
+      <w:r>
+        <w:rPr>
+          <w:lang w:val="en-IN" w:eastAsia="en-IN"/>
+        </w:rPr>
+        <w:t>java.util</w:t>
+      </w:r>
+      <w:proofErr w:type="gramEnd"/>
+      <w:r>
+        <w:rPr>
+          <w:lang w:val="en-IN" w:eastAsia="en-IN"/>
+        </w:rPr>
+        <w:t>.Objects</w:t>
+      </w:r>
+      <w:proofErr w:type="spellEnd"/>
+      <w:r>
+        <w:rPr>
+          <w:lang w:val="en-IN" w:eastAsia="en-IN"/>
+        </w:rPr>
+        <w:t>;</w:t>
+      </w:r>
+    </w:p>
+    <w:p>
+      <w:pPr>
+        <w:rPr>
+          <w:lang w:val="en-IN" w:eastAsia="en-IN"/>
+        </w:rPr>
+      </w:pPr>
+      <w:r>
+        <w:rPr>
+          <w:lang w:val="en-IN" w:eastAsia="en-IN"/>
+        </w:rPr>
+        <w:t xml:space="preserve">import </w:t>
+      </w:r>
+      <w:proofErr w:type="spellStart"/>
+      <w:proofErr w:type="gramStart"/>
+      <w:r>
+        <w:rPr>
+          <w:lang w:val="en-IN" w:eastAsia="en-IN"/>
+        </w:rPr>
+        <w:t>model.annotation</w:t>
+      </w:r>
+      <w:proofErr w:type="gramEnd"/>
+      <w:r>
+        <w:rPr>
+          <w:lang w:val="en-IN" w:eastAsia="en-IN"/>
+        </w:rPr>
+        <w:t>.Id</w:t>
+      </w:r>
+      <w:proofErr w:type="spellEnd"/>
+      <w:r>
+        <w:rPr>
+          <w:lang w:val="en-IN" w:eastAsia="en-IN"/>
+        </w:rPr>
+        <w:t>;</w:t>
+      </w:r>
+    </w:p>
+    <w:p>
+      <w:pPr>
+        <w:rPr>
+          <w:lang w:val="en-IN" w:eastAsia="en-IN"/>
+        </w:rPr>
+      </w:pPr>
+      <w:r>
+        <w:rPr>
+          <w:lang w:val="en-IN" w:eastAsia="en-IN"/>
+        </w:rPr>
+        <w:t xml:space="preserve">import </w:t>
+      </w:r>
+      <w:proofErr w:type="spellStart"/>
+      <w:proofErr w:type="gramStart"/>
+      <w:r>
+        <w:rPr>
+          <w:lang w:val="en-IN" w:eastAsia="en-IN"/>
+        </w:rPr>
+        <w:t>model.annotation</w:t>
+      </w:r>
+      <w:proofErr w:type="gramEnd"/>
+      <w:r>
+        <w:rPr>
+          <w:lang w:val="en-IN" w:eastAsia="en-IN"/>
+        </w:rPr>
+        <w:t>.Positive</w:t>
+      </w:r>
+      <w:proofErr w:type="spellEnd"/>
+      <w:r>
+        <w:rPr>
+          <w:lang w:val="en-IN" w:eastAsia="en-IN"/>
+        </w:rPr>
+        <w:t>;</w:t>
+      </w:r>
+    </w:p>
+    <w:p>
+      <w:pPr>
+        <w:rPr>
+          <w:lang w:val="en-IN" w:eastAsia="en-IN"/>
+        </w:rPr>
+      </w:pPr>
+    </w:p>
+    <w:p>
+      <w:pPr>
+        <w:rPr>
+          <w:lang w:val="en-IN" w:eastAsia="en-IN"/>
+        </w:rPr>
+      </w:pPr>
+      <w:r>
+        <w:rPr>
+          <w:lang w:val="en-IN" w:eastAsia="en-IN"/>
+        </w:rPr>
+        <w:t>public abstract class Account implements Transactable, Serializable {</w:t>
+      </w:r>
+    </w:p>
+    <w:p>
+      <w:pPr>
+        <w:rPr>
+          <w:lang w:val="en-IN" w:eastAsia="en-IN"/>
+        </w:rPr>
+      </w:pPr>
+    </w:p>
+    <w:p>
+      <w:pPr>
+        <w:rPr>
+          <w:lang w:val="en-IN" w:eastAsia="en-IN"/>
+        </w:rPr>
+      </w:pPr>
+      <w:r>
+        <w:rPr>
+          <w:lang w:val="en-IN" w:eastAsia="en-IN"/>
+        </w:rPr>
+        <w:t xml:space="preserve">    private static final long </w:t>
+      </w:r>
+      <w:proofErr w:type="spellStart"/>
+      <w:r>
+        <w:rPr>
+          <w:lang w:val="en-IN" w:eastAsia="en-IN"/>
+        </w:rPr>
+        <w:t>serialVersionUID</w:t>
+      </w:r>
+      <w:proofErr w:type="spellEnd"/>
+      <w:r>
+        <w:rPr>
+          <w:lang w:val="en-IN" w:eastAsia="en-IN"/>
+        </w:rPr>
+        <w:t xml:space="preserve"> = 1L;</w:t>
+      </w:r>
+    </w:p>
+    <w:p>
+      <w:pPr>
+        <w:rPr>
+          <w:lang w:val="en-IN" w:eastAsia="en-IN"/>
+        </w:rPr>
+      </w:pPr>
+      <w:r>
+        <w:rPr>
+          <w:lang w:val="en-IN" w:eastAsia="en-IN"/>
+        </w:rPr>
+        <w:t>    private static long counter = 1;</w:t>
+      </w:r>
+    </w:p>
+    <w:p>
+      <w:pPr>
+        <w:rPr>
+          <w:lang w:val="en-IN" w:eastAsia="en-IN"/>
+        </w:rPr>
+      </w:pPr>
+      <w:r>
+        <w:rPr>
+          <w:lang w:val="en-IN" w:eastAsia="en-IN"/>
+        </w:rPr>
+        <w:t>    @Id</w:t>
+      </w:r>
+    </w:p>
+    <w:p>
+      <w:pPr>
+        <w:rPr>
+          <w:lang w:val="en-IN" w:eastAsia="en-IN"/>
+        </w:rPr>
+      </w:pPr>
+      <w:r>
+        <w:rPr>
+          <w:lang w:val="en-IN" w:eastAsia="en-IN"/>
+        </w:rPr>
+        <w:t xml:space="preserve">    private final String </w:t>
+      </w:r>
+      <w:proofErr w:type="spellStart"/>
+      <w:r>
+        <w:rPr>
+          <w:lang w:val="en-IN" w:eastAsia="en-IN"/>
+        </w:rPr>
+        <w:t>accountNumber</w:t>
+      </w:r>
+      <w:proofErr w:type="spellEnd"/>
+      <w:r>
+        <w:rPr>
+          <w:lang w:val="en-IN" w:eastAsia="en-IN"/>
+        </w:rPr>
+        <w:t>;</w:t>
+      </w:r>
+    </w:p>
+    <w:p>
+      <w:pPr>
+        <w:rPr>
+          <w:lang w:val="en-IN" w:eastAsia="en-IN"/>
+        </w:rPr>
+      </w:pPr>
+      <w:r>
+        <w:rPr>
+          <w:lang w:val="en-IN" w:eastAsia="en-IN"/>
+        </w:rPr>
+        <w:t xml:space="preserve">    private final String </w:t>
+      </w:r>
+      <w:proofErr w:type="spellStart"/>
+      <w:r>
+        <w:rPr>
+          <w:lang w:val="en-IN" w:eastAsia="en-IN"/>
+        </w:rPr>
+        <w:t>ownerName</w:t>
+      </w:r>
+      <w:proofErr w:type="spellEnd"/>
+      <w:r>
+        <w:rPr>
+          <w:lang w:val="en-IN" w:eastAsia="en-IN"/>
+        </w:rPr>
+        <w:t>;</w:t>
+      </w:r>
+    </w:p>
+    <w:p>
+      <w:pPr>
+        <w:rPr>
+          <w:lang w:val="en-IN" w:eastAsia="en-IN"/>
+        </w:rPr>
+      </w:pPr>
+      <w:r>
+        <w:rPr>
+          <w:lang w:val="en-IN" w:eastAsia="en-IN"/>
+        </w:rPr>
+        <w:t>    @Positive</w:t>
+      </w:r>
+    </w:p>
+    <w:p>
+      <w:pPr>
+        <w:rPr>
+          <w:lang w:val="en-IN" w:eastAsia="en-IN"/>
+        </w:rPr>
+      </w:pPr>
+      <w:r>
+        <w:rPr>
+          <w:lang w:val="en-IN" w:eastAsia="en-IN"/>
+        </w:rPr>
+        <w:t>    private long balance;</w:t>
+      </w:r>
+    </w:p>
+    <w:p>
+      <w:pPr>
+        <w:rPr>
+          <w:lang w:val="en-IN" w:eastAsia="en-IN"/>
+        </w:rPr>
+      </w:pPr>
+      <w:r>
+        <w:rPr>
+          <w:lang w:val="en-IN" w:eastAsia="en-IN"/>
+        </w:rPr>
+        <w:t xml:space="preserve">    private </w:t>
+      </w:r>
+      <w:proofErr w:type="spellStart"/>
+      <w:r>
+        <w:rPr>
+          <w:lang w:val="en-IN" w:eastAsia="en-IN"/>
+        </w:rPr>
+        <w:t>boolean</w:t>
+      </w:r>
+      <w:proofErr w:type="spellEnd"/>
+      <w:r>
+        <w:rPr>
+          <w:lang w:val="en-IN" w:eastAsia="en-IN"/>
+        </w:rPr>
+        <w:t xml:space="preserve"> active = true;</w:t>
+      </w:r>
+    </w:p>
+    <w:p>
+      <w:pPr>
+        <w:rPr>
+          <w:lang w:val="en-IN" w:eastAsia="en-IN"/>
+        </w:rPr>
+      </w:pPr>
+      <w:r>
+        <w:rPr>
+          <w:lang w:val="en-IN" w:eastAsia="en-IN"/>
+        </w:rPr>
+        <w:t xml:space="preserve">    private transient Object lock = new </w:t>
+      </w:r>
+      <w:proofErr w:type="gramStart"/>
+      <w:r>
+        <w:rPr>
+          <w:lang w:val="en-IN" w:eastAsia="en-IN"/>
+        </w:rPr>
+        <w:t>Object(</w:t>
+      </w:r>
+      <w:proofErr w:type="gramEnd"/>
+      <w:r>
+        <w:rPr>
+          <w:lang w:val="en-IN" w:eastAsia="en-IN"/>
+        </w:rPr>
+        <w:t>);</w:t>
+      </w:r>
+    </w:p>
+    <w:p>
+      <w:pPr>
+        <w:rPr>
+          <w:lang w:val="en-IN" w:eastAsia="en-IN"/>
+        </w:rPr>
+      </w:pPr>
+    </w:p>
+    <w:p>
+      <w:pPr>
+        <w:rPr>
+          <w:lang w:val="en-IN" w:eastAsia="en-IN"/>
+        </w:rPr>
+      </w:pPr>
+      <w:r>
+        <w:rPr>
+          <w:lang w:val="en-IN" w:eastAsia="en-IN"/>
+        </w:rPr>
+        <w:t xml:space="preserve">    protected </w:t>
+      </w:r>
+      <w:proofErr w:type="gramStart"/>
+      <w:r>
+        <w:rPr>
+          <w:lang w:val="en-IN" w:eastAsia="en-IN"/>
+        </w:rPr>
+        <w:t>Account(</w:t>
+      </w:r>
+      <w:proofErr w:type="gramEnd"/>
+      <w:r>
+        <w:rPr>
+          <w:lang w:val="en-IN" w:eastAsia="en-IN"/>
+        </w:rPr>
+        <w:t xml:space="preserve">String </w:t>
+      </w:r>
+      <w:proofErr w:type="spellStart"/>
+      <w:r>
+        <w:rPr>
+          <w:lang w:val="en-IN" w:eastAsia="en-IN"/>
+        </w:rPr>
+        <w:t>ownerName</w:t>
+      </w:r>
+      <w:proofErr w:type="spellEnd"/>
+      <w:r>
+        <w:rPr>
+          <w:lang w:val="en-IN" w:eastAsia="en-IN"/>
+        </w:rPr>
+        <w:t xml:space="preserve">, long </w:t>
+      </w:r>
+      <w:proofErr w:type="spellStart"/>
+      <w:r>
+        <w:rPr>
+          <w:lang w:val="en-IN" w:eastAsia="en-IN"/>
+        </w:rPr>
+        <w:t>openingBalance</w:t>
+      </w:r>
+      <w:proofErr w:type="spellEnd"/>
+      <w:r>
+        <w:rPr>
+          <w:lang w:val="en-IN" w:eastAsia="en-IN"/>
+        </w:rPr>
+        <w:t>) {</w:t>
+      </w:r>
+    </w:p>
+    <w:p>
+      <w:pPr>
+        <w:rPr>
+          <w:lang w:val="en-IN" w:eastAsia="en-IN"/>
+        </w:rPr>
+      </w:pPr>
+      <w:r>
+        <w:rPr>
+          <w:lang w:val="en-IN" w:eastAsia="en-IN"/>
+        </w:rPr>
+        <w:t>        if (</w:t>
+      </w:r>
+      <w:proofErr w:type="spellStart"/>
+      <w:r>
+        <w:rPr>
+          <w:lang w:val="en-IN" w:eastAsia="en-IN"/>
+        </w:rPr>
+        <w:t>ownerName</w:t>
+      </w:r>
+      <w:proofErr w:type="spellEnd"/>
+      <w:r>
+        <w:rPr>
+          <w:lang w:val="en-IN" w:eastAsia="en-IN"/>
+        </w:rPr>
+        <w:t xml:space="preserve"> == null || </w:t>
+      </w:r>
+      <w:proofErr w:type="spellStart"/>
+      <w:r>
+        <w:rPr>
+          <w:lang w:val="en-IN" w:eastAsia="en-IN"/>
+        </w:rPr>
+        <w:t>ownerName.isBlank</w:t>
+      </w:r>
+      <w:proofErr w:type="spellEnd"/>
+      <w:r>
+        <w:rPr>
+          <w:lang w:val="en-IN" w:eastAsia="en-IN"/>
+        </w:rPr>
+        <w:t xml:space="preserve">() || </w:t>
+      </w:r>
+      <w:proofErr w:type="spellStart"/>
+      <w:r>
+        <w:rPr>
+          <w:lang w:val="en-IN" w:eastAsia="en-IN"/>
+        </w:rPr>
+        <w:t>openingBalance</w:t>
+      </w:r>
+      <w:proofErr w:type="spellEnd"/>
+      <w:r>
+        <w:rPr>
+          <w:lang w:val="en-IN" w:eastAsia="en-IN"/>
+        </w:rPr>
+        <w:t xml:space="preserve"> &lt; 0) {</w:t>
+      </w:r>
+    </w:p>
+    <w:p>
+      <w:pPr>
+        <w:rPr>
+          <w:lang w:val="en-IN" w:eastAsia="en-IN"/>
+        </w:rPr>
+      </w:pPr>
+      <w:r>
+        <w:rPr>
+          <w:lang w:val="en-IN" w:eastAsia="en-IN"/>
+        </w:rPr>
+        <w:t xml:space="preserve">            throw new </w:t>
+      </w:r>
+      <w:proofErr w:type="spellStart"/>
+      <w:proofErr w:type="gramStart"/>
+      <w:r>
+        <w:rPr>
+          <w:lang w:val="en-IN" w:eastAsia="en-IN"/>
+        </w:rPr>
+        <w:t>IllegalArgumentException</w:t>
+      </w:r>
+      <w:proofErr w:type="spellEnd"/>
+      <w:r>
+        <w:rPr>
+          <w:lang w:val="en-IN" w:eastAsia="en-IN"/>
+        </w:rPr>
+        <w:t>(</w:t>
+      </w:r>
+      <w:proofErr w:type="gramEnd"/>
+      <w:r>
+        <w:rPr>
+          <w:lang w:val="en-IN" w:eastAsia="en-IN"/>
+        </w:rPr>
+        <w:t>"Owner and non-negative opening balance are required");</w:t>
+      </w:r>
+    </w:p>
+    <w:p>
+      <w:pPr>
+        <w:rPr>
+          <w:lang w:val="en-IN" w:eastAsia="en-IN"/>
+        </w:rPr>
+      </w:pPr>
+      <w:r>
+        <w:rPr>
+          <w:lang w:val="en-IN" w:eastAsia="en-IN"/>
+        </w:rPr>
+        <w:t xml:space="preserve">        </w:t>
+      </w:r>
+    </w:p>
+    <w:p>
+      <w:pPr>
+        <w:rPr>
+          <w:lang w:val="en-IN" w:eastAsia="en-IN"/>
+        </w:rPr>
+      </w:pPr>
+      <w:r>
+        <w:rPr>
+          <w:lang w:val="en-IN" w:eastAsia="en-IN"/>
+        </w:rPr>
+        <w:t xml:space="preserve">        </w:t>
+      </w:r>
+      <w:proofErr w:type="gramStart"/>
+      <w:r>
+        <w:rPr>
+          <w:lang w:val="en-IN" w:eastAsia="en-IN"/>
+        </w:rPr>
+        <w:t>}</w:t>
+      </w:r>
+      <w:proofErr w:type="spellStart"/>
+      <w:r>
+        <w:rPr>
+          <w:lang w:val="en-IN" w:eastAsia="en-IN"/>
+        </w:rPr>
+        <w:t>this</w:t>
+      </w:r>
+      <w:proofErr w:type="gramEnd"/>
+      <w:r>
+        <w:rPr>
+          <w:lang w:val="en-IN" w:eastAsia="en-IN"/>
+        </w:rPr>
+        <w:t>.accountNumber</w:t>
+      </w:r>
+      <w:proofErr w:type="spellEnd"/>
+      <w:r>
+        <w:rPr>
+          <w:lang w:val="en-IN" w:eastAsia="en-IN"/>
+        </w:rPr>
+        <w:t xml:space="preserve"> = </w:t>
+      </w:r>
+      <w:proofErr w:type="spellStart"/>
+      <w:proofErr w:type="gramStart"/>
+      <w:r>
+        <w:rPr>
+          <w:lang w:val="en-IN" w:eastAsia="en-IN"/>
+        </w:rPr>
+        <w:t>nextNumber</w:t>
+      </w:r>
+      <w:proofErr w:type="spellEnd"/>
+      <w:r>
+        <w:rPr>
+          <w:lang w:val="en-IN" w:eastAsia="en-IN"/>
+        </w:rPr>
+        <w:t>(</w:t>
+      </w:r>
+      <w:proofErr w:type="gramEnd"/>
+      <w:r>
+        <w:rPr>
+          <w:lang w:val="en-IN" w:eastAsia="en-IN"/>
+        </w:rPr>
+        <w:t>);</w:t>
+      </w:r>
+    </w:p>
+    <w:p>
+      <w:pPr>
+        <w:rPr>
+          <w:lang w:val="en-IN" w:eastAsia="en-IN"/>
+        </w:rPr>
+      </w:pPr>
+      <w:r>
+        <w:rPr>
+          <w:lang w:val="en-IN" w:eastAsia="en-IN"/>
+        </w:rPr>
+        <w:t xml:space="preserve">        </w:t>
+      </w:r>
+      <w:proofErr w:type="spellStart"/>
+      <w:proofErr w:type="gramStart"/>
+      <w:r>
+        <w:rPr>
+          <w:lang w:val="en-IN" w:eastAsia="en-IN"/>
+        </w:rPr>
+        <w:t>this.ownerName</w:t>
+      </w:r>
+      <w:proofErr w:type="spellEnd"/>
+      <w:proofErr w:type="gramEnd"/>
+      <w:r>
+        <w:rPr>
+          <w:lang w:val="en-IN" w:eastAsia="en-IN"/>
+        </w:rPr>
+        <w:t xml:space="preserve"> = </w:t>
+      </w:r>
+      <w:proofErr w:type="spellStart"/>
+      <w:r>
+        <w:rPr>
+          <w:lang w:val="en-IN" w:eastAsia="en-IN"/>
+        </w:rPr>
+        <w:t>ownerName</w:t>
+      </w:r>
+      <w:proofErr w:type="spellEnd"/>
+      <w:r>
+        <w:rPr>
+          <w:lang w:val="en-IN" w:eastAsia="en-IN"/>
+        </w:rPr>
+        <w:t>;</w:t>
+      </w:r>
+    </w:p>
+    <w:p>
+      <w:pPr>
+        <w:rPr>
+          <w:lang w:val="en-IN" w:eastAsia="en-IN"/>
+        </w:rPr>
+      </w:pPr>
+      <w:r>
+        <w:rPr>
+          <w:lang w:val="en-IN" w:eastAsia="en-IN"/>
+        </w:rPr>
+        <w:t xml:space="preserve">        </w:t>
+      </w:r>
+      <w:proofErr w:type="spellStart"/>
+      <w:proofErr w:type="gramStart"/>
+      <w:r>
+        <w:rPr>
+          <w:lang w:val="en-IN" w:eastAsia="en-IN"/>
+        </w:rPr>
+        <w:t>this.balance</w:t>
+      </w:r>
+      <w:proofErr w:type="spellEnd"/>
+      <w:proofErr w:type="gramEnd"/>
+      <w:r>
+        <w:rPr>
+          <w:lang w:val="en-IN" w:eastAsia="en-IN"/>
+        </w:rPr>
+        <w:t xml:space="preserve"> = </w:t>
+      </w:r>
+      <w:proofErr w:type="spellStart"/>
+      <w:r>
+        <w:rPr>
+          <w:lang w:val="en-IN" w:eastAsia="en-IN"/>
+        </w:rPr>
+        <w:t>openingBalance</w:t>
+      </w:r>
+      <w:proofErr w:type="spellEnd"/>
+      <w:r>
+        <w:rPr>
+          <w:lang w:val="en-IN" w:eastAsia="en-IN"/>
+        </w:rPr>
+        <w:t>;</w:t>
+      </w:r>
+    </w:p>
+    <w:p>
+      <w:pPr>
+        <w:rPr>
+          <w:lang w:val="en-IN" w:eastAsia="en-IN"/>
+        </w:rPr>
+      </w:pPr>
+      <w:r>
+        <w:rPr>
+          <w:lang w:val="en-IN" w:eastAsia="en-IN"/>
+        </w:rPr>
+        <w:t>    }</w:t>
+      </w:r>
+    </w:p>
+    <w:p>
+      <w:pPr>
+        <w:rPr>
+          <w:lang w:val="en-IN" w:eastAsia="en-IN"/>
+        </w:rPr>
+      </w:pPr>
+    </w:p>
+    <w:p>
+      <w:pPr>
+        <w:rPr>
+          <w:lang w:val="en-IN" w:eastAsia="en-IN"/>
+        </w:rPr>
+      </w:pPr>
+      <w:r>
+        <w:rPr>
+          <w:lang w:val="en-IN" w:eastAsia="en-IN"/>
+        </w:rPr>
+        <w:t xml:space="preserve">    private static synchronized String </w:t>
+      </w:r>
+      <w:proofErr w:type="spellStart"/>
+      <w:proofErr w:type="gramStart"/>
+      <w:r>
+        <w:rPr>
+          <w:lang w:val="en-IN" w:eastAsia="en-IN"/>
+        </w:rPr>
+        <w:t>nextNumber</w:t>
+      </w:r>
+      <w:proofErr w:type="spellEnd"/>
+      <w:r>
+        <w:rPr>
+          <w:lang w:val="en-IN" w:eastAsia="en-IN"/>
+        </w:rPr>
+        <w:t>(</w:t>
+      </w:r>
+      <w:proofErr w:type="gramEnd"/>
+      <w:r>
+        <w:rPr>
+          <w:lang w:val="en-IN" w:eastAsia="en-IN"/>
+        </w:rPr>
+        <w:t>) {</w:t>
+      </w:r>
+    </w:p>
+    <w:p>
+      <w:pPr>
+        <w:rPr>
+          <w:lang w:val="en-IN" w:eastAsia="en-IN"/>
+        </w:rPr>
+      </w:pPr>
+      <w:r>
+        <w:rPr>
+          <w:lang w:val="en-IN" w:eastAsia="en-IN"/>
+        </w:rPr>
+        <w:t xml:space="preserve">        return </w:t>
+      </w:r>
+      <w:proofErr w:type="spellStart"/>
+      <w:r>
+        <w:rPr>
+          <w:lang w:val="en-IN" w:eastAsia="en-IN"/>
+        </w:rPr>
+        <w:t>String.format</w:t>
+      </w:r>
+      <w:proofErr w:type="spellEnd"/>
+      <w:r>
+        <w:rPr>
+          <w:lang w:val="en-IN" w:eastAsia="en-IN"/>
+        </w:rPr>
+        <w:t>("AC%04d", counter++);</w:t>
+      </w:r>
+    </w:p>
+    <w:p>
+      <w:pPr>
+        <w:rPr>
+          <w:lang w:val="en-IN" w:eastAsia="en-IN"/>
+        </w:rPr>
+      </w:pPr>
+      <w:r>
+        <w:rPr>
+          <w:lang w:val="en-IN" w:eastAsia="en-IN"/>
+        </w:rPr>
+        <w:t>    }</w:t>
+      </w:r>
+    </w:p>
+    <w:p>
+      <w:pPr>
+        <w:rPr>
+          <w:lang w:val="en-IN" w:eastAsia="en-IN"/>
+        </w:rPr>
+      </w:pPr>
+    </w:p>
+    <w:p>
+      <w:pPr>
+        <w:rPr>
+          <w:lang w:val="en-IN" w:eastAsia="en-IN"/>
+        </w:rPr>
+      </w:pPr>
+      <w:r>
+        <w:rPr>
+          <w:lang w:val="en-IN" w:eastAsia="en-IN"/>
+        </w:rPr>
+        <w:t xml:space="preserve">    public final String </w:t>
+      </w:r>
+      <w:proofErr w:type="spellStart"/>
+      <w:proofErr w:type="gramStart"/>
+      <w:r>
+        <w:rPr>
+          <w:lang w:val="en-IN" w:eastAsia="en-IN"/>
+        </w:rPr>
+        <w:t>getAccountNumber</w:t>
+      </w:r>
+      <w:proofErr w:type="spellEnd"/>
+      <w:r>
+        <w:rPr>
+          <w:lang w:val="en-IN" w:eastAsia="en-IN"/>
+        </w:rPr>
+        <w:t>(</w:t>
+      </w:r>
+      <w:proofErr w:type="gramEnd"/>
+      <w:r>
+        <w:rPr>
+          <w:lang w:val="en-IN" w:eastAsia="en-IN"/>
+        </w:rPr>
+        <w:t>) {</w:t>
+      </w:r>
+    </w:p>
+    <w:p>
+      <w:pPr>
+        <w:rPr>
+          <w:lang w:val="en-IN" w:eastAsia="en-IN"/>
+        </w:rPr>
+      </w:pPr>
+      <w:r>
+        <w:rPr>
+          <w:lang w:val="en-IN" w:eastAsia="en-IN"/>
+        </w:rPr>
+        <w:t xml:space="preserve">        return </w:t>
+      </w:r>
+      <w:proofErr w:type="spellStart"/>
+      <w:r>
+        <w:rPr>
+          <w:lang w:val="en-IN" w:eastAsia="en-IN"/>
+        </w:rPr>
+        <w:t>accountNumber</w:t>
+      </w:r>
+      <w:proofErr w:type="spellEnd"/>
+      <w:r>
+        <w:rPr>
+          <w:lang w:val="en-IN" w:eastAsia="en-IN"/>
+        </w:rPr>
+        <w:t>;</w:t>
+      </w:r>
+    </w:p>
+    <w:p>
+      <w:pPr>
+        <w:rPr>
+          <w:lang w:val="en-IN" w:eastAsia="en-IN"/>
+        </w:rPr>
+      </w:pPr>
+      <w:r>
+        <w:rPr>
+          <w:lang w:val="en-IN" w:eastAsia="en-IN"/>
+        </w:rPr>
+        <w:t>    }</w:t>
+      </w:r>
+    </w:p>
+    <w:p>
+      <w:pPr>
+        <w:rPr>
+          <w:lang w:val="en-IN" w:eastAsia="en-IN"/>
+        </w:rPr>
+      </w:pPr>
+    </w:p>
+    <w:p>
+      <w:pPr>
+        <w:rPr>
+          <w:lang w:val="en-IN" w:eastAsia="en-IN"/>
+        </w:rPr>
+      </w:pPr>
+      <w:r>
+        <w:rPr>
+          <w:lang w:val="en-IN" w:eastAsia="en-IN"/>
+        </w:rPr>
+        <w:t xml:space="preserve">    public final String </w:t>
+      </w:r>
+      <w:proofErr w:type="spellStart"/>
+      <w:proofErr w:type="gramStart"/>
+      <w:r>
+        <w:rPr>
+          <w:lang w:val="en-IN" w:eastAsia="en-IN"/>
+        </w:rPr>
+        <w:t>getOwnerName</w:t>
+      </w:r>
+      <w:proofErr w:type="spellEnd"/>
+      <w:r>
+        <w:rPr>
+          <w:lang w:val="en-IN" w:eastAsia="en-IN"/>
+        </w:rPr>
+        <w:t>(</w:t>
+      </w:r>
+      <w:proofErr w:type="gramEnd"/>
+      <w:r>
+        <w:rPr>
+          <w:lang w:val="en-IN" w:eastAsia="en-IN"/>
+        </w:rPr>
+        <w:t>) {</w:t>
+      </w:r>
+    </w:p>
+    <w:p>
+      <w:pPr>
+        <w:rPr>
+          <w:lang w:val="en-IN" w:eastAsia="en-IN"/>
+        </w:rPr>
+      </w:pPr>
+      <w:r>
+        <w:rPr>
+          <w:lang w:val="en-IN" w:eastAsia="en-IN"/>
+        </w:rPr>
+        <w:t xml:space="preserve">        return </w:t>
+      </w:r>
+      <w:proofErr w:type="spellStart"/>
+      <w:r>
+        <w:rPr>
+          <w:lang w:val="en-IN" w:eastAsia="en-IN"/>
+        </w:rPr>
+        <w:t>ownerName</w:t>
+      </w:r>
+      <w:proofErr w:type="spellEnd"/>
+      <w:r>
+        <w:rPr>
+          <w:lang w:val="en-IN" w:eastAsia="en-IN"/>
+        </w:rPr>
+        <w:t>;</w:t>
+      </w:r>
+    </w:p>
+    <w:p>
+      <w:pPr>
+        <w:rPr>
+          <w:lang w:val="en-IN" w:eastAsia="en-IN"/>
+        </w:rPr>
+      </w:pPr>
+      <w:r>
+        <w:rPr>
+          <w:lang w:val="en-IN" w:eastAsia="en-IN"/>
+        </w:rPr>
+        <w:t>    }</w:t>
+      </w:r>
+    </w:p>
+    <w:p>
+      <w:pPr>
+        <w:rPr>
+          <w:lang w:val="en-IN" w:eastAsia="en-IN"/>
+        </w:rPr>
+      </w:pPr>
+    </w:p>
+    <w:p>
+      <w:pPr>
+        <w:rPr>
+          <w:lang w:val="en-IN" w:eastAsia="en-IN"/>
+        </w:rPr>
+      </w:pPr>
+      <w:r>
+        <w:rPr>
+          <w:lang w:val="en-IN" w:eastAsia="en-IN"/>
+        </w:rPr>
+        <w:t xml:space="preserve">    public final long </w:t>
+      </w:r>
+      <w:proofErr w:type="spellStart"/>
+      <w:proofErr w:type="gramStart"/>
+      <w:r>
+        <w:rPr>
+          <w:lang w:val="en-IN" w:eastAsia="en-IN"/>
+        </w:rPr>
+        <w:t>getBalance</w:t>
+      </w:r>
+      <w:proofErr w:type="spellEnd"/>
+      <w:r>
+        <w:rPr>
+          <w:lang w:val="en-IN" w:eastAsia="en-IN"/>
+        </w:rPr>
+        <w:t>(</w:t>
+      </w:r>
+      <w:proofErr w:type="gramEnd"/>
+      <w:r>
+        <w:rPr>
+          <w:lang w:val="en-IN" w:eastAsia="en-IN"/>
+        </w:rPr>
+        <w:t>) {</w:t>
+      </w:r>
+    </w:p>
+    <w:p>
+      <w:pPr>
+        <w:rPr>
+          <w:lang w:val="en-IN" w:eastAsia="en-IN"/>
+        </w:rPr>
+      </w:pPr>
+      <w:r>
+        <w:rPr>
+          <w:lang w:val="en-IN" w:eastAsia="en-IN"/>
+        </w:rPr>
+        <w:t>        synchronized (lock) {</w:t>
+      </w:r>
+    </w:p>
+    <w:p>
+      <w:pPr>
+        <w:rPr>
+          <w:lang w:val="en-IN" w:eastAsia="en-IN"/>
+        </w:rPr>
+      </w:pPr>
+      <w:r>
+        <w:rPr>
+          <w:lang w:val="en-IN" w:eastAsia="en-IN"/>
+        </w:rPr>
+        <w:t>            return balance;</w:t>
+      </w:r>
+    </w:p>
+    <w:p>
+      <w:pPr>
+        <w:rPr>
+          <w:lang w:val="en-IN" w:eastAsia="en-IN"/>
+        </w:rPr>
+      </w:pPr>
+      <w:r>
+        <w:rPr>
+          <w:lang w:val="en-IN" w:eastAsia="en-IN"/>
+        </w:rPr>
+        <w:t>        }</w:t>
+      </w:r>
+    </w:p>
+    <w:p>
+      <w:pPr>
+        <w:rPr>
+          <w:lang w:val="en-IN" w:eastAsia="en-IN"/>
+        </w:rPr>
+      </w:pPr>
+      <w:r>
+        <w:rPr>
+          <w:lang w:val="en-IN" w:eastAsia="en-IN"/>
+        </w:rPr>
+        <w:t>    }</w:t>
+      </w:r>
+    </w:p>
+    <w:p>
+      <w:pPr>
+        <w:rPr>
+          <w:lang w:val="en-IN" w:eastAsia="en-IN"/>
+        </w:rPr>
+      </w:pPr>
+    </w:p>
+    <w:p>
+      <w:pPr>
+        <w:rPr>
+          <w:lang w:val="en-IN" w:eastAsia="en-IN"/>
+        </w:rPr>
+      </w:pPr>
+      <w:r>
+        <w:rPr>
+          <w:lang w:val="en-IN" w:eastAsia="en-IN"/>
+        </w:rPr>
+        <w:t xml:space="preserve">    public final </w:t>
+      </w:r>
+      <w:proofErr w:type="spellStart"/>
+      <w:r>
+        <w:rPr>
+          <w:lang w:val="en-IN" w:eastAsia="en-IN"/>
+        </w:rPr>
+        <w:t>boolean</w:t>
+      </w:r>
+      <w:proofErr w:type="spellEnd"/>
+      <w:r>
+        <w:rPr>
+          <w:lang w:val="en-IN" w:eastAsia="en-IN"/>
+        </w:rPr>
+        <w:t xml:space="preserve"> </w:t>
+      </w:r>
+      <w:proofErr w:type="spellStart"/>
+      <w:proofErr w:type="gramStart"/>
+      <w:r>
+        <w:rPr>
+          <w:lang w:val="en-IN" w:eastAsia="en-IN"/>
+        </w:rPr>
+        <w:t>isActive</w:t>
+      </w:r>
+      <w:proofErr w:type="spellEnd"/>
+      <w:r>
+        <w:rPr>
+          <w:lang w:val="en-IN" w:eastAsia="en-IN"/>
+        </w:rPr>
+        <w:t>(</w:t>
+      </w:r>
+      <w:proofErr w:type="gramEnd"/>
+      <w:r>
+        <w:rPr>
+          <w:lang w:val="en-IN" w:eastAsia="en-IN"/>
+        </w:rPr>
+        <w:t>) {</w:t>
+      </w:r>
+    </w:p>
+    <w:p>
+      <w:pPr>
+        <w:rPr>
+          <w:lang w:val="en-IN" w:eastAsia="en-IN"/>
+        </w:rPr>
+      </w:pPr>
+      <w:r>
+        <w:rPr>
+          <w:lang w:val="en-IN" w:eastAsia="en-IN"/>
+        </w:rPr>
+        <w:t>        return active;</w:t>
+      </w:r>
+    </w:p>
+    <w:p>
+      <w:pPr>
+        <w:rPr>
+          <w:lang w:val="en-IN" w:eastAsia="en-IN"/>
+        </w:rPr>
+      </w:pPr>
+      <w:r>
+        <w:rPr>
+          <w:lang w:val="en-IN" w:eastAsia="en-IN"/>
+        </w:rPr>
+        <w:t>    }</w:t>
+      </w:r>
+    </w:p>
+    <w:p>
+      <w:pPr>
+        <w:rPr>
+          <w:lang w:val="en-IN" w:eastAsia="en-IN"/>
+        </w:rPr>
+      </w:pPr>
+    </w:p>
+    <w:p>
+      <w:pPr>
+        <w:rPr>
+          <w:lang w:val="en-IN" w:eastAsia="en-IN"/>
+        </w:rPr>
+      </w:pPr>
+      <w:r>
+        <w:rPr>
+          <w:lang w:val="en-IN" w:eastAsia="en-IN"/>
+        </w:rPr>
+        <w:t xml:space="preserve">    protected final Object </w:t>
+      </w:r>
+      <w:proofErr w:type="spellStart"/>
+      <w:proofErr w:type="gramStart"/>
+      <w:r>
+        <w:rPr>
+          <w:lang w:val="en-IN" w:eastAsia="en-IN"/>
+        </w:rPr>
+        <w:t>accountLock</w:t>
+      </w:r>
+      <w:proofErr w:type="spellEnd"/>
+      <w:r>
+        <w:rPr>
+          <w:lang w:val="en-IN" w:eastAsia="en-IN"/>
+        </w:rPr>
+        <w:t>(</w:t>
+      </w:r>
+      <w:proofErr w:type="gramEnd"/>
+      <w:r>
+        <w:rPr>
+          <w:lang w:val="en-IN" w:eastAsia="en-IN"/>
+        </w:rPr>
+        <w:t>) {</w:t>
+      </w:r>
+    </w:p>
+    <w:p>
+      <w:pPr>
+        <w:rPr>
+          <w:lang w:val="en-IN" w:eastAsia="en-IN"/>
+        </w:rPr>
+      </w:pPr>
+      <w:r>
+        <w:rPr>
+          <w:lang w:val="en-IN" w:eastAsia="en-IN"/>
+        </w:rPr>
+        <w:t>        return lock;</w:t>
+      </w:r>
+    </w:p>
+    <w:p>
+      <w:pPr>
+        <w:rPr>
+          <w:lang w:val="en-IN" w:eastAsia="en-IN"/>
+        </w:rPr>
+      </w:pPr>
+      <w:r>
+        <w:rPr>
+          <w:lang w:val="en-IN" w:eastAsia="en-IN"/>
+        </w:rPr>
+        <w:lastRenderedPageBreak/>
+        <w:t>    }</w:t>
+      </w:r>
+    </w:p>
+    <w:p>
+      <w:pPr>
+        <w:rPr>
+          <w:lang w:val="en-IN" w:eastAsia="en-IN"/>
+        </w:rPr>
+      </w:pPr>
+    </w:p>
+    <w:p>
+      <w:pPr>
+        <w:rPr>
+          <w:lang w:val="en-IN" w:eastAsia="en-IN"/>
+        </w:rPr>
+      </w:pPr>
+      <w:r>
+        <w:rPr>
+          <w:lang w:val="en-IN" w:eastAsia="en-IN"/>
+        </w:rPr>
+        <w:t xml:space="preserve">    protected final long </w:t>
+      </w:r>
+      <w:proofErr w:type="spellStart"/>
+      <w:proofErr w:type="gramStart"/>
+      <w:r>
+        <w:rPr>
+          <w:lang w:val="en-IN" w:eastAsia="en-IN"/>
+        </w:rPr>
+        <w:t>balanceUnsafe</w:t>
+      </w:r>
+      <w:proofErr w:type="spellEnd"/>
+      <w:r>
+        <w:rPr>
+          <w:lang w:val="en-IN" w:eastAsia="en-IN"/>
+        </w:rPr>
+        <w:t>(</w:t>
+      </w:r>
+      <w:proofErr w:type="gramEnd"/>
+      <w:r>
+        <w:rPr>
+          <w:lang w:val="en-IN" w:eastAsia="en-IN"/>
+        </w:rPr>
+        <w:t>) {</w:t>
+      </w:r>
+    </w:p>
+    <w:p>
+      <w:pPr>
+        <w:rPr>
+          <w:lang w:val="en-IN" w:eastAsia="en-IN"/>
+        </w:rPr>
+      </w:pPr>
+      <w:r>
+        <w:rPr>
+          <w:lang w:val="en-IN" w:eastAsia="en-IN"/>
+        </w:rPr>
+        <w:t>        return balance;</w:t>
+      </w:r>
+    </w:p>
+    <w:p>
+      <w:pPr>
+        <w:rPr>
+          <w:lang w:val="en-IN" w:eastAsia="en-IN"/>
+        </w:rPr>
+      </w:pPr>
+      <w:r>
+        <w:rPr>
+          <w:lang w:val="en-IN" w:eastAsia="en-IN"/>
+        </w:rPr>
+        <w:t>    }</w:t>
+      </w:r>
+    </w:p>
+    <w:p>
+      <w:pPr>
+        <w:rPr>
+          <w:lang w:val="en-IN" w:eastAsia="en-IN"/>
+        </w:rPr>
+      </w:pPr>
+    </w:p>
+    <w:p>
+      <w:pPr>
+        <w:rPr>
+          <w:lang w:val="en-IN" w:eastAsia="en-IN"/>
+        </w:rPr>
+      </w:pPr>
+      <w:r>
+        <w:rPr>
+          <w:lang w:val="en-IN" w:eastAsia="en-IN"/>
+        </w:rPr>
+        <w:t>    @Override</w:t>
+      </w:r>
+    </w:p>
+    <w:p>
+      <w:pPr>
+        <w:rPr>
+          <w:lang w:val="en-IN" w:eastAsia="en-IN"/>
+        </w:rPr>
+      </w:pPr>
+      <w:r>
+        <w:rPr>
+          <w:lang w:val="en-IN" w:eastAsia="en-IN"/>
+        </w:rPr>
+        <w:t xml:space="preserve">    public final void </w:t>
+      </w:r>
+      <w:proofErr w:type="gramStart"/>
+      <w:r>
+        <w:rPr>
+          <w:lang w:val="en-IN" w:eastAsia="en-IN"/>
+        </w:rPr>
+        <w:t>deposit(</w:t>
+      </w:r>
+      <w:proofErr w:type="gramEnd"/>
+      <w:r>
+        <w:rPr>
+          <w:lang w:val="en-IN" w:eastAsia="en-IN"/>
+        </w:rPr>
+        <w:t xml:space="preserve">long amount) throws </w:t>
+      </w:r>
+      <w:proofErr w:type="spellStart"/>
+      <w:r>
+        <w:rPr>
+          <w:lang w:val="en-IN" w:eastAsia="en-IN"/>
+        </w:rPr>
+        <w:t>InvalidAmountException</w:t>
+      </w:r>
+      <w:proofErr w:type="spellEnd"/>
+      <w:r>
+        <w:rPr>
+          <w:lang w:val="en-IN" w:eastAsia="en-IN"/>
+        </w:rPr>
+        <w:t xml:space="preserve"> {</w:t>
+      </w:r>
+    </w:p>
+    <w:p>
+      <w:pPr>
+        <w:rPr>
+          <w:lang w:val="en-IN" w:eastAsia="en-IN"/>
+        </w:rPr>
+      </w:pPr>
+      <w:r>
+        <w:rPr>
+          <w:lang w:val="en-IN" w:eastAsia="en-IN"/>
+        </w:rPr>
+        <w:t>        synchronized (lock) {</w:t>
+      </w:r>
+    </w:p>
+    <w:p>
+      <w:pPr>
+        <w:rPr>
+          <w:lang w:val="en-IN" w:eastAsia="en-IN"/>
+        </w:rPr>
+      </w:pPr>
+      <w:r>
+        <w:rPr>
+          <w:lang w:val="en-IN" w:eastAsia="en-IN"/>
+        </w:rPr>
+        <w:t xml:space="preserve">            </w:t>
+      </w:r>
+      <w:proofErr w:type="spellStart"/>
+      <w:r>
+        <w:rPr>
+          <w:lang w:val="en-IN" w:eastAsia="en-IN"/>
+        </w:rPr>
+        <w:t>validateAmount</w:t>
+      </w:r>
+      <w:proofErr w:type="spellEnd"/>
+      <w:r>
+        <w:rPr>
+          <w:lang w:val="en-IN" w:eastAsia="en-IN"/>
+        </w:rPr>
+        <w:t>(amount);</w:t>
+      </w:r>
+    </w:p>
+    <w:p>
+      <w:pPr>
+        <w:rPr>
+          <w:lang w:val="en-IN" w:eastAsia="en-IN"/>
+        </w:rPr>
+      </w:pPr>
+      <w:r>
+        <w:rPr>
+          <w:lang w:val="en-IN" w:eastAsia="en-IN"/>
+        </w:rPr>
+        <w:t xml:space="preserve">            balance = </w:t>
+      </w:r>
+      <w:proofErr w:type="spellStart"/>
+      <w:r>
+        <w:rPr>
+          <w:lang w:val="en-IN" w:eastAsia="en-IN"/>
+        </w:rPr>
+        <w:t>Math.addExact</w:t>
+      </w:r>
+      <w:proofErr w:type="spellEnd"/>
+      <w:r>
+        <w:rPr>
+          <w:lang w:val="en-IN" w:eastAsia="en-IN"/>
+        </w:rPr>
+        <w:t>(balance, amount);</w:t>
+      </w:r>
+    </w:p>
+    <w:p>
+      <w:pPr>
+        <w:rPr>
+          <w:lang w:val="en-IN" w:eastAsia="en-IN"/>
+        </w:rPr>
+      </w:pPr>
+      <w:r>
+        <w:rPr>
+          <w:lang w:val="en-IN" w:eastAsia="en-IN"/>
+        </w:rPr>
+        <w:t>        }</w:t>
+      </w:r>
+    </w:p>
+    <w:p>
+      <w:pPr>
+        <w:rPr>
+          <w:lang w:val="en-IN" w:eastAsia="en-IN"/>
+        </w:rPr>
+      </w:pPr>
+      <w:r>
+        <w:rPr>
+          <w:lang w:val="en-IN" w:eastAsia="en-IN"/>
+        </w:rPr>
+        <w:t>    }</w:t>
+      </w:r>
+    </w:p>
+    <w:p>
+      <w:pPr>
+        <w:rPr>
+          <w:lang w:val="en-IN" w:eastAsia="en-IN"/>
+        </w:rPr>
+      </w:pPr>
+    </w:p>
+    <w:p>
+      <w:pPr>
+        <w:rPr>
+          <w:lang w:val="en-IN" w:eastAsia="en-IN"/>
+        </w:rPr>
+      </w:pPr>
+      <w:r>
+        <w:rPr>
+          <w:lang w:val="en-IN" w:eastAsia="en-IN"/>
+        </w:rPr>
+        <w:t>    @Override</w:t>
+      </w:r>
+    </w:p>
+    <w:p>
+      <w:pPr>
+        <w:rPr>
+          <w:lang w:val="en-IN" w:eastAsia="en-IN"/>
+        </w:rPr>
+      </w:pPr>
+      <w:r>
+        <w:rPr>
+          <w:lang w:val="en-IN" w:eastAsia="en-IN"/>
+        </w:rPr>
+        <w:t xml:space="preserve">    public final </w:t>
+      </w:r>
+      <w:proofErr w:type="spellStart"/>
+      <w:r>
+        <w:rPr>
+          <w:lang w:val="en-IN" w:eastAsia="en-IN"/>
+        </w:rPr>
+        <w:t>boolean</w:t>
+      </w:r>
+      <w:proofErr w:type="spellEnd"/>
+      <w:r>
+        <w:rPr>
+          <w:lang w:val="en-IN" w:eastAsia="en-IN"/>
+        </w:rPr>
+        <w:t xml:space="preserve"> </w:t>
+      </w:r>
+      <w:proofErr w:type="gramStart"/>
+      <w:r>
+        <w:rPr>
+          <w:lang w:val="en-IN" w:eastAsia="en-IN"/>
+        </w:rPr>
+        <w:t>withdraw(</w:t>
+      </w:r>
+      <w:proofErr w:type="gramEnd"/>
+      <w:r>
+        <w:rPr>
+          <w:lang w:val="en-IN" w:eastAsia="en-IN"/>
+        </w:rPr>
+        <w:t xml:space="preserve">long amount) throws </w:t>
+      </w:r>
+      <w:proofErr w:type="spellStart"/>
+      <w:r>
+        <w:rPr>
+          <w:lang w:val="en-IN" w:eastAsia="en-IN"/>
+        </w:rPr>
+        <w:t>InsufficientFundsException</w:t>
+      </w:r>
+      <w:proofErr w:type="spellEnd"/>
+      <w:r>
+        <w:rPr>
+          <w:lang w:val="en-IN" w:eastAsia="en-IN"/>
+        </w:rPr>
+        <w:t xml:space="preserve">, </w:t>
+      </w:r>
+      <w:proofErr w:type="spellStart"/>
+      <w:r>
+        <w:rPr>
+          <w:lang w:val="en-IN" w:eastAsia="en-IN"/>
+        </w:rPr>
+        <w:t>InvalidAmountException</w:t>
+      </w:r>
+      <w:proofErr w:type="spellEnd"/>
+      <w:r>
+        <w:rPr>
+          <w:lang w:val="en-IN" w:eastAsia="en-IN"/>
+        </w:rPr>
+        <w:t xml:space="preserve"> {</w:t>
+      </w:r>
+    </w:p>
+    <w:p>
+      <w:pPr>
+        <w:rPr>
+          <w:lang w:val="en-IN" w:eastAsia="en-IN"/>
+        </w:rPr>
+      </w:pPr>
+      <w:r>
+        <w:rPr>
+          <w:lang w:val="en-IN" w:eastAsia="en-IN"/>
+        </w:rPr>
+        <w:t>        synchronized (lock) {</w:t>
+      </w:r>
+    </w:p>
+    <w:p>
+      <w:pPr>
+        <w:rPr>
+          <w:lang w:val="en-IN" w:eastAsia="en-IN"/>
+        </w:rPr>
+      </w:pPr>
+      <w:r>
+        <w:rPr>
+          <w:lang w:val="en-IN" w:eastAsia="en-IN"/>
+        </w:rPr>
+        <w:t xml:space="preserve">            </w:t>
+      </w:r>
+      <w:proofErr w:type="spellStart"/>
+      <w:r>
+        <w:rPr>
+          <w:lang w:val="en-IN" w:eastAsia="en-IN"/>
+        </w:rPr>
+        <w:t>validateAmount</w:t>
+      </w:r>
+      <w:proofErr w:type="spellEnd"/>
+      <w:r>
+        <w:rPr>
+          <w:lang w:val="en-IN" w:eastAsia="en-IN"/>
+        </w:rPr>
+        <w:t>(amount);</w:t>
+      </w:r>
+    </w:p>
+    <w:p>
+      <w:pPr>
+        <w:rPr>
+          <w:lang w:val="en-IN" w:eastAsia="en-IN"/>
+        </w:rPr>
+      </w:pPr>
+      <w:r>
+        <w:rPr>
+          <w:lang w:val="en-IN" w:eastAsia="en-IN"/>
+        </w:rPr>
+        <w:t xml:space="preserve">            if </w:t>
+      </w:r>
+      <w:proofErr w:type="gramStart"/>
+      <w:r>
+        <w:rPr>
+          <w:lang w:val="en-IN" w:eastAsia="en-IN"/>
+        </w:rPr>
+        <w:t>(!</w:t>
+      </w:r>
+      <w:proofErr w:type="spellStart"/>
+      <w:r>
+        <w:rPr>
+          <w:lang w:val="en-IN" w:eastAsia="en-IN"/>
+        </w:rPr>
+        <w:t>canWithdraw</w:t>
+      </w:r>
+      <w:proofErr w:type="spellEnd"/>
+      <w:proofErr w:type="gramEnd"/>
+      <w:r>
+        <w:rPr>
+          <w:lang w:val="en-IN" w:eastAsia="en-IN"/>
+        </w:rPr>
+        <w:t>(amount)) {</w:t>
+      </w:r>
+    </w:p>
+    <w:p>
+      <w:pPr>
+        <w:rPr>
+          <w:lang w:val="en-IN" w:eastAsia="en-IN"/>
+        </w:rPr>
+      </w:pPr>
+      <w:r>
+        <w:rPr>
+          <w:lang w:val="en-IN" w:eastAsia="en-IN"/>
+        </w:rPr>
+        <w:t xml:space="preserve">                throw new </w:t>
+      </w:r>
+      <w:proofErr w:type="spellStart"/>
+      <w:proofErr w:type="gramStart"/>
+      <w:r>
+        <w:rPr>
+          <w:lang w:val="en-IN" w:eastAsia="en-IN"/>
+        </w:rPr>
+        <w:t>InsufficientFundsException</w:t>
+      </w:r>
+      <w:proofErr w:type="spellEnd"/>
+      <w:r>
+        <w:rPr>
+          <w:lang w:val="en-IN" w:eastAsia="en-IN"/>
+        </w:rPr>
+        <w:t>(</w:t>
+      </w:r>
+      <w:proofErr w:type="gramEnd"/>
+      <w:r>
+        <w:rPr>
+          <w:lang w:val="en-IN" w:eastAsia="en-IN"/>
+        </w:rPr>
+        <w:t xml:space="preserve">"Withdrawal denied by account policy", </w:t>
+      </w:r>
+      <w:proofErr w:type="spellStart"/>
+      <w:proofErr w:type="gramStart"/>
+      <w:r>
+        <w:rPr>
+          <w:lang w:val="en-IN" w:eastAsia="en-IN"/>
+        </w:rPr>
+        <w:t>Math.max</w:t>
+      </w:r>
+      <w:proofErr w:type="spellEnd"/>
+      <w:r>
+        <w:rPr>
+          <w:lang w:val="en-IN" w:eastAsia="en-IN"/>
+        </w:rPr>
+        <w:t>(</w:t>
+      </w:r>
+      <w:proofErr w:type="gramEnd"/>
+      <w:r>
+        <w:rPr>
+          <w:lang w:val="en-IN" w:eastAsia="en-IN"/>
+        </w:rPr>
+        <w:t xml:space="preserve">0, amount - </w:t>
+      </w:r>
+      <w:proofErr w:type="spellStart"/>
+      <w:proofErr w:type="gramStart"/>
+      <w:r>
+        <w:rPr>
+          <w:lang w:val="en-IN" w:eastAsia="en-IN"/>
+        </w:rPr>
+        <w:t>Math.max</w:t>
+      </w:r>
+      <w:proofErr w:type="spellEnd"/>
+      <w:r>
+        <w:rPr>
+          <w:lang w:val="en-IN" w:eastAsia="en-IN"/>
+        </w:rPr>
+        <w:t>(</w:t>
+      </w:r>
+      <w:proofErr w:type="gramEnd"/>
+      <w:r>
+        <w:rPr>
+          <w:lang w:val="en-IN" w:eastAsia="en-IN"/>
+        </w:rPr>
+        <w:t>0, balance)));</w:t>
+      </w:r>
+    </w:p>
+    <w:p>
+      <w:pPr>
+        <w:rPr>
+          <w:lang w:val="en-IN" w:eastAsia="en-IN"/>
+        </w:rPr>
+      </w:pPr>
+      <w:r>
+        <w:rPr>
+          <w:lang w:val="en-IN" w:eastAsia="en-IN"/>
+        </w:rPr>
+        <w:t xml:space="preserve">            </w:t>
+      </w:r>
+    </w:p>
+    <w:p>
+      <w:pPr>
+        <w:rPr>
+          <w:lang w:val="en-IN" w:eastAsia="en-IN"/>
+        </w:rPr>
+      </w:pPr>
+      <w:r>
+        <w:rPr>
+          <w:lang w:val="en-IN" w:eastAsia="en-IN"/>
+        </w:rPr>
+        <w:t xml:space="preserve">            </w:t>
+      </w:r>
+      <w:proofErr w:type="gramStart"/>
+      <w:r>
+        <w:rPr>
+          <w:lang w:val="en-IN" w:eastAsia="en-IN"/>
+        </w:rPr>
+        <w:t>}balance</w:t>
+      </w:r>
+      <w:proofErr w:type="gramEnd"/>
+      <w:r>
+        <w:rPr>
+          <w:lang w:val="en-IN" w:eastAsia="en-IN"/>
+        </w:rPr>
+        <w:t xml:space="preserve"> -= amount;</w:t>
+      </w:r>
+    </w:p>
+    <w:p>
+      <w:pPr>
+        <w:rPr>
+          <w:lang w:val="en-IN" w:eastAsia="en-IN"/>
+        </w:rPr>
+      </w:pPr>
+      <w:r>
+        <w:rPr>
+          <w:lang w:val="en-IN" w:eastAsia="en-IN"/>
+        </w:rPr>
+        <w:t>            return true;</w:t>
+      </w:r>
+    </w:p>
+    <w:p>
+      <w:pPr>
+        <w:rPr>
+          <w:lang w:val="en-IN" w:eastAsia="en-IN"/>
+        </w:rPr>
+      </w:pPr>
+      <w:r>
+        <w:rPr>
+          <w:lang w:val="en-IN" w:eastAsia="en-IN"/>
+        </w:rPr>
+        <w:t>        }</w:t>
+      </w:r>
+    </w:p>
+    <w:p>
+      <w:pPr>
+        <w:rPr>
+          <w:lang w:val="en-IN" w:eastAsia="en-IN"/>
+        </w:rPr>
+      </w:pPr>
+      <w:r>
+        <w:rPr>
+          <w:lang w:val="en-IN" w:eastAsia="en-IN"/>
+        </w:rPr>
+        <w:t>    }</w:t>
+      </w:r>
+    </w:p>
+    <w:p>
+      <w:pPr>
+        <w:rPr>
+          <w:lang w:val="en-IN" w:eastAsia="en-IN"/>
+        </w:rPr>
+      </w:pPr>
+    </w:p>
+    <w:p>
+      <w:pPr>
+        <w:rPr>
+          <w:lang w:val="en-IN" w:eastAsia="en-IN"/>
+        </w:rPr>
+      </w:pPr>
+      <w:r>
+        <w:rPr>
+          <w:lang w:val="en-IN" w:eastAsia="en-IN"/>
+        </w:rPr>
+        <w:t xml:space="preserve">    public final void </w:t>
+      </w:r>
+      <w:proofErr w:type="gramStart"/>
+      <w:r>
+        <w:rPr>
+          <w:lang w:val="en-IN" w:eastAsia="en-IN"/>
+        </w:rPr>
+        <w:t>transfer(</w:t>
+      </w:r>
+      <w:proofErr w:type="gramEnd"/>
+      <w:r>
+        <w:rPr>
+          <w:lang w:val="en-IN" w:eastAsia="en-IN"/>
+        </w:rPr>
+        <w:t xml:space="preserve">Account to, long amount) throws </w:t>
+      </w:r>
+      <w:proofErr w:type="spellStart"/>
+      <w:r>
+        <w:rPr>
+          <w:lang w:val="en-IN" w:eastAsia="en-IN"/>
+        </w:rPr>
+        <w:t>BankException</w:t>
+      </w:r>
+      <w:proofErr w:type="spellEnd"/>
+      <w:r>
+        <w:rPr>
+          <w:lang w:val="en-IN" w:eastAsia="en-IN"/>
+        </w:rPr>
+        <w:t xml:space="preserve"> {</w:t>
+      </w:r>
+    </w:p>
+    <w:p>
+      <w:pPr>
+        <w:rPr>
+          <w:lang w:val="en-IN" w:eastAsia="en-IN"/>
+        </w:rPr>
+      </w:pPr>
+      <w:r>
+        <w:rPr>
+          <w:lang w:val="en-IN" w:eastAsia="en-IN"/>
+        </w:rPr>
+        <w:t>        if (to == null) {</w:t>
+      </w:r>
+    </w:p>
+    <w:p>
+      <w:pPr>
+        <w:rPr>
+          <w:lang w:val="en-IN" w:eastAsia="en-IN"/>
+        </w:rPr>
+      </w:pPr>
+      <w:r>
+        <w:rPr>
+          <w:lang w:val="en-IN" w:eastAsia="en-IN"/>
+        </w:rPr>
+        <w:t xml:space="preserve">            throw new </w:t>
+      </w:r>
+      <w:proofErr w:type="spellStart"/>
+      <w:proofErr w:type="gramStart"/>
+      <w:r>
+        <w:rPr>
+          <w:lang w:val="en-IN" w:eastAsia="en-IN"/>
+        </w:rPr>
+        <w:t>AccountNotFoundException</w:t>
+      </w:r>
+      <w:proofErr w:type="spellEnd"/>
+      <w:r>
+        <w:rPr>
+          <w:lang w:val="en-IN" w:eastAsia="en-IN"/>
+        </w:rPr>
+        <w:t>(</w:t>
+      </w:r>
+      <w:proofErr w:type="gramEnd"/>
+      <w:r>
+        <w:rPr>
+          <w:lang w:val="en-IN" w:eastAsia="en-IN"/>
+        </w:rPr>
+        <w:t>"Destination account is required");</w:t>
+      </w:r>
+    </w:p>
+    <w:p>
+      <w:pPr>
+        <w:rPr>
+          <w:lang w:val="en-IN" w:eastAsia="en-IN"/>
+        </w:rPr>
+      </w:pPr>
+      <w:r>
+        <w:rPr>
+          <w:lang w:val="en-IN" w:eastAsia="en-IN"/>
+        </w:rPr>
+        <w:t xml:space="preserve">        </w:t>
+      </w:r>
+    </w:p>
+    <w:p>
+      <w:pPr>
+        <w:rPr>
+          <w:lang w:val="en-IN" w:eastAsia="en-IN"/>
+        </w:rPr>
+      </w:pPr>
+      <w:r>
+        <w:rPr>
+          <w:lang w:val="en-IN" w:eastAsia="en-IN"/>
+        </w:rPr>
+        <w:t xml:space="preserve">        </w:t>
+      </w:r>
+      <w:proofErr w:type="gramStart"/>
+      <w:r>
+        <w:rPr>
+          <w:lang w:val="en-IN" w:eastAsia="en-IN"/>
+        </w:rPr>
+        <w:t>}if</w:t>
+      </w:r>
+      <w:proofErr w:type="gramEnd"/>
+      <w:r>
+        <w:rPr>
+          <w:lang w:val="en-IN" w:eastAsia="en-IN"/>
+        </w:rPr>
+        <w:t xml:space="preserve"> (to == this) {</w:t>
+      </w:r>
+    </w:p>
+    <w:p>
+      <w:pPr>
+        <w:rPr>
+          <w:lang w:val="en-IN" w:eastAsia="en-IN"/>
+        </w:rPr>
+      </w:pPr>
+      <w:r>
+        <w:rPr>
+          <w:lang w:val="en-IN" w:eastAsia="en-IN"/>
+        </w:rPr>
+        <w:t xml:space="preserve">            throw new </w:t>
+      </w:r>
+      <w:proofErr w:type="spellStart"/>
+      <w:proofErr w:type="gramStart"/>
+      <w:r>
+        <w:rPr>
+          <w:lang w:val="en-IN" w:eastAsia="en-IN"/>
+        </w:rPr>
+        <w:t>BankException</w:t>
+      </w:r>
+      <w:proofErr w:type="spellEnd"/>
+      <w:r>
+        <w:rPr>
+          <w:lang w:val="en-IN" w:eastAsia="en-IN"/>
+        </w:rPr>
+        <w:t>(</w:t>
+      </w:r>
+      <w:proofErr w:type="gramEnd"/>
+      <w:r>
+        <w:rPr>
+          <w:lang w:val="en-IN" w:eastAsia="en-IN"/>
+        </w:rPr>
+        <w:t>"Cannot transfer to the same account");</w:t>
+      </w:r>
+    </w:p>
+    <w:p>
+      <w:pPr>
+        <w:rPr>
+          <w:lang w:val="en-IN" w:eastAsia="en-IN"/>
+        </w:rPr>
+      </w:pPr>
+      <w:r>
+        <w:rPr>
+          <w:lang w:val="en-IN" w:eastAsia="en-IN"/>
+        </w:rPr>
+        <w:t xml:space="preserve">        </w:t>
+      </w:r>
+    </w:p>
+    <w:p>
+      <w:pPr>
+        <w:rPr>
+          <w:lang w:val="en-IN" w:eastAsia="en-IN"/>
+        </w:rPr>
+      </w:pPr>
+      <w:r>
+        <w:rPr>
+          <w:lang w:val="en-IN" w:eastAsia="en-IN"/>
+        </w:rPr>
+        <w:t xml:space="preserve">        </w:t>
+      </w:r>
+      <w:proofErr w:type="gramStart"/>
+      <w:r>
+        <w:rPr>
+          <w:lang w:val="en-IN" w:eastAsia="en-IN"/>
+        </w:rPr>
+        <w:t>}Account</w:t>
+      </w:r>
+      <w:proofErr w:type="gramEnd"/>
+      <w:r>
+        <w:rPr>
+          <w:lang w:val="en-IN" w:eastAsia="en-IN"/>
+        </w:rPr>
+        <w:t xml:space="preserve"> first = </w:t>
+      </w:r>
+      <w:proofErr w:type="spellStart"/>
+      <w:proofErr w:type="gramStart"/>
+      <w:r>
+        <w:rPr>
+          <w:lang w:val="en-IN" w:eastAsia="en-IN"/>
+        </w:rPr>
+        <w:t>this.accountNumber.compareTo</w:t>
+      </w:r>
+      <w:proofErr w:type="spellEnd"/>
+      <w:proofErr w:type="gramEnd"/>
+      <w:r>
+        <w:rPr>
+          <w:lang w:val="en-IN" w:eastAsia="en-IN"/>
+        </w:rPr>
+        <w:t>(</w:t>
+      </w:r>
+      <w:proofErr w:type="spellStart"/>
+      <w:proofErr w:type="gramStart"/>
+      <w:r>
+        <w:rPr>
+          <w:lang w:val="en-IN" w:eastAsia="en-IN"/>
+        </w:rPr>
+        <w:t>to.accountNumber</w:t>
+      </w:r>
+      <w:proofErr w:type="spellEnd"/>
+      <w:proofErr w:type="gramEnd"/>
+      <w:r>
+        <w:rPr>
+          <w:lang w:val="en-IN" w:eastAsia="en-IN"/>
+        </w:rPr>
+        <w:t xml:space="preserve">) &lt; </w:t>
+      </w:r>
+      <w:proofErr w:type="gramStart"/>
+      <w:r>
+        <w:rPr>
+          <w:lang w:val="en-IN" w:eastAsia="en-IN"/>
+        </w:rPr>
+        <w:t>0 ?</w:t>
+      </w:r>
+      <w:proofErr w:type="gramEnd"/>
+      <w:r>
+        <w:rPr>
+          <w:lang w:val="en-IN" w:eastAsia="en-IN"/>
+        </w:rPr>
+        <w:t xml:space="preserve"> </w:t>
+      </w:r>
+      <w:proofErr w:type="gramStart"/>
+      <w:r>
+        <w:rPr>
+          <w:lang w:val="en-IN" w:eastAsia="en-IN"/>
+        </w:rPr>
+        <w:t>this :</w:t>
+      </w:r>
+      <w:proofErr w:type="gramEnd"/>
+      <w:r>
+        <w:rPr>
+          <w:lang w:val="en-IN" w:eastAsia="en-IN"/>
+        </w:rPr>
+        <w:t xml:space="preserve"> to;</w:t>
+      </w:r>
+    </w:p>
+    <w:p>
+      <w:pPr>
+        <w:rPr>
+          <w:lang w:val="en-IN" w:eastAsia="en-IN"/>
+        </w:rPr>
+      </w:pPr>
+      <w:r>
+        <w:rPr>
+          <w:lang w:val="en-IN" w:eastAsia="en-IN"/>
+        </w:rPr>
+        <w:t xml:space="preserve">        Account second = first == </w:t>
+      </w:r>
+      <w:proofErr w:type="gramStart"/>
+      <w:r>
+        <w:rPr>
+          <w:lang w:val="en-IN" w:eastAsia="en-IN"/>
+        </w:rPr>
+        <w:t>this ?</w:t>
+      </w:r>
+      <w:proofErr w:type="gramEnd"/>
+      <w:r>
+        <w:rPr>
+          <w:lang w:val="en-IN" w:eastAsia="en-IN"/>
+        </w:rPr>
+        <w:t xml:space="preserve"> </w:t>
+      </w:r>
+      <w:proofErr w:type="gramStart"/>
+      <w:r>
+        <w:rPr>
+          <w:lang w:val="en-IN" w:eastAsia="en-IN"/>
+        </w:rPr>
+        <w:t>to :</w:t>
+      </w:r>
+      <w:proofErr w:type="gramEnd"/>
+      <w:r>
+        <w:rPr>
+          <w:lang w:val="en-IN" w:eastAsia="en-IN"/>
+        </w:rPr>
+        <w:t xml:space="preserve"> this;</w:t>
+      </w:r>
+    </w:p>
+    <w:p>
+      <w:pPr>
+        <w:rPr>
+          <w:lang w:val="en-IN" w:eastAsia="en-IN"/>
+        </w:rPr>
+      </w:pPr>
+      <w:r>
+        <w:rPr>
+          <w:lang w:val="en-IN" w:eastAsia="en-IN"/>
+        </w:rPr>
+        <w:t>        synchronized (</w:t>
+      </w:r>
+      <w:proofErr w:type="spellStart"/>
+      <w:proofErr w:type="gramStart"/>
+      <w:r>
+        <w:rPr>
+          <w:lang w:val="en-IN" w:eastAsia="en-IN"/>
+        </w:rPr>
+        <w:t>first.lock</w:t>
+      </w:r>
+      <w:proofErr w:type="spellEnd"/>
+      <w:proofErr w:type="gramEnd"/>
+      <w:r>
+        <w:rPr>
+          <w:lang w:val="en-IN" w:eastAsia="en-IN"/>
+        </w:rPr>
+        <w:t>) {</w:t>
+      </w:r>
+    </w:p>
+    <w:p>
+      <w:pPr>
+        <w:rPr>
+          <w:lang w:val="en-IN" w:eastAsia="en-IN"/>
+        </w:rPr>
+      </w:pPr>
+      <w:r>
+        <w:rPr>
+          <w:lang w:val="en-IN" w:eastAsia="en-IN"/>
+        </w:rPr>
+        <w:t>            synchronized (</w:t>
+      </w:r>
+      <w:proofErr w:type="spellStart"/>
+      <w:proofErr w:type="gramStart"/>
+      <w:r>
+        <w:rPr>
+          <w:lang w:val="en-IN" w:eastAsia="en-IN"/>
+        </w:rPr>
+        <w:t>second.lock</w:t>
+      </w:r>
+      <w:proofErr w:type="spellEnd"/>
+      <w:proofErr w:type="gramEnd"/>
+      <w:r>
+        <w:rPr>
+          <w:lang w:val="en-IN" w:eastAsia="en-IN"/>
+        </w:rPr>
+        <w:t>) {</w:t>
+      </w:r>
+    </w:p>
+    <w:p>
+      <w:pPr>
+        <w:rPr>
+          <w:lang w:val="en-IN" w:eastAsia="en-IN"/>
+        </w:rPr>
+      </w:pPr>
+      <w:r>
+        <w:rPr>
+          <w:lang w:val="en-IN" w:eastAsia="en-IN"/>
+        </w:rPr>
+        <w:t>                try {</w:t>
+      </w:r>
+    </w:p>
+    <w:p>
+      <w:pPr>
+        <w:rPr>
+          <w:lang w:val="en-IN" w:eastAsia="en-IN"/>
+        </w:rPr>
+      </w:pPr>
+      <w:r>
+        <w:rPr>
+          <w:lang w:val="en-IN" w:eastAsia="en-IN"/>
+        </w:rPr>
+        <w:t xml:space="preserve">                    </w:t>
+      </w:r>
+      <w:proofErr w:type="spellStart"/>
+      <w:r>
+        <w:rPr>
+          <w:lang w:val="en-IN" w:eastAsia="en-IN"/>
+        </w:rPr>
+        <w:t>validateAmount</w:t>
+      </w:r>
+      <w:proofErr w:type="spellEnd"/>
+      <w:r>
+        <w:rPr>
+          <w:lang w:val="en-IN" w:eastAsia="en-IN"/>
+        </w:rPr>
+        <w:t>(amount);</w:t>
+      </w:r>
+    </w:p>
+    <w:p>
+      <w:pPr>
+        <w:rPr>
+          <w:lang w:val="en-IN" w:eastAsia="en-IN"/>
+        </w:rPr>
+      </w:pPr>
+      <w:r>
+        <w:rPr>
+          <w:lang w:val="en-IN" w:eastAsia="en-IN"/>
+        </w:rPr>
+        <w:t xml:space="preserve">                    if </w:t>
+      </w:r>
+      <w:proofErr w:type="gramStart"/>
+      <w:r>
+        <w:rPr>
+          <w:lang w:val="en-IN" w:eastAsia="en-IN"/>
+        </w:rPr>
+        <w:t>(!</w:t>
+      </w:r>
+      <w:proofErr w:type="spellStart"/>
+      <w:r>
+        <w:rPr>
+          <w:lang w:val="en-IN" w:eastAsia="en-IN"/>
+        </w:rPr>
+        <w:t>canWithdraw</w:t>
+      </w:r>
+      <w:proofErr w:type="spellEnd"/>
+      <w:proofErr w:type="gramEnd"/>
+      <w:r>
+        <w:rPr>
+          <w:lang w:val="en-IN" w:eastAsia="en-IN"/>
+        </w:rPr>
+        <w:t>(amount)) {</w:t>
+      </w:r>
+    </w:p>
+    <w:p>
+      <w:pPr>
+        <w:rPr>
+          <w:lang w:val="en-IN" w:eastAsia="en-IN"/>
+        </w:rPr>
+      </w:pPr>
+      <w:r>
+        <w:rPr>
+          <w:lang w:val="en-IN" w:eastAsia="en-IN"/>
+        </w:rPr>
+        <w:t xml:space="preserve">                        throw new </w:t>
+      </w:r>
+      <w:proofErr w:type="spellStart"/>
+      <w:proofErr w:type="gramStart"/>
+      <w:r>
+        <w:rPr>
+          <w:lang w:val="en-IN" w:eastAsia="en-IN"/>
+        </w:rPr>
+        <w:t>InsufficientFundsException</w:t>
+      </w:r>
+      <w:proofErr w:type="spellEnd"/>
+      <w:r>
+        <w:rPr>
+          <w:lang w:val="en-IN" w:eastAsia="en-IN"/>
+        </w:rPr>
+        <w:t>(</w:t>
+      </w:r>
+      <w:proofErr w:type="gramEnd"/>
+      <w:r>
+        <w:rPr>
+          <w:lang w:val="en-IN" w:eastAsia="en-IN"/>
+        </w:rPr>
+        <w:t xml:space="preserve">"Transfer denied by account policy", </w:t>
+      </w:r>
+      <w:proofErr w:type="spellStart"/>
+      <w:proofErr w:type="gramStart"/>
+      <w:r>
+        <w:rPr>
+          <w:lang w:val="en-IN" w:eastAsia="en-IN"/>
+        </w:rPr>
+        <w:t>Math.max</w:t>
+      </w:r>
+      <w:proofErr w:type="spellEnd"/>
+      <w:r>
+        <w:rPr>
+          <w:lang w:val="en-IN" w:eastAsia="en-IN"/>
+        </w:rPr>
+        <w:t>(</w:t>
+      </w:r>
+      <w:proofErr w:type="gramEnd"/>
+      <w:r>
+        <w:rPr>
+          <w:lang w:val="en-IN" w:eastAsia="en-IN"/>
+        </w:rPr>
+        <w:t xml:space="preserve">0, amount - </w:t>
+      </w:r>
+      <w:proofErr w:type="spellStart"/>
+      <w:proofErr w:type="gramStart"/>
+      <w:r>
+        <w:rPr>
+          <w:lang w:val="en-IN" w:eastAsia="en-IN"/>
+        </w:rPr>
+        <w:t>Math.max</w:t>
+      </w:r>
+      <w:proofErr w:type="spellEnd"/>
+      <w:r>
+        <w:rPr>
+          <w:lang w:val="en-IN" w:eastAsia="en-IN"/>
+        </w:rPr>
+        <w:t>(</w:t>
+      </w:r>
+      <w:proofErr w:type="gramEnd"/>
+      <w:r>
+        <w:rPr>
+          <w:lang w:val="en-IN" w:eastAsia="en-IN"/>
+        </w:rPr>
+        <w:t>0, balance)));</w:t>
+      </w:r>
+    </w:p>
+    <w:p>
+      <w:pPr>
+        <w:rPr>
+          <w:lang w:val="en-IN" w:eastAsia="en-IN"/>
+        </w:rPr>
+      </w:pPr>
+      <w:r>
+        <w:rPr>
+          <w:lang w:val="en-IN" w:eastAsia="en-IN"/>
+        </w:rPr>
+        <w:t xml:space="preserve">                    </w:t>
+      </w:r>
+    </w:p>
+    <w:p>
+      <w:pPr>
+        <w:rPr>
+          <w:lang w:val="en-IN" w:eastAsia="en-IN"/>
+        </w:rPr>
+      </w:pPr>
+      <w:r>
+        <w:rPr>
+          <w:lang w:val="en-IN" w:eastAsia="en-IN"/>
+        </w:rPr>
+        <w:t xml:space="preserve">                    </w:t>
+      </w:r>
+      <w:proofErr w:type="gramStart"/>
+      <w:r>
+        <w:rPr>
+          <w:lang w:val="en-IN" w:eastAsia="en-IN"/>
+        </w:rPr>
+        <w:t>}</w:t>
+      </w:r>
+      <w:proofErr w:type="spellStart"/>
+      <w:r>
+        <w:rPr>
+          <w:lang w:val="en-IN" w:eastAsia="en-IN"/>
+        </w:rPr>
+        <w:t>this</w:t>
+      </w:r>
+      <w:proofErr w:type="gramEnd"/>
+      <w:r>
+        <w:rPr>
+          <w:lang w:val="en-IN" w:eastAsia="en-IN"/>
+        </w:rPr>
+        <w:t>.balance</w:t>
+      </w:r>
+      <w:proofErr w:type="spellEnd"/>
+      <w:r>
+        <w:rPr>
+          <w:lang w:val="en-IN" w:eastAsia="en-IN"/>
+        </w:rPr>
+        <w:t xml:space="preserve"> -= amount;</w:t>
+      </w:r>
+    </w:p>
+    <w:p>
+      <w:pPr>
+        <w:rPr>
+          <w:lang w:val="en-IN" w:eastAsia="en-IN"/>
+        </w:rPr>
+      </w:pPr>
+      <w:r>
+        <w:rPr>
+          <w:lang w:val="en-IN" w:eastAsia="en-IN"/>
+        </w:rPr>
+        <w:t>                    try {</w:t>
+      </w:r>
+    </w:p>
+    <w:p>
+      <w:pPr>
+        <w:rPr>
+          <w:lang w:val="en-IN" w:eastAsia="en-IN"/>
+        </w:rPr>
+      </w:pPr>
+      <w:r>
+        <w:rPr>
+          <w:lang w:val="en-IN" w:eastAsia="en-IN"/>
+        </w:rPr>
+        <w:t xml:space="preserve">                        </w:t>
+      </w:r>
+      <w:proofErr w:type="spellStart"/>
+      <w:proofErr w:type="gramStart"/>
+      <w:r>
+        <w:rPr>
+          <w:lang w:val="en-IN" w:eastAsia="en-IN"/>
+        </w:rPr>
+        <w:t>to.balance</w:t>
+      </w:r>
+      <w:proofErr w:type="spellEnd"/>
+      <w:proofErr w:type="gramEnd"/>
+      <w:r>
+        <w:rPr>
+          <w:lang w:val="en-IN" w:eastAsia="en-IN"/>
+        </w:rPr>
+        <w:t xml:space="preserve"> = </w:t>
+      </w:r>
+      <w:proofErr w:type="spellStart"/>
+      <w:r>
+        <w:rPr>
+          <w:lang w:val="en-IN" w:eastAsia="en-IN"/>
+        </w:rPr>
+        <w:t>Math.addExact</w:t>
+      </w:r>
+      <w:proofErr w:type="spellEnd"/>
+      <w:r>
+        <w:rPr>
+          <w:lang w:val="en-IN" w:eastAsia="en-IN"/>
+        </w:rPr>
+        <w:t>(</w:t>
+      </w:r>
+      <w:proofErr w:type="spellStart"/>
+      <w:proofErr w:type="gramStart"/>
+      <w:r>
+        <w:rPr>
+          <w:lang w:val="en-IN" w:eastAsia="en-IN"/>
+        </w:rPr>
+        <w:t>to.balance</w:t>
+      </w:r>
+      <w:proofErr w:type="spellEnd"/>
+      <w:proofErr w:type="gramEnd"/>
+      <w:r>
+        <w:rPr>
+          <w:lang w:val="en-IN" w:eastAsia="en-IN"/>
+        </w:rPr>
+        <w:t>, amount);</w:t>
+      </w:r>
+    </w:p>
+    <w:p>
+      <w:pPr>
+        <w:rPr>
+          <w:lang w:val="en-IN" w:eastAsia="en-IN"/>
+        </w:rPr>
+      </w:pPr>
+      <w:r>
+        <w:rPr>
+          <w:lang w:val="en-IN" w:eastAsia="en-IN"/>
+        </w:rPr>
+        <w:t>                    } catch (</w:t>
+      </w:r>
+      <w:proofErr w:type="spellStart"/>
+      <w:r>
+        <w:rPr>
+          <w:lang w:val="en-IN" w:eastAsia="en-IN"/>
+        </w:rPr>
+        <w:t>ArithmeticException</w:t>
+      </w:r>
+      <w:proofErr w:type="spellEnd"/>
+      <w:r>
+        <w:rPr>
+          <w:lang w:val="en-IN" w:eastAsia="en-IN"/>
+        </w:rPr>
+        <w:t xml:space="preserve"> e) {</w:t>
+      </w:r>
+    </w:p>
+    <w:p>
+      <w:pPr>
+        <w:rPr>
+          <w:lang w:val="en-IN" w:eastAsia="en-IN"/>
+        </w:rPr>
+      </w:pPr>
+      <w:r>
+        <w:rPr>
+          <w:lang w:val="en-IN" w:eastAsia="en-IN"/>
+        </w:rPr>
+        <w:t xml:space="preserve">                        </w:t>
+      </w:r>
+      <w:proofErr w:type="spellStart"/>
+      <w:proofErr w:type="gramStart"/>
+      <w:r>
+        <w:rPr>
+          <w:lang w:val="en-IN" w:eastAsia="en-IN"/>
+        </w:rPr>
+        <w:t>this.balance</w:t>
+      </w:r>
+      <w:proofErr w:type="spellEnd"/>
+      <w:proofErr w:type="gramEnd"/>
+      <w:r>
+        <w:rPr>
+          <w:lang w:val="en-IN" w:eastAsia="en-IN"/>
+        </w:rPr>
+        <w:t xml:space="preserve"> += amount;</w:t>
+      </w:r>
+    </w:p>
+    <w:p>
+      <w:pPr>
+        <w:rPr>
+          <w:lang w:val="en-IN" w:eastAsia="en-IN"/>
+        </w:rPr>
+      </w:pPr>
+      <w:r>
+        <w:rPr>
+          <w:lang w:val="en-IN" w:eastAsia="en-IN"/>
+        </w:rPr>
+        <w:t xml:space="preserve">                        throw new </w:t>
+      </w:r>
+      <w:proofErr w:type="spellStart"/>
+      <w:proofErr w:type="gramStart"/>
+      <w:r>
+        <w:rPr>
+          <w:lang w:val="en-IN" w:eastAsia="en-IN"/>
+        </w:rPr>
+        <w:t>BankException</w:t>
+      </w:r>
+      <w:proofErr w:type="spellEnd"/>
+      <w:r>
+        <w:rPr>
+          <w:lang w:val="en-IN" w:eastAsia="en-IN"/>
+        </w:rPr>
+        <w:t>(</w:t>
+      </w:r>
+      <w:proofErr w:type="gramEnd"/>
+      <w:r>
+        <w:rPr>
+          <w:lang w:val="en-IN" w:eastAsia="en-IN"/>
+        </w:rPr>
+        <w:t>"Transfer rolled back", e);</w:t>
+      </w:r>
+    </w:p>
+    <w:p>
+      <w:pPr>
+        <w:rPr>
+          <w:lang w:val="en-IN" w:eastAsia="en-IN"/>
+        </w:rPr>
+      </w:pPr>
+      <w:r>
+        <w:rPr>
+          <w:lang w:val="en-IN" w:eastAsia="en-IN"/>
+        </w:rPr>
+        <w:t>                    }</w:t>
+      </w:r>
+    </w:p>
+    <w:p>
+      <w:pPr>
+        <w:rPr>
+          <w:lang w:val="en-IN" w:eastAsia="en-IN"/>
+        </w:rPr>
+      </w:pPr>
+      <w:r>
+        <w:rPr>
+          <w:lang w:val="en-IN" w:eastAsia="en-IN"/>
+        </w:rPr>
+        <w:t>                } finally {</w:t>
+      </w:r>
+    </w:p>
+    <w:p>
+      <w:pPr>
+        <w:rPr>
+          <w:lang w:val="en-IN" w:eastAsia="en-IN"/>
+        </w:rPr>
+      </w:pPr>
+      <w:r>
+        <w:rPr>
+          <w:lang w:val="en-IN" w:eastAsia="en-IN"/>
+        </w:rPr>
+        <w:t>                    /* locks release automatically *</w:t>
+      </w:r>
+      <w:proofErr w:type="gramStart"/>
+      <w:r>
+        <w:rPr>
+          <w:lang w:val="en-IN" w:eastAsia="en-IN"/>
+        </w:rPr>
+        <w:t>/ }</w:t>
+      </w:r>
+      <w:proofErr w:type="gramEnd"/>
+    </w:p>
+    <w:p>
+      <w:pPr>
+        <w:rPr>
+          <w:lang w:val="en-IN" w:eastAsia="en-IN"/>
+        </w:rPr>
+      </w:pPr>
+      <w:r>
+        <w:rPr>
+          <w:lang w:val="en-IN" w:eastAsia="en-IN"/>
+        </w:rPr>
+        <w:t>            }</w:t>
+      </w:r>
+    </w:p>
+    <w:p>
+      <w:pPr>
+        <w:rPr>
+          <w:lang w:val="en-IN" w:eastAsia="en-IN"/>
+        </w:rPr>
+      </w:pPr>
+      <w:r>
+        <w:rPr>
+          <w:lang w:val="en-IN" w:eastAsia="en-IN"/>
+        </w:rPr>
+        <w:t>        }</w:t>
+      </w:r>
+    </w:p>
+    <w:p>
+      <w:pPr>
+        <w:rPr>
+          <w:lang w:val="en-IN" w:eastAsia="en-IN"/>
+        </w:rPr>
+      </w:pPr>
+      <w:r>
+        <w:rPr>
+          <w:lang w:val="en-IN" w:eastAsia="en-IN"/>
+        </w:rPr>
+        <w:t>    }</w:t>
+      </w:r>
+    </w:p>
+    <w:p>
+      <w:pPr>
+        <w:rPr>
+          <w:lang w:val="en-IN" w:eastAsia="en-IN"/>
+        </w:rPr>
+      </w:pPr>
+    </w:p>
+    <w:p>
+      <w:pPr>
+        <w:rPr>
+          <w:lang w:val="en-IN" w:eastAsia="en-IN"/>
+        </w:rPr>
+      </w:pPr>
+      <w:r>
+        <w:rPr>
+          <w:lang w:val="en-IN" w:eastAsia="en-IN"/>
+        </w:rPr>
+        <w:t xml:space="preserve">    private static void </w:t>
+      </w:r>
+      <w:proofErr w:type="spellStart"/>
+      <w:proofErr w:type="gramStart"/>
+      <w:r>
+        <w:rPr>
+          <w:lang w:val="en-IN" w:eastAsia="en-IN"/>
+        </w:rPr>
+        <w:t>validateAmount</w:t>
+      </w:r>
+      <w:proofErr w:type="spellEnd"/>
+      <w:r>
+        <w:rPr>
+          <w:lang w:val="en-IN" w:eastAsia="en-IN"/>
+        </w:rPr>
+        <w:t>(</w:t>
+      </w:r>
+      <w:proofErr w:type="gramEnd"/>
+      <w:r>
+        <w:rPr>
+          <w:lang w:val="en-IN" w:eastAsia="en-IN"/>
+        </w:rPr>
+        <w:t xml:space="preserve">long amount) throws </w:t>
+      </w:r>
+      <w:proofErr w:type="spellStart"/>
+      <w:r>
+        <w:rPr>
+          <w:lang w:val="en-IN" w:eastAsia="en-IN"/>
+        </w:rPr>
+        <w:t>InvalidAmountException</w:t>
+      </w:r>
+      <w:proofErr w:type="spellEnd"/>
+      <w:r>
+        <w:rPr>
+          <w:lang w:val="en-IN" w:eastAsia="en-IN"/>
+        </w:rPr>
+        <w:t xml:space="preserve"> {</w:t>
+      </w:r>
+    </w:p>
+    <w:p>
+      <w:pPr>
+        <w:rPr>
+          <w:lang w:val="en-IN" w:eastAsia="en-IN"/>
+        </w:rPr>
+      </w:pPr>
+      <w:r>
+        <w:rPr>
+          <w:lang w:val="en-IN" w:eastAsia="en-IN"/>
+        </w:rPr>
+        <w:lastRenderedPageBreak/>
+        <w:t>        if (amount &lt;= 0) {</w:t>
+      </w:r>
+    </w:p>
+    <w:p>
+      <w:pPr>
+        <w:rPr>
+          <w:lang w:val="en-IN" w:eastAsia="en-IN"/>
+        </w:rPr>
+      </w:pPr>
+      <w:r>
+        <w:rPr>
+          <w:lang w:val="en-IN" w:eastAsia="en-IN"/>
+        </w:rPr>
+        <w:t xml:space="preserve">            throw new </w:t>
+      </w:r>
+      <w:proofErr w:type="spellStart"/>
+      <w:proofErr w:type="gramStart"/>
+      <w:r>
+        <w:rPr>
+          <w:lang w:val="en-IN" w:eastAsia="en-IN"/>
+        </w:rPr>
+        <w:t>InvalidAmountException</w:t>
+      </w:r>
+      <w:proofErr w:type="spellEnd"/>
+      <w:r>
+        <w:rPr>
+          <w:lang w:val="en-IN" w:eastAsia="en-IN"/>
+        </w:rPr>
+        <w:t>(</w:t>
+      </w:r>
+      <w:proofErr w:type="gramEnd"/>
+      <w:r>
+        <w:rPr>
+          <w:lang w:val="en-IN" w:eastAsia="en-IN"/>
+        </w:rPr>
+        <w:t>"Amount must be positive");</w:t>
+      </w:r>
+    </w:p>
+    <w:p>
+      <w:pPr>
+        <w:rPr>
+          <w:lang w:val="en-IN" w:eastAsia="en-IN"/>
+        </w:rPr>
+      </w:pPr>
+      <w:r>
+        <w:rPr>
+          <w:lang w:val="en-IN" w:eastAsia="en-IN"/>
+        </w:rPr>
+        <w:t xml:space="preserve">    </w:t>
+      </w:r>
+    </w:p>
+    <w:p>
+      <w:pPr>
+        <w:rPr>
+          <w:lang w:val="en-IN" w:eastAsia="en-IN"/>
+        </w:rPr>
+      </w:pPr>
+      <w:r>
+        <w:rPr>
+          <w:lang w:val="en-IN" w:eastAsia="en-IN"/>
+        </w:rPr>
+        <w:t>        }}</w:t>
+      </w:r>
+    </w:p>
+    <w:p>
+      <w:pPr>
+        <w:rPr>
+          <w:lang w:val="en-IN" w:eastAsia="en-IN"/>
+        </w:rPr>
+      </w:pPr>
+    </w:p>
+    <w:p>
+      <w:pPr>
+        <w:rPr>
+          <w:lang w:val="en-IN" w:eastAsia="en-IN"/>
+        </w:rPr>
+      </w:pPr>
+      <w:r>
+        <w:rPr>
+          <w:lang w:val="en-IN" w:eastAsia="en-IN"/>
+        </w:rPr>
+        <w:t xml:space="preserve">    public abstract double </w:t>
+      </w:r>
+      <w:proofErr w:type="spellStart"/>
+      <w:proofErr w:type="gramStart"/>
+      <w:r>
+        <w:rPr>
+          <w:lang w:val="en-IN" w:eastAsia="en-IN"/>
+        </w:rPr>
+        <w:t>interestRate</w:t>
+      </w:r>
+      <w:proofErr w:type="spellEnd"/>
+      <w:r>
+        <w:rPr>
+          <w:lang w:val="en-IN" w:eastAsia="en-IN"/>
+        </w:rPr>
+        <w:t>(</w:t>
+      </w:r>
+      <w:proofErr w:type="gramEnd"/>
+      <w:r>
+        <w:rPr>
+          <w:lang w:val="en-IN" w:eastAsia="en-IN"/>
+        </w:rPr>
+        <w:t>);</w:t>
+      </w:r>
+    </w:p>
+    <w:p>
+      <w:pPr>
+        <w:rPr>
+          <w:lang w:val="en-IN" w:eastAsia="en-IN"/>
+        </w:rPr>
+      </w:pPr>
+    </w:p>
+    <w:p>
+      <w:pPr>
+        <w:rPr>
+          <w:lang w:val="en-IN" w:eastAsia="en-IN"/>
+        </w:rPr>
+      </w:pPr>
+      <w:r>
+        <w:rPr>
+          <w:lang w:val="en-IN" w:eastAsia="en-IN"/>
+        </w:rPr>
+        <w:t xml:space="preserve">    public abstract </w:t>
+      </w:r>
+      <w:proofErr w:type="spellStart"/>
+      <w:r>
+        <w:rPr>
+          <w:lang w:val="en-IN" w:eastAsia="en-IN"/>
+        </w:rPr>
+        <w:t>boolean</w:t>
+      </w:r>
+      <w:proofErr w:type="spellEnd"/>
+      <w:r>
+        <w:rPr>
+          <w:lang w:val="en-IN" w:eastAsia="en-IN"/>
+        </w:rPr>
+        <w:t xml:space="preserve"> </w:t>
+      </w:r>
+      <w:proofErr w:type="spellStart"/>
+      <w:proofErr w:type="gramStart"/>
+      <w:r>
+        <w:rPr>
+          <w:lang w:val="en-IN" w:eastAsia="en-IN"/>
+        </w:rPr>
+        <w:t>canWithdraw</w:t>
+      </w:r>
+      <w:proofErr w:type="spellEnd"/>
+      <w:r>
+        <w:rPr>
+          <w:lang w:val="en-IN" w:eastAsia="en-IN"/>
+        </w:rPr>
+        <w:t>(</w:t>
+      </w:r>
+      <w:proofErr w:type="gramEnd"/>
+      <w:r>
+        <w:rPr>
+          <w:lang w:val="en-IN" w:eastAsia="en-IN"/>
+        </w:rPr>
+        <w:t>long amount);</w:t>
+      </w:r>
+    </w:p>
+    <w:p>
+      <w:pPr>
+        <w:rPr>
+          <w:lang w:val="en-IN" w:eastAsia="en-IN"/>
+        </w:rPr>
+      </w:pPr>
+    </w:p>
+    <w:p>
+      <w:pPr>
+        <w:rPr>
+          <w:lang w:val="en-IN" w:eastAsia="en-IN"/>
+        </w:rPr>
+      </w:pPr>
+      <w:r>
+        <w:rPr>
+          <w:lang w:val="en-IN" w:eastAsia="en-IN"/>
+        </w:rPr>
+        <w:t xml:space="preserve">    public final double </w:t>
+      </w:r>
+      <w:proofErr w:type="spellStart"/>
+      <w:proofErr w:type="gramStart"/>
+      <w:r>
+        <w:rPr>
+          <w:lang w:val="en-IN" w:eastAsia="en-IN"/>
+        </w:rPr>
+        <w:t>monthlyInterest</w:t>
+      </w:r>
+      <w:proofErr w:type="spellEnd"/>
+      <w:r>
+        <w:rPr>
+          <w:lang w:val="en-IN" w:eastAsia="en-IN"/>
+        </w:rPr>
+        <w:t>(</w:t>
+      </w:r>
+      <w:proofErr w:type="gramEnd"/>
+      <w:r>
+        <w:rPr>
+          <w:lang w:val="en-IN" w:eastAsia="en-IN"/>
+        </w:rPr>
+        <w:t>) {</w:t>
+      </w:r>
+    </w:p>
+    <w:p>
+      <w:pPr>
+        <w:rPr>
+          <w:lang w:val="en-IN" w:eastAsia="en-IN"/>
+        </w:rPr>
+      </w:pPr>
+      <w:r>
+        <w:rPr>
+          <w:lang w:val="en-IN" w:eastAsia="en-IN"/>
+        </w:rPr>
+        <w:t xml:space="preserve">        return </w:t>
+      </w:r>
+      <w:proofErr w:type="spellStart"/>
+      <w:proofErr w:type="gramStart"/>
+      <w:r>
+        <w:rPr>
+          <w:lang w:val="en-IN" w:eastAsia="en-IN"/>
+        </w:rPr>
+        <w:t>getBalance</w:t>
+      </w:r>
+      <w:proofErr w:type="spellEnd"/>
+      <w:r>
+        <w:rPr>
+          <w:lang w:val="en-IN" w:eastAsia="en-IN"/>
+        </w:rPr>
+        <w:t>(</w:t>
+      </w:r>
+      <w:proofErr w:type="gramEnd"/>
+      <w:r>
+        <w:rPr>
+          <w:lang w:val="en-IN" w:eastAsia="en-IN"/>
+        </w:rPr>
+        <w:t xml:space="preserve">) * </w:t>
+      </w:r>
+      <w:proofErr w:type="spellStart"/>
+      <w:proofErr w:type="gramStart"/>
+      <w:r>
+        <w:rPr>
+          <w:lang w:val="en-IN" w:eastAsia="en-IN"/>
+        </w:rPr>
+        <w:t>interestRate</w:t>
+      </w:r>
+      <w:proofErr w:type="spellEnd"/>
+      <w:r>
+        <w:rPr>
+          <w:lang w:val="en-IN" w:eastAsia="en-IN"/>
+        </w:rPr>
+        <w:t>(</w:t>
+      </w:r>
+      <w:proofErr w:type="gramEnd"/>
+      <w:r>
+        <w:rPr>
+          <w:lang w:val="en-IN" w:eastAsia="en-IN"/>
+        </w:rPr>
+        <w:t>) / 1200.0;</w:t>
+      </w:r>
+    </w:p>
+    <w:p>
+      <w:pPr>
+        <w:rPr>
+          <w:lang w:val="en-IN" w:eastAsia="en-IN"/>
+        </w:rPr>
+      </w:pPr>
+      <w:r>
+        <w:rPr>
+          <w:lang w:val="en-IN" w:eastAsia="en-IN"/>
+        </w:rPr>
+        <w:t>    }</w:t>
+      </w:r>
+    </w:p>
+    <w:p>
+      <w:pPr>
+        <w:rPr>
+          <w:lang w:val="en-IN" w:eastAsia="en-IN"/>
+        </w:rPr>
+      </w:pPr>
+    </w:p>
+    <w:p>
+      <w:pPr>
+        <w:rPr>
+          <w:lang w:val="en-IN" w:eastAsia="en-IN"/>
+        </w:rPr>
+      </w:pPr>
+      <w:r>
+        <w:rPr>
+          <w:lang w:val="en-IN" w:eastAsia="en-IN"/>
+        </w:rPr>
+        <w:t>    @Override</w:t>
+      </w:r>
+    </w:p>
+    <w:p>
+      <w:pPr>
+        <w:rPr>
+          <w:lang w:val="en-IN" w:eastAsia="en-IN"/>
+        </w:rPr>
+      </w:pPr>
+      <w:r>
+        <w:rPr>
+          <w:lang w:val="en-IN" w:eastAsia="en-IN"/>
+        </w:rPr>
+        <w:t xml:space="preserve">    public final </w:t>
+      </w:r>
+      <w:proofErr w:type="spellStart"/>
+      <w:r>
+        <w:rPr>
+          <w:lang w:val="en-IN" w:eastAsia="en-IN"/>
+        </w:rPr>
+        <w:t>boolean</w:t>
+      </w:r>
+      <w:proofErr w:type="spellEnd"/>
+      <w:r>
+        <w:rPr>
+          <w:lang w:val="en-IN" w:eastAsia="en-IN"/>
+        </w:rPr>
+        <w:t xml:space="preserve"> </w:t>
+      </w:r>
+      <w:proofErr w:type="gramStart"/>
+      <w:r>
+        <w:rPr>
+          <w:lang w:val="en-IN" w:eastAsia="en-IN"/>
+        </w:rPr>
+        <w:t>equals(</w:t>
+      </w:r>
+      <w:proofErr w:type="gramEnd"/>
+      <w:r>
+        <w:rPr>
+          <w:lang w:val="en-IN" w:eastAsia="en-IN"/>
+        </w:rPr>
+        <w:t>Object other) {</w:t>
+      </w:r>
+    </w:p>
+    <w:p>
+      <w:pPr>
+        <w:rPr>
+          <w:lang w:val="en-IN" w:eastAsia="en-IN"/>
+        </w:rPr>
+      </w:pPr>
+      <w:r>
+        <w:rPr>
+          <w:lang w:val="en-IN" w:eastAsia="en-IN"/>
+        </w:rPr>
+        <w:t xml:space="preserve">        return other </w:t>
+      </w:r>
+      <w:proofErr w:type="spellStart"/>
+      <w:r>
+        <w:rPr>
+          <w:lang w:val="en-IN" w:eastAsia="en-IN"/>
+        </w:rPr>
+        <w:t>instanceof</w:t>
+      </w:r>
+      <w:proofErr w:type="spellEnd"/>
+      <w:r>
+        <w:rPr>
+          <w:lang w:val="en-IN" w:eastAsia="en-IN"/>
+        </w:rPr>
+        <w:t xml:space="preserve"> Account a &amp;&amp; </w:t>
+      </w:r>
+      <w:proofErr w:type="spellStart"/>
+      <w:r>
+        <w:rPr>
+          <w:lang w:val="en-IN" w:eastAsia="en-IN"/>
+        </w:rPr>
+        <w:t>accountNumber.equals</w:t>
+      </w:r>
+      <w:proofErr w:type="spellEnd"/>
+      <w:r>
+        <w:rPr>
+          <w:lang w:val="en-IN" w:eastAsia="en-IN"/>
+        </w:rPr>
+        <w:t>(</w:t>
+      </w:r>
+      <w:proofErr w:type="spellStart"/>
+      <w:proofErr w:type="gramStart"/>
+      <w:r>
+        <w:rPr>
+          <w:lang w:val="en-IN" w:eastAsia="en-IN"/>
+        </w:rPr>
+        <w:t>a.accountNumber</w:t>
+      </w:r>
+      <w:proofErr w:type="spellEnd"/>
+      <w:proofErr w:type="gramEnd"/>
+      <w:r>
+        <w:rPr>
+          <w:lang w:val="en-IN" w:eastAsia="en-IN"/>
+        </w:rPr>
+        <w:t>);</w:t>
+      </w:r>
+    </w:p>
+    <w:p>
+      <w:pPr>
+        <w:rPr>
+          <w:lang w:val="en-IN" w:eastAsia="en-IN"/>
+        </w:rPr>
+      </w:pPr>
+      <w:r>
+        <w:rPr>
+          <w:lang w:val="en-IN" w:eastAsia="en-IN"/>
+        </w:rPr>
+        <w:t>    }</w:t>
+      </w:r>
+    </w:p>
+    <w:p>
+      <w:pPr>
+        <w:rPr>
+          <w:lang w:val="en-IN" w:eastAsia="en-IN"/>
+        </w:rPr>
+      </w:pPr>
+    </w:p>
+    <w:p>
+      <w:pPr>
+        <w:rPr>
+          <w:lang w:val="en-IN" w:eastAsia="en-IN"/>
+        </w:rPr>
+      </w:pPr>
+      <w:r>
+        <w:rPr>
+          <w:lang w:val="en-IN" w:eastAsia="en-IN"/>
+        </w:rPr>
+        <w:t>    @Override</w:t>
+      </w:r>
+    </w:p>
+    <w:p>
+      <w:pPr>
+        <w:rPr>
+          <w:lang w:val="en-IN" w:eastAsia="en-IN"/>
+        </w:rPr>
+      </w:pPr>
+      <w:r>
+        <w:rPr>
+          <w:lang w:val="en-IN" w:eastAsia="en-IN"/>
+        </w:rPr>
+        <w:t xml:space="preserve">    public final int </w:t>
+      </w:r>
+      <w:proofErr w:type="spellStart"/>
+      <w:proofErr w:type="gramStart"/>
+      <w:r>
+        <w:rPr>
+          <w:lang w:val="en-IN" w:eastAsia="en-IN"/>
+        </w:rPr>
+        <w:t>hashCode</w:t>
+      </w:r>
+      <w:proofErr w:type="spellEnd"/>
+      <w:r>
+        <w:rPr>
+          <w:lang w:val="en-IN" w:eastAsia="en-IN"/>
+        </w:rPr>
+        <w:t>(</w:t>
+      </w:r>
+      <w:proofErr w:type="gramEnd"/>
+      <w:r>
+        <w:rPr>
+          <w:lang w:val="en-IN" w:eastAsia="en-IN"/>
+        </w:rPr>
+        <w:t>) {</w:t>
+      </w:r>
+    </w:p>
+    <w:p>
+      <w:pPr>
+        <w:rPr>
+          <w:lang w:val="en-IN" w:eastAsia="en-IN"/>
+        </w:rPr>
+      </w:pPr>
+      <w:r>
+        <w:rPr>
+          <w:lang w:val="en-IN" w:eastAsia="en-IN"/>
+        </w:rPr>
+        <w:t xml:space="preserve">        return </w:t>
+      </w:r>
+      <w:proofErr w:type="spellStart"/>
+      <w:r>
+        <w:rPr>
+          <w:lang w:val="en-IN" w:eastAsia="en-IN"/>
+        </w:rPr>
+        <w:t>Objects.hash</w:t>
+      </w:r>
+      <w:proofErr w:type="spellEnd"/>
+      <w:r>
+        <w:rPr>
+          <w:lang w:val="en-IN" w:eastAsia="en-IN"/>
+        </w:rPr>
+        <w:t>(</w:t>
+      </w:r>
+      <w:proofErr w:type="spellStart"/>
+      <w:r>
+        <w:rPr>
+          <w:lang w:val="en-IN" w:eastAsia="en-IN"/>
+        </w:rPr>
+        <w:t>accountNumber</w:t>
+      </w:r>
+      <w:proofErr w:type="spellEnd"/>
+      <w:r>
+        <w:rPr>
+          <w:lang w:val="en-IN" w:eastAsia="en-IN"/>
+        </w:rPr>
+        <w:t>);</w:t>
+      </w:r>
+    </w:p>
+    <w:p>
+      <w:pPr>
+        <w:rPr>
+          <w:lang w:val="en-IN" w:eastAsia="en-IN"/>
+        </w:rPr>
+      </w:pPr>
+      <w:r>
+        <w:rPr>
+          <w:lang w:val="en-IN" w:eastAsia="en-IN"/>
+        </w:rPr>
+        <w:t>    }</w:t>
+      </w:r>
+    </w:p>
+    <w:p>
+      <w:pPr>
+        <w:rPr>
+          <w:lang w:val="en-IN" w:eastAsia="en-IN"/>
+        </w:rPr>
+      </w:pPr>
+    </w:p>
+    <w:p>
+      <w:pPr>
+        <w:rPr>
+          <w:lang w:val="en-IN" w:eastAsia="en-IN"/>
+        </w:rPr>
+      </w:pPr>
+      <w:r>
+        <w:rPr>
+          <w:lang w:val="en-IN" w:eastAsia="en-IN"/>
+        </w:rPr>
+        <w:t>    @Override</w:t>
+      </w:r>
+    </w:p>
+    <w:p>
+      <w:pPr>
+        <w:rPr>
+          <w:lang w:val="en-IN" w:eastAsia="en-IN"/>
+        </w:rPr>
+      </w:pPr>
+      <w:r>
+        <w:rPr>
+          <w:lang w:val="en-IN" w:eastAsia="en-IN"/>
+        </w:rPr>
+        <w:t xml:space="preserve">    public String </w:t>
+      </w:r>
+      <w:proofErr w:type="spellStart"/>
+      <w:proofErr w:type="gramStart"/>
+      <w:r>
+        <w:rPr>
+          <w:lang w:val="en-IN" w:eastAsia="en-IN"/>
+        </w:rPr>
+        <w:t>toString</w:t>
+      </w:r>
+      <w:proofErr w:type="spellEnd"/>
+      <w:r>
+        <w:rPr>
+          <w:lang w:val="en-IN" w:eastAsia="en-IN"/>
+        </w:rPr>
+        <w:t>(</w:t>
+      </w:r>
+      <w:proofErr w:type="gramEnd"/>
+      <w:r>
+        <w:rPr>
+          <w:lang w:val="en-IN" w:eastAsia="en-IN"/>
+        </w:rPr>
+        <w:t>) {</w:t>
+      </w:r>
+    </w:p>
+    <w:p>
+      <w:pPr>
+        <w:rPr>
+          <w:lang w:val="en-IN" w:eastAsia="en-IN"/>
+        </w:rPr>
+      </w:pPr>
+      <w:r>
+        <w:rPr>
+          <w:lang w:val="en-IN" w:eastAsia="en-IN"/>
+        </w:rPr>
+        <w:t>        return "%</w:t>
+      </w:r>
+      <w:proofErr w:type="gramStart"/>
+      <w:r>
+        <w:rPr>
+          <w:lang w:val="en-IN" w:eastAsia="en-IN"/>
+        </w:rPr>
+        <w:t>s{</w:t>
+      </w:r>
+      <w:proofErr w:type="gramEnd"/>
+      <w:r>
+        <w:rPr>
+          <w:lang w:val="en-IN" w:eastAsia="en-IN"/>
+        </w:rPr>
+        <w:t>number=%s, owner=%s, balance=%d, active=%s}</w:t>
+      </w:r>
+      <w:proofErr w:type="gramStart"/>
+      <w:r>
+        <w:rPr>
+          <w:lang w:val="en-IN" w:eastAsia="en-IN"/>
+        </w:rPr>
+        <w:t>".formatted</w:t>
+      </w:r>
+      <w:proofErr w:type="gramEnd"/>
+      <w:r>
+        <w:rPr>
+          <w:lang w:val="en-IN" w:eastAsia="en-IN"/>
+        </w:rPr>
+        <w:t>(</w:t>
+      </w:r>
+      <w:proofErr w:type="spellStart"/>
+      <w:r>
+        <w:rPr>
+          <w:lang w:val="en-IN" w:eastAsia="en-IN"/>
+        </w:rPr>
+        <w:t>getClass</w:t>
+      </w:r>
+      <w:proofErr w:type="spellEnd"/>
+      <w:r>
+        <w:rPr>
+          <w:lang w:val="en-IN" w:eastAsia="en-IN"/>
+        </w:rPr>
+        <w:t>(</w:t>
+      </w:r>
+      <w:proofErr w:type="gramStart"/>
+      <w:r>
+        <w:rPr>
+          <w:lang w:val="en-IN" w:eastAsia="en-IN"/>
+        </w:rPr>
+        <w:t>).</w:t>
+      </w:r>
+      <w:proofErr w:type="spellStart"/>
+      <w:r>
+        <w:rPr>
+          <w:lang w:val="en-IN" w:eastAsia="en-IN"/>
+        </w:rPr>
+        <w:t>getSimpleName</w:t>
+      </w:r>
+      <w:proofErr w:type="spellEnd"/>
+      <w:proofErr w:type="gramEnd"/>
+      <w:r>
+        <w:rPr>
+          <w:lang w:val="en-IN" w:eastAsia="en-IN"/>
+        </w:rPr>
+        <w:t xml:space="preserve">(), </w:t>
+      </w:r>
+      <w:proofErr w:type="spellStart"/>
+      <w:r>
+        <w:rPr>
+          <w:lang w:val="en-IN" w:eastAsia="en-IN"/>
+        </w:rPr>
+        <w:t>accountNumber</w:t>
+      </w:r>
+      <w:proofErr w:type="spellEnd"/>
+      <w:r>
+        <w:rPr>
+          <w:lang w:val="en-IN" w:eastAsia="en-IN"/>
+        </w:rPr>
+        <w:t xml:space="preserve">, </w:t>
+      </w:r>
+      <w:proofErr w:type="spellStart"/>
+      <w:r>
+        <w:rPr>
+          <w:lang w:val="en-IN" w:eastAsia="en-IN"/>
+        </w:rPr>
+        <w:t>ownerName</w:t>
+      </w:r>
+      <w:proofErr w:type="spellEnd"/>
+      <w:r>
+        <w:rPr>
+          <w:lang w:val="en-IN" w:eastAsia="en-IN"/>
+        </w:rPr>
+        <w:t xml:space="preserve">, </w:t>
+      </w:r>
+      <w:proofErr w:type="spellStart"/>
+      <w:proofErr w:type="gramStart"/>
+      <w:r>
+        <w:rPr>
+          <w:lang w:val="en-IN" w:eastAsia="en-IN"/>
+        </w:rPr>
+        <w:t>getBalance</w:t>
+      </w:r>
+      <w:proofErr w:type="spellEnd"/>
+      <w:r>
+        <w:rPr>
+          <w:lang w:val="en-IN" w:eastAsia="en-IN"/>
+        </w:rPr>
+        <w:t>(</w:t>
+      </w:r>
+      <w:proofErr w:type="gramEnd"/>
+      <w:r>
+        <w:rPr>
+          <w:lang w:val="en-IN" w:eastAsia="en-IN"/>
+        </w:rPr>
+        <w:t>), active);</w:t>
+      </w:r>
+    </w:p>
+    <w:p>
+      <w:pPr>
+        <w:rPr>
+          <w:lang w:val="en-IN" w:eastAsia="en-IN"/>
+        </w:rPr>
+      </w:pPr>
+      <w:r>
+        <w:rPr>
+          <w:lang w:val="en-IN" w:eastAsia="en-IN"/>
+        </w:rPr>
+        <w:t>    }</w:t>
+      </w:r>
+    </w:p>
+    <w:p>
+      <w:pPr>
+        <w:rPr>
+          <w:lang w:val="en-IN" w:eastAsia="en-IN"/>
+        </w:rPr>
+      </w:pPr>
+    </w:p>
+    <w:p>
+      <w:pPr>
+        <w:rPr>
+          <w:lang w:val="en-IN" w:eastAsia="en-IN"/>
+        </w:rPr>
+      </w:pPr>
+      <w:r>
+        <w:rPr>
+          <w:lang w:val="en-IN" w:eastAsia="en-IN"/>
+        </w:rPr>
+        <w:t xml:space="preserve">    private void </w:t>
+      </w:r>
+      <w:proofErr w:type="spellStart"/>
+      <w:proofErr w:type="gramStart"/>
+      <w:r>
+        <w:rPr>
+          <w:lang w:val="en-IN" w:eastAsia="en-IN"/>
+        </w:rPr>
+        <w:t>readObject</w:t>
+      </w:r>
+      <w:proofErr w:type="spellEnd"/>
+      <w:r>
+        <w:rPr>
+          <w:lang w:val="en-IN" w:eastAsia="en-IN"/>
+        </w:rPr>
+        <w:t>(</w:t>
+      </w:r>
+      <w:proofErr w:type="spellStart"/>
+      <w:proofErr w:type="gramEnd"/>
+      <w:r>
+        <w:rPr>
+          <w:lang w:val="en-IN" w:eastAsia="en-IN"/>
+        </w:rPr>
+        <w:t>ObjectInputStream</w:t>
+      </w:r>
+      <w:proofErr w:type="spellEnd"/>
+      <w:r>
+        <w:rPr>
+          <w:lang w:val="en-IN" w:eastAsia="en-IN"/>
+        </w:rPr>
+        <w:t xml:space="preserve"> in) throws </w:t>
+      </w:r>
+      <w:proofErr w:type="spellStart"/>
+      <w:r>
+        <w:rPr>
+          <w:lang w:val="en-IN" w:eastAsia="en-IN"/>
+        </w:rPr>
+        <w:t>IOException</w:t>
+      </w:r>
+      <w:proofErr w:type="spellEnd"/>
+      <w:r>
+        <w:rPr>
+          <w:lang w:val="en-IN" w:eastAsia="en-IN"/>
+        </w:rPr>
+        <w:t xml:space="preserve">, </w:t>
+      </w:r>
+      <w:proofErr w:type="spellStart"/>
+      <w:r>
+        <w:rPr>
+          <w:lang w:val="en-IN" w:eastAsia="en-IN"/>
+        </w:rPr>
+        <w:t>ClassNotFoundException</w:t>
+      </w:r>
+      <w:proofErr w:type="spellEnd"/>
+      <w:r>
+        <w:rPr>
+          <w:lang w:val="en-IN" w:eastAsia="en-IN"/>
+        </w:rPr>
+        <w:t xml:space="preserve"> {</w:t>
+      </w:r>
+    </w:p>
+    <w:p>
+      <w:pPr>
+        <w:rPr>
+          <w:lang w:val="en-IN" w:eastAsia="en-IN"/>
+        </w:rPr>
+      </w:pPr>
+      <w:r>
+        <w:rPr>
+          <w:lang w:val="en-IN" w:eastAsia="en-IN"/>
+        </w:rPr>
+        <w:t xml:space="preserve">        </w:t>
+      </w:r>
+      <w:proofErr w:type="spellStart"/>
+      <w:proofErr w:type="gramStart"/>
+      <w:r>
+        <w:rPr>
+          <w:lang w:val="en-IN" w:eastAsia="en-IN"/>
+        </w:rPr>
+        <w:t>in.defaultReadObject</w:t>
+      </w:r>
+      <w:proofErr w:type="spellEnd"/>
+      <w:proofErr w:type="gramEnd"/>
+      <w:r>
+        <w:rPr>
+          <w:lang w:val="en-IN" w:eastAsia="en-IN"/>
+        </w:rPr>
+        <w:t>();</w:t>
+      </w:r>
+    </w:p>
+    <w:p>
+      <w:pPr>
+        <w:rPr>
+          <w:lang w:val="en-IN" w:eastAsia="en-IN"/>
+        </w:rPr>
+      </w:pPr>
+      <w:r>
+        <w:rPr>
+          <w:lang w:val="en-IN" w:eastAsia="en-IN"/>
+        </w:rPr>
+        <w:t xml:space="preserve">        lock = new </w:t>
+      </w:r>
+      <w:proofErr w:type="gramStart"/>
+      <w:r>
+        <w:rPr>
+          <w:lang w:val="en-IN" w:eastAsia="en-IN"/>
+        </w:rPr>
+        <w:t>Object(</w:t>
+      </w:r>
+      <w:proofErr w:type="gramEnd"/>
+      <w:r>
+        <w:rPr>
+          <w:lang w:val="en-IN" w:eastAsia="en-IN"/>
+        </w:rPr>
+        <w:t>);</w:t>
+      </w:r>
+    </w:p>
+    <w:p>
+      <w:pPr>
+        <w:rPr>
+          <w:lang w:val="en-IN" w:eastAsia="en-IN"/>
+        </w:rPr>
+      </w:pPr>
+      <w:r>
+        <w:rPr>
+          <w:lang w:val="en-IN" w:eastAsia="en-IN"/>
+        </w:rPr>
+        <w:t>    }</w:t>
+      </w:r>
+    </w:p>
+    <w:p>
+      <w:pPr>
+        <w:rPr>
+          <w:lang w:val="en-IN" w:eastAsia="en-IN"/>
+        </w:rPr>
+      </w:pPr>
+      <w:r>
+        <w:rPr>
+          <w:lang w:val="en-IN" w:eastAsia="en-IN"/>
+        </w:rPr>
+        <w:t>}</w:t>
+      </w:r>
+    </w:p>
+    <w:p>
+      <w:pPr>
+        <w:rPr>
+          <w:lang w:val="en-IN" w:eastAsia="en-IN"/>
+        </w:rPr>
+      </w:pPr>
+    </w:p>
+    <w:p>
+      <w:pPr>
+        <w:pStyle w:val="BodyText"/>
+        <w:spacing w:before="116"/>
+        <w:rPr>
+          <w:b/>
+          <w:sz w:val="28"/>
+        </w:rPr>
+      </w:pPr>
+    </w:p>
+    <w:p>
+      <w:pPr>
+        <w:pStyle w:val="BodyText"/>
+        <w:spacing w:before="116"/>
+        <w:rPr>
+          <w:b/>
+          <w:sz w:val="28"/>
+        </w:rPr>
+      </w:pPr>
+    </w:p>
+    <w:p>
+      <w:pPr>
+        <w:pStyle w:val="BodyText"/>
+        <w:numPr>
+          <w:ilvl w:val="0"/>
+          <w:numId w:val="1"/>
+        </w:numPr>
+        <w:spacing w:before="116"/>
+        <w:rPr>
+          <w:b/>
+          <w:sz w:val="28"/>
+          <w:u w:val="single"/>
+        </w:rPr>
+      </w:pPr>
+      <w:proofErr w:type="gramStart"/>
+      <w:r>
+        <w:rPr>
+          <w:b/>
+          <w:sz w:val="28"/>
+          <w:u w:val="single"/>
+        </w:rPr>
+        <w:t>Output:-</w:t>
+      </w:r>
+      <w:proofErr w:type="gramEnd"/>
+    </w:p>
+    <w:p>
+      <w:pPr>
+        <w:pStyle w:val="BodyText"/>
+        <w:spacing w:before="116"/>
+        <w:rPr>
+          <w:b/>
+          <w:sz w:val="28"/>
+        </w:rPr>
+      </w:pPr>
+      <w:r>
+        <w:rPr>
+          <w:b/>
+          <w:noProof/>
+          <w:sz w:val="28"/>
+        </w:rPr>
+        <w:drawing>
+          <wp:inline distT="0" distB="0" distL="0" distR="0" wp14:anchorId="527A1633" wp14:editId="6E6F545C">
+            <wp:extent cx="3575050" cy="320154"/>
+            <wp:effectExtent l="0" t="0" r="6350" b="3810"/>
+            <wp:docPr id="1522587802" name="Picture 6"/>
+            <wp:cNvGraphicFramePr>
+              <a:graphicFrameLocks xmlns:a="http://schemas.openxmlformats.org/drawingml/2006/main" noChangeAspect="1"/>
+            </wp:cNvGraphicFramePr>
+            <a:graphic xmlns:a="http://schemas.openxmlformats.org/drawingml/2006/main">
+              <a:graphicData uri="http://schemas.openxmlformats.org/drawingml/2006/picture">
+                <pic:pic xmlns:pic="http://schemas.openxmlformats.org/drawingml/2006/picture">
+                  <pic:nvPicPr>
+                    <pic:cNvPr id="1522587802" name="Picture 1522587802"/>
+                    <pic:cNvPicPr/>
+                  </pic:nvPicPr>
+                  <pic:blipFill>
+                    <a:blip r:embed="rId18">
+                      <a:extLst>
+                        <a:ext uri="{28A0092B-C50C-407E-A947-70E740481C1C}">
+                          <a14:useLocalDpi xmlns:a14="http://schemas.microsoft.com/office/drawing/2010/main" val="0"/>
+                        </a:ext>
+                      </a:extLst>
+                    </a:blip>
+                    <a:stretch>
+                      <a:fillRect/>
+                    </a:stretch>
+                  </pic:blipFill>
+                  <pic:spPr>
+                    <a:xfrm>
+                      <a:off x="0" y="0"/>
+                      <a:ext cx="3596330" cy="322060"/>
+                    </a:xfrm>
+                    <a:prstGeom prst="rect">
+                      <a:avLst/>
+                    </a:prstGeom>
+                  </pic:spPr>
+                </pic:pic>
+              </a:graphicData>
+            </a:graphic>
+          </wp:inline>
+        </w:drawing>
+      </w:r>
+    </w:p>
+    <w:p>
+      <w:pPr>
+        <w:pStyle w:val="BodyText"/>
+        <w:spacing w:before="116"/>
+        <w:rPr>
+          <w:b/>
+          <w:sz w:val="28"/>
+        </w:rPr>
+      </w:pPr>
+    </w:p>
+    <w:p>
+      <w:pPr>
+        <w:pStyle w:val="BodyText"/>
+        <w:spacing w:before="116"/>
+        <w:rPr>
+          <w:b/>
+          <w:sz w:val="28"/>
+        </w:rPr>
+      </w:pPr>
+    </w:p>
+    <w:p>
+      <w:pPr>
+        <w:pStyle w:val="BodyText"/>
+        <w:spacing w:before="116"/>
+        <w:rPr>
+          <w:b/>
+          <w:sz w:val="28"/>
+        </w:rPr>
+      </w:pPr>
+    </w:p>
+    <w:p>
+      <w:pPr>
+        <w:pStyle w:val="BodyText"/>
+        <w:spacing w:before="116"/>
+        <w:rPr>
+          <w:b/>
+          <w:sz w:val="28"/>
+        </w:rPr>
+      </w:pPr>
+    </w:p>
+    <w:p>
+      <w:pPr>
+        <w:pStyle w:val="BodyText"/>
+        <w:spacing w:before="116"/>
+        <w:rPr>
+          <w:b/>
+          <w:sz w:val="28"/>
+        </w:rPr>
+      </w:pPr>
+    </w:p>
+    <w:p>
+      <w:pPr>
+        <w:pStyle w:val="BodyText"/>
+        <w:spacing w:before="116"/>
+        <w:rPr>
+          <w:b/>
+          <w:sz w:val="28"/>
+        </w:rPr>
+      </w:pPr>
+    </w:p>
+    <w:p>
+      <w:pPr>
+        <w:pStyle w:val="BodyText"/>
+        <w:spacing w:before="116"/>
+        <w:rPr>
+          <w:b/>
+          <w:sz w:val="28"/>
+        </w:rPr>
+      </w:pPr>
+    </w:p>
+    <w:p>
+      <w:pPr>
+        <w:pStyle w:val="BodyText"/>
+        <w:spacing w:before="116"/>
+        <w:rPr>
+          <w:b/>
+          <w:sz w:val="28"/>
+        </w:rPr>
+      </w:pPr>
+    </w:p>
+    <w:p>
+      <w:pPr>
+        <w:pStyle w:val="BodyText"/>
+        <w:spacing w:before="116"/>
+        <w:rPr>
+          <w:b/>
+          <w:sz w:val="28"/>
+        </w:rPr>
+      </w:pPr>
+    </w:p>
+    <w:p>
+      <w:pPr>
+        <w:pStyle w:val="BodyText"/>
+        <w:spacing w:before="116"/>
+        <w:rPr>
+          <w:b/>
+          <w:sz w:val="28"/>
+        </w:rPr>
+      </w:pPr>
+    </w:p>
+    <w:p>
+      <w:pPr>
         <w:pStyle w:val="Heading2"/>
       </w:pPr>
-      <w:bookmarkStart w:name="Learning Outcome: (1)" w:id="9"/>
-      <w:bookmarkEnd w:id="9"/>
-      <w:r>
-        <w:rPr>
-          <w:b w:val="0"/>
-        </w:rPr>
-      </w:r>
+      <w:bookmarkStart w:id="8" w:name="Learning_Outcome:_(1)"/>
+      <w:bookmarkEnd w:id="8"/>
       <w:r>
         <w:rPr>
           <w:spacing w:val="-2"/>
@@ -1578,7 +5464,7 @@
         <w:rPr>
           <w:spacing w:val="-14"/>
         </w:rPr>
-        <w:t> </w:t>
+        <w:t xml:space="preserve"> </w:t>
       </w:r>
       <w:r>
         <w:rPr>
@@ -1590,7 +5476,7 @@
     <w:p>
       <w:pPr>
         <w:pStyle w:val="BodyText"/>
-        <w:spacing w:line="324" w:lineRule="auto" w:before="100"/>
+        <w:spacing w:before="100" w:line="324" w:lineRule="auto"/>
         <w:ind w:left="146"/>
       </w:pPr>
       <w:r>
@@ -1604,7 +5490,7 @@
           <w:spacing w:val="-8"/>
           <w:w w:val="105"/>
         </w:rPr>
-        <w:t> </w:t>
+        <w:t xml:space="preserve"> </w:t>
       </w:r>
       <w:r>
         <w:rPr>
@@ -1617,7 +5503,7 @@
           <w:spacing w:val="-8"/>
           <w:w w:val="105"/>
         </w:rPr>
-        <w:t> </w:t>
+        <w:t xml:space="preserve"> </w:t>
       </w:r>
       <w:r>
         <w:rPr>
@@ -1630,7 +5516,7 @@
           <w:spacing w:val="-1"/>
           <w:w w:val="105"/>
         </w:rPr>
-        <w:t> </w:t>
+        <w:t xml:space="preserve"> </w:t>
       </w:r>
       <w:r>
         <w:rPr>
@@ -1643,7 +5529,7 @@
           <w:spacing w:val="-2"/>
           <w:w w:val="105"/>
         </w:rPr>
-        <w:t> </w:t>
+        <w:t xml:space="preserve"> </w:t>
       </w:r>
       <w:r>
         <w:rPr>
@@ -1656,7 +5542,7 @@
           <w:spacing w:val="-1"/>
           <w:w w:val="105"/>
         </w:rPr>
-        <w:t> </w:t>
+        <w:t xml:space="preserve"> </w:t>
       </w:r>
       <w:r>
         <w:rPr>
@@ -1669,7 +5555,7 @@
           <w:spacing w:val="-10"/>
           <w:w w:val="105"/>
         </w:rPr>
-        <w:t> </w:t>
+        <w:t xml:space="preserve"> </w:t>
       </w:r>
       <w:r>
         <w:rPr>
@@ -1682,7 +5568,7 @@
           <w:spacing w:val="-8"/>
           <w:w w:val="105"/>
         </w:rPr>
-        <w:t> </w:t>
+        <w:t xml:space="preserve"> </w:t>
       </w:r>
       <w:r>
         <w:rPr>
@@ -1695,7 +5581,7 @@
           <w:spacing w:val="-1"/>
           <w:w w:val="105"/>
         </w:rPr>
-        <w:t> </w:t>
+        <w:t xml:space="preserve"> </w:t>
       </w:r>
       <w:r>
         <w:rPr>
@@ -1708,33 +5594,55 @@
           <w:spacing w:val="-2"/>
           <w:w w:val="105"/>
         </w:rPr>
-        <w:t> </w:t>
-      </w:r>
-      <w:r>
-        <w:rPr>
-          <w:w w:val="105"/>
-        </w:rPr>
-        <w:t>and throw custom OutOfStockException carrying the required shortfall and</w:t>
+        <w:t xml:space="preserve"> </w:t>
+      </w:r>
+      <w:r>
+        <w:rPr>
+          <w:w w:val="105"/>
+        </w:rPr>
+        <w:t xml:space="preserve">and throw custom </w:t>
+      </w:r>
+      <w:proofErr w:type="spellStart"/>
+      <w:r>
+        <w:rPr>
+          <w:w w:val="105"/>
+        </w:rPr>
+        <w:t>OutOfStockException</w:t>
+      </w:r>
+      <w:proofErr w:type="spellEnd"/>
+      <w:r>
+        <w:rPr>
+          <w:w w:val="105"/>
+        </w:rPr>
+        <w:t xml:space="preserve"> carrying the required shortfall and</w:t>
       </w:r>
       <w:r>
         <w:rPr>
           <w:spacing w:val="-4"/>
           <w:w w:val="105"/>
         </w:rPr>
-        <w:t> </w:t>
-      </w:r>
-      <w:r>
-        <w:rPr>
-          <w:w w:val="105"/>
-        </w:rPr>
-        <w:t>InvalidQuantityException for invalid quantities, while processing multiple stock</w:t>
+        <w:t xml:space="preserve"> </w:t>
+      </w:r>
+      <w:proofErr w:type="spellStart"/>
+      <w:r>
+        <w:rPr>
+          <w:w w:val="105"/>
+        </w:rPr>
+        <w:t>InvalidQuantityException</w:t>
+      </w:r>
+      <w:proofErr w:type="spellEnd"/>
+      <w:r>
+        <w:rPr>
+          <w:w w:val="105"/>
+        </w:rPr>
+        <w:t xml:space="preserve"> for invalid quantities, while processing multiple stock</w:t>
       </w:r>
       <w:r>
         <w:rPr>
           <w:spacing w:val="-11"/>
           <w:w w:val="105"/>
         </w:rPr>
-        <w:t> </w:t>
+        <w:t xml:space="preserve"> </w:t>
       </w:r>
       <w:r>
         <w:rPr>
@@ -1747,7 +5655,7 @@
           <w:spacing w:val="-14"/>
           <w:w w:val="105"/>
         </w:rPr>
-        <w:t> </w:t>
+        <w:t xml:space="preserve"> </w:t>
       </w:r>
       <w:r>
         <w:rPr>
@@ -1760,7 +5668,7 @@
           <w:spacing w:val="-14"/>
           <w:w w:val="105"/>
         </w:rPr>
-        <w:t> </w:t>
+        <w:t xml:space="preserve"> </w:t>
       </w:r>
       <w:r>
         <w:rPr>
@@ -1773,7 +5681,7 @@
           <w:spacing w:val="-16"/>
           <w:w w:val="105"/>
         </w:rPr>
-        <w:t> </w:t>
+        <w:t xml:space="preserve"> </w:t>
       </w:r>
       <w:r>
         <w:rPr>
@@ -1786,7 +5694,7 @@
           <w:spacing w:val="-10"/>
           <w:w w:val="105"/>
         </w:rPr>
-        <w:t> </w:t>
+        <w:t xml:space="preserve"> </w:t>
       </w:r>
       <w:r>
         <w:rPr>
@@ -1799,7 +5707,7 @@
           <w:spacing w:val="-9"/>
           <w:w w:val="105"/>
         </w:rPr>
-        <w:t> </w:t>
+        <w:t xml:space="preserve"> </w:t>
       </w:r>
       <w:r>
         <w:rPr>
@@ -1812,7 +5720,7 @@
           <w:spacing w:val="-10"/>
           <w:w w:val="105"/>
         </w:rPr>
-        <w:t> </w:t>
+        <w:t xml:space="preserve"> </w:t>
       </w:r>
       <w:r>
         <w:rPr>
@@ -1825,7 +5733,7 @@
           <w:spacing w:val="-14"/>
           <w:w w:val="105"/>
         </w:rPr>
-        <w:t> </w:t>
+        <w:t xml:space="preserve"> </w:t>
       </w:r>
       <w:r>
         <w:rPr>
@@ -1838,7 +5746,7 @@
           <w:spacing w:val="-12"/>
           <w:w w:val="105"/>
         </w:rPr>
-        <w:t> </w:t>
+        <w:t xml:space="preserve"> </w:t>
       </w:r>
       <w:r>
         <w:rPr>
@@ -1851,7 +5759,7 @@
           <w:spacing w:val="-10"/>
           <w:w w:val="105"/>
         </w:rPr>
-        <w:t> </w:t>
+        <w:t xml:space="preserve"> </w:t>
       </w:r>
       <w:r>
         <w:rPr>
@@ -1864,7 +5772,7 @@
           <w:spacing w:val="-16"/>
           <w:w w:val="105"/>
         </w:rPr>
-        <w:t> </w:t>
+        <w:t xml:space="preserve"> </w:t>
       </w:r>
       <w:r>
         <w:rPr>
@@ -1877,7 +5785,7 @@
           <w:spacing w:val="-8"/>
           <w:w w:val="105"/>
         </w:rPr>
-        <w:t> </w:t>
+        <w:t xml:space="preserve"> </w:t>
       </w:r>
       <w:r>
         <w:rPr>
@@ -1888,14 +5796,34 @@
     </w:p>
     <w:sectPr>
       <w:pgSz w:w="11910" w:h="16850"/>
-      <w:pgMar w:header="15" w:footer="884" w:top="860" w:bottom="1120" w:left="992" w:right="1133"/>
+      <w:pgMar w:top="860" w:right="1133" w:bottom="1120" w:left="992" w:header="15" w:footer="884" w:gutter="0"/>
+      <w:cols w:space="720"/>
     </w:sectPr>
   </w:body>
 </w:document>
 </file>
 
+<file path=word/endnotes.xml><?xml version="1.0" encoding="utf-8"?>
+<w:endnotes xmlns:wpc="http://schemas.microsoft.com/office/word/2010/wordprocessingCanvas" xmlns:cx="http://schemas.microsoft.com/office/drawing/2014/chartex" xmlns:cx1="http://schemas.microsoft.com/office/drawing/2015/9/8/chartex" xmlns:cx2="http://schemas.microsoft.com/office/drawing/2015/10/21/chartex" xmlns:cx3="http://schemas.microsoft.com/office/drawing/2016/5/9/chartex" xmlns:cx4="http://schemas.microsoft.com/office/drawing/2016/5/10/chartex" xmlns:cx5="http://schemas.microsoft.com/office/drawing/2016/5/11/chartex" xmlns:cx6="http://schemas.microsoft.com/office/drawing/2016/5/12/chartex" xmlns:cx7="http://schemas.microsoft.com/office/drawing/2016/5/13/chartex" xmlns:cx8="http://schemas.microsoft.com/office/drawing/2016/5/14/chartex" xmlns:mc="http://schemas.openxmlformats.org/markup-compatibility/2006" xmlns:aink="http://schemas.microsoft.com/office/drawing/2016/ink" xmlns:am3d="http://schemas.microsoft.com/office/drawing/2017/model3d" xmlns:o="urn:schemas-microsoft-com:office:office" xmlns:oel="http://schemas.microsoft.com/office/2019/extlst" xmlns:r="http://schemas.openxmlformats.org/officeDocument/2006/relationships" xmlns:m="http://schemas.openxmlformats.org/officeDocument/2006/math" xmlns:v="urn:schemas-microsoft-com:vml" xmlns:wp14="http://schemas.microsoft.com/office/word/2010/wordprocessingDrawing" xmlns:wp="http://schemas.openxmlformats.org/drawingml/2006/wordprocessingDrawing" xmlns:w10="urn:schemas-microsoft-com:office:word" xmlns:w="http://schemas.openxmlformats.org/wordprocessingml/2006/main" xmlns:w14="http://schemas.microsoft.com/office/word/2010/wordml" xmlns:w15="http://schemas.microsoft.com/office/word/2012/wordml" xmlns:w16cex="http://schemas.microsoft.com/office/word/2018/wordml/cex" xmlns:w16cid="http://schemas.microsoft.com/office/word/2016/wordml/cid" xmlns:w16="http://schemas.microsoft.com/office/word/2018/wordml" xmlns:w16du="http://schemas.microsoft.com/office/word/2023/wordml/word16du" xmlns:w16sdtdh="http://schemas.microsoft.com/office/word/2020/wordml/sdtdatahash" xmlns:w16sdtfl="http://schemas.microsoft.com/office/word/2024/wordml/sdtformatlock" xmlns:w16se="http://schemas.microsoft.com/office/word/2015/wordml/symex" xmlns:wpg="http://schemas.microsoft.com/office/word/2010/wordprocessingGroup" xmlns:wpi="http://schemas.microsoft.com/office/word/2010/wordprocessingInk" xmlns:wne="http://schemas.microsoft.com/office/word/2006/wordml" xmlns:wps="http://schemas.microsoft.com/office/word/2010/wordprocessingShape" mc:Ignorable="w14 w15 w16se w16cid w16 w16cex w16sdtdh w16sdtfl w16du wp14">
+  <w:endnote w:type="separator" w:id="-1">
+    <w:p>
+      <w:r>
+        <w:separator/>
+      </w:r>
+    </w:p>
+  </w:endnote>
+  <w:endnote w:type="continuationSeparator" w:id="0">
+    <w:p>
+      <w:r>
+        <w:continuationSeparator/>
+      </w:r>
+    </w:p>
+  </w:endnote>
+</w:endnotes>
+</file>
+
 <file path=word/footer1.xml><?xml version="1.0" encoding="utf-8"?>
-<w:ftr xmlns:mc="http://schemas.openxmlformats.org/markup-compatibility/2006" xmlns:ve="http://schemas.openxmlformats.org/markup-compatibility/2006" xmlns:o="urn:schemas-microsoft-com:office:office" xmlns:r="http://schemas.openxmlformats.org/officeDocument/2006/relationships" xmlns:m="http://schemas.openxmlformats.org/officeDocument/2006/math" xmlns:v="urn:schemas-microsoft-com:vml" xmlns:wp="http://schemas.openxmlformats.org/drawingml/2006/wordprocessingDrawing" xmlns:w10="urn:schemas-microsoft-com:office:word" xmlns:w="http://schemas.openxmlformats.org/wordprocessingml/2006/main" xmlns:wne="http://schemas.microsoft.com/office/word/2006/wordml" xmlns:a="http://schemas.openxmlformats.org/drawingml/2006/main" xmlns:pic="http://schemas.openxmlformats.org/drawingml/2006/picture" xmlns:wpg="http://schemas.microsoft.com/office/word/2010/wordprocessingGroup" xmlns:wps="http://schemas.microsoft.com/office/word/2010/wordprocessingShape" xmlns:w14="http://schemas.microsoft.com/office/word/2010/wordml" mc:Ignorable="w14" xml:space="preserve">
+<w:ftr xmlns:wpc="http://schemas.microsoft.com/office/word/2010/wordprocessingCanvas" xmlns:cx="http://schemas.microsoft.com/office/drawing/2014/chartex" xmlns:cx1="http://schemas.microsoft.com/office/drawing/2015/9/8/chartex" xmlns:cx2="http://schemas.microsoft.com/office/drawing/2015/10/21/chartex" xmlns:cx3="http://schemas.microsoft.com/office/drawing/2016/5/9/chartex" xmlns:cx4="http://schemas.microsoft.com/office/drawing/2016/5/10/chartex" xmlns:cx5="http://schemas.microsoft.com/office/drawing/2016/5/11/chartex" xmlns:cx6="http://schemas.microsoft.com/office/drawing/2016/5/12/chartex" xmlns:cx7="http://schemas.microsoft.com/office/drawing/2016/5/13/chartex" xmlns:cx8="http://schemas.microsoft.com/office/drawing/2016/5/14/chartex" xmlns:mc="http://schemas.openxmlformats.org/markup-compatibility/2006" xmlns:aink="http://schemas.microsoft.com/office/drawing/2016/ink" xmlns:am3d="http://schemas.microsoft.com/office/drawing/2017/model3d" xmlns:o="urn:schemas-microsoft-com:office:office" xmlns:oel="http://schemas.microsoft.com/office/2019/extlst" xmlns:r="http://schemas.openxmlformats.org/officeDocument/2006/relationships" xmlns:m="http://schemas.openxmlformats.org/officeDocument/2006/math" xmlns:v="urn:schemas-microsoft-com:vml" xmlns:wp14="http://schemas.microsoft.com/office/word/2010/wordprocessingDrawing" xmlns:wp="http://schemas.openxmlformats.org/drawingml/2006/wordprocessingDrawing" xmlns:w10="urn:schemas-microsoft-com:office:word" xmlns:w="http://schemas.openxmlformats.org/wordprocessingml/2006/main" xmlns:w14="http://schemas.microsoft.com/office/word/2010/wordml" xmlns:w15="http://schemas.microsoft.com/office/word/2012/wordml" xmlns:w16cex="http://schemas.microsoft.com/office/word/2018/wordml/cex" xmlns:w16cid="http://schemas.microsoft.com/office/word/2016/wordml/cid" xmlns:w16="http://schemas.microsoft.com/office/word/2018/wordml" xmlns:w16du="http://schemas.microsoft.com/office/word/2023/wordml/word16du" xmlns:w16sdtdh="http://schemas.microsoft.com/office/word/2020/wordml/sdtdatahash" xmlns:w16sdtfl="http://schemas.microsoft.com/office/word/2024/wordml/sdtformatlock" xmlns:w16se="http://schemas.microsoft.com/office/word/2015/wordml/symex" xmlns:wpg="http://schemas.microsoft.com/office/word/2010/wordprocessingGroup" xmlns:wpi="http://schemas.microsoft.com/office/word/2010/wordprocessingInk" xmlns:wne="http://schemas.microsoft.com/office/word/2006/wordml" xmlns:wps="http://schemas.microsoft.com/office/word/2010/wordprocessingShape" mc:Ignorable="w14 w15 w16se w16cid w16 w16cex w16sdtdh w16sdtfl w16du wp14">
   <w:p>
     <w:pPr>
       <w:pStyle w:val="BodyText"/>
@@ -1906,12 +5834,13 @@
     </w:pPr>
     <w:r>
       <w:rPr>
+        <w:noProof/>
         <w:sz w:val="20"/>
       </w:rPr>
       <mc:AlternateContent>
         <mc:Choice Requires="wps">
           <w:drawing>
-            <wp:anchor distT="0" distB="0" distL="0" distR="0" allowOverlap="1" layoutInCell="1" locked="0" behindDoc="1" simplePos="0" relativeHeight="487536128">
+            <wp:anchor distT="0" distB="0" distL="0" distR="0" simplePos="0" relativeHeight="487536128" behindDoc="1" locked="0" layoutInCell="1" allowOverlap="1" wp14:anchorId="03A5D88E" wp14:editId="0C716115">
               <wp:simplePos x="0" y="0"/>
               <wp:positionH relativeFrom="page">
                 <wp:posOffset>719455</wp:posOffset>
@@ -1924,13 +5853,14 @@
               <wp:wrapNone/>
               <wp:docPr id="2" name="Graphic 2"/>
               <wp:cNvGraphicFramePr>
-                <a:graphicFrameLocks/>
+                <a:graphicFrameLocks xmlns:a="http://schemas.openxmlformats.org/drawingml/2006/main"/>
               </wp:cNvGraphicFramePr>
-              <a:graphic>
+              <a:graphic xmlns:a="http://schemas.openxmlformats.org/drawingml/2006/main">
                 <a:graphicData uri="http://schemas.microsoft.com/office/word/2010/wordprocessingShape">
                   <wps:wsp>
-                    <wps:cNvPr id="2" name="Graphic 2"/>
-                    <wps:cNvSpPr/>
+                    <wps:cNvSpPr>
+                      <a:spLocks/>
+                    </wps:cNvSpPr>
                     <wps:spPr>
                       <a:xfrm>
                         <a:off x="0" y="0"/>
@@ -1943,7 +5873,7 @@
                         <a:cxnLst/>
                         <a:rect l="l" t="t" r="r" b="b"/>
                         <a:pathLst>
-                          <a:path w="6120130" h="0">
+                          <a:path w="6120130">
                             <a:moveTo>
                               <a:pt x="0" y="0"/>
                             </a:moveTo>
@@ -1974,22 +5904,23 @@
         </mc:Choice>
         <mc:Fallback>
           <w:pict>
-            <v:line style="position:absolute;mso-position-horizontal-relative:page;mso-position-vertical-relative:page;z-index:-15780352" from="56.650002pt,783.349976pt" to="538.540002pt,783.349976pt" stroked="true" strokeweight="2.9998pt" strokecolor="#602322">
-              <v:stroke dashstyle="solid"/>
-              <w10:wrap type="none"/>
-            </v:line>
+            <v:shape w14:anchorId="2C2B476F" id="Graphic 2" o:spid="_x0000_s1026" style="position:absolute;margin-left:56.65pt;margin-top:783.35pt;width:481.9pt;height:.1pt;z-index:-15780352;visibility:visible;mso-wrap-style:square;mso-wrap-distance-left:0;mso-wrap-distance-top:0;mso-wrap-distance-right:0;mso-wrap-distance-bottom:0;mso-position-horizontal:absolute;mso-position-horizontal-relative:page;mso-position-vertical:absolute;mso-position-vertical-relative:page;v-text-anchor:top" coordsize="6120130,1270" o:gfxdata="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" path="m,l6120003,e" filled="f" strokecolor="#602322" strokeweight="1.05825mm">
+              <v:path arrowok="t"/>
+              <w10:wrap anchorx="page" anchory="page"/>
+            </v:shape>
           </w:pict>
         </mc:Fallback>
       </mc:AlternateContent>
     </w:r>
     <w:r>
       <w:rPr>
+        <w:noProof/>
         <w:sz w:val="20"/>
       </w:rPr>
       <mc:AlternateContent>
         <mc:Choice Requires="wps">
           <w:drawing>
-            <wp:anchor distT="0" distB="0" distL="0" distR="0" allowOverlap="1" layoutInCell="1" locked="0" behindDoc="1" simplePos="0" relativeHeight="487536640">
+            <wp:anchor distT="0" distB="0" distL="0" distR="0" simplePos="0" relativeHeight="487536640" behindDoc="1" locked="0" layoutInCell="1" allowOverlap="1" wp14:anchorId="74A61D85" wp14:editId="23C76EAE">
               <wp:simplePos x="0" y="0"/>
               <wp:positionH relativeFrom="page">
                 <wp:posOffset>709980</wp:posOffset>
@@ -2002,13 +5933,14 @@
               <wp:wrapNone/>
               <wp:docPr id="3" name="Textbox 3"/>
               <wp:cNvGraphicFramePr>
-                <a:graphicFrameLocks/>
+                <a:graphicFrameLocks xmlns:a="http://schemas.openxmlformats.org/drawingml/2006/main"/>
               </wp:cNvGraphicFramePr>
-              <a:graphic>
+              <a:graphic xmlns:a="http://schemas.openxmlformats.org/drawingml/2006/main">
                 <a:graphicData uri="http://schemas.microsoft.com/office/word/2010/wordprocessingShape">
                   <wps:wsp>
-                    <wps:cNvPr id="3" name="Textbox 3"/>
-                    <wps:cNvSpPr txBox="1"/>
+                    <wps:cNvSpPr txBox="1">
+                      <a:spLocks/>
+                    </wps:cNvSpPr>
                     <wps:spPr>
                       <a:xfrm>
                         <a:off x="0" y="0"/>
@@ -2047,7 +5979,11 @@
         </mc:Choice>
         <mc:Fallback>
           <w:pict>
-            <v:shape style="position:absolute;margin-left:55.903999pt;margin-top:785.06958pt;width:34.1pt;height:15.2pt;mso-position-horizontal-relative:page;mso-position-vertical-relative:page;z-index:-15779840" type="#_x0000_t202" id="docshape2" filled="false" stroked="false">
+            <v:shapetype w14:anchorId="74A61D85" id="_x0000_t202" coordsize="21600,21600" o:spt="202" path="m,l,21600r21600,l21600,xe">
+              <v:stroke joinstyle="miter"/>
+              <v:path gradientshapeok="t" o:connecttype="rect"/>
+            </v:shapetype>
+            <v:shape id="Textbox 3" o:spid="_x0000_s1027" type="#_x0000_t202" style="position:absolute;margin-left:55.9pt;margin-top:785.05pt;width:34.1pt;height:15.2pt;z-index:-15779840;visibility:visible;mso-wrap-style:square;mso-wrap-distance-left:0;mso-wrap-distance-top:0;mso-wrap-distance-right:0;mso-wrap-distance-bottom:0;mso-position-horizontal:absolute;mso-position-horizontal-relative:page;mso-position-vertical:absolute;mso-position-vertical-relative:page;v-text-anchor:top" o:gfxdata="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" filled="f" stroked="f">
               <v:textbox inset="0,0,0,0">
                 <w:txbxContent>
                   <w:p>
@@ -2066,7 +6002,7 @@
                   </w:p>
                 </w:txbxContent>
               </v:textbox>
-              <w10:wrap type="none"/>
+              <w10:wrap anchorx="page" anchory="page"/>
             </v:shape>
           </w:pict>
         </mc:Fallback>
@@ -2074,12 +6010,13 @@
     </w:r>
     <w:r>
       <w:rPr>
+        <w:noProof/>
         <w:sz w:val="20"/>
       </w:rPr>
       <mc:AlternateContent>
         <mc:Choice Requires="wps">
           <w:drawing>
-            <wp:anchor distT="0" distB="0" distL="0" distR="0" allowOverlap="1" layoutInCell="1" locked="0" behindDoc="1" simplePos="0" relativeHeight="487537152">
+            <wp:anchor distT="0" distB="0" distL="0" distR="0" simplePos="0" relativeHeight="487537152" behindDoc="1" locked="0" layoutInCell="1" allowOverlap="1" wp14:anchorId="34EDCA53" wp14:editId="2177A613">
               <wp:simplePos x="0" y="0"/>
               <wp:positionH relativeFrom="page">
                 <wp:posOffset>1656969</wp:posOffset>
@@ -2092,13 +6029,14 @@
               <wp:wrapNone/>
               <wp:docPr id="4" name="Textbox 4"/>
               <wp:cNvGraphicFramePr>
-                <a:graphicFrameLocks/>
+                <a:graphicFrameLocks xmlns:a="http://schemas.openxmlformats.org/drawingml/2006/main"/>
               </wp:cNvGraphicFramePr>
-              <a:graphic>
+              <a:graphic xmlns:a="http://schemas.openxmlformats.org/drawingml/2006/main">
                 <a:graphicData uri="http://schemas.microsoft.com/office/word/2010/wordprocessingShape">
                   <wps:wsp>
-                    <wps:cNvPr id="4" name="Textbox 4"/>
-                    <wps:cNvSpPr txBox="1"/>
+                    <wps:cNvSpPr txBox="1">
+                      <a:spLocks/>
+                    </wps:cNvSpPr>
                     <wps:spPr>
                       <a:xfrm>
                         <a:off x="0" y="0"/>
@@ -2117,54 +6055,49 @@
                             <w:ind w:left="20"/>
                           </w:pPr>
                           <w:r>
-                            <w:rPr/>
                             <w:t>K.D.</w:t>
                           </w:r>
                           <w:r>
                             <w:rPr>
                               <w:spacing w:val="21"/>
                             </w:rPr>
-                            <w:t> </w:t>
+                            <w:t xml:space="preserve"> </w:t>
                           </w:r>
                           <w:r>
-                            <w:rPr/>
                             <w:t>Patel</w:t>
                           </w:r>
                           <w:r>
                             <w:rPr>
                               <w:spacing w:val="33"/>
                             </w:rPr>
-                            <w:t> </w:t>
+                            <w:t xml:space="preserve"> </w:t>
                           </w:r>
                           <w:r>
-                            <w:rPr/>
                             <w:t>Department</w:t>
                           </w:r>
                           <w:r>
                             <w:rPr>
                               <w:spacing w:val="32"/>
                             </w:rPr>
-                            <w:t> </w:t>
+                            <w:t xml:space="preserve"> </w:t>
                           </w:r>
                           <w:r>
-                            <w:rPr/>
                             <w:t>of</w:t>
                           </w:r>
                           <w:r>
                             <w:rPr>
                               <w:spacing w:val="13"/>
                             </w:rPr>
-                            <w:t> </w:t>
+                            <w:t xml:space="preserve"> </w:t>
                           </w:r>
                           <w:r>
-                            <w:rPr/>
                             <w:t>Information</w:t>
                           </w:r>
                           <w:r>
                             <w:rPr>
                               <w:spacing w:val="19"/>
                             </w:rPr>
-                            <w:t> </w:t>
+                            <w:t xml:space="preserve"> </w:t>
                           </w:r>
                           <w:r>
                             <w:rPr>
@@ -2186,7 +6119,7 @@
         </mc:Choice>
         <mc:Fallback>
           <w:pict>
-            <v:shape style="position:absolute;margin-left:130.470001pt;margin-top:785.06958pt;width:243.85pt;height:15.2pt;mso-position-horizontal-relative:page;mso-position-vertical-relative:page;z-index:-15779328" type="#_x0000_t202" id="docshape3" filled="false" stroked="false">
+            <v:shape w14:anchorId="34EDCA53" id="Textbox 4" o:spid="_x0000_s1028" type="#_x0000_t202" style="position:absolute;margin-left:130.45pt;margin-top:785.05pt;width:243.85pt;height:15.2pt;z-index:-15779328;visibility:visible;mso-wrap-style:square;mso-wrap-distance-left:0;mso-wrap-distance-top:0;mso-wrap-distance-right:0;mso-wrap-distance-bottom:0;mso-position-horizontal:absolute;mso-position-horizontal-relative:page;mso-position-vertical:absolute;mso-position-vertical-relative:page;v-text-anchor:top" o:gfxdata="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" filled="f" stroked="f">
               <v:textbox inset="0,0,0,0">
                 <w:txbxContent>
                   <w:p>
@@ -2196,54 +6129,49 @@
                       <w:ind w:left="20"/>
                     </w:pPr>
                     <w:r>
-                      <w:rPr/>
                       <w:t>K.D.</w:t>
                     </w:r>
                     <w:r>
                       <w:rPr>
                         <w:spacing w:val="21"/>
                       </w:rPr>
-                      <w:t> </w:t>
+                      <w:t xml:space="preserve"> </w:t>
                     </w:r>
                     <w:r>
-                      <w:rPr/>
                       <w:t>Patel</w:t>
                     </w:r>
                     <w:r>
                       <w:rPr>
                         <w:spacing w:val="33"/>
                       </w:rPr>
-                      <w:t> </w:t>
+                      <w:t xml:space="preserve"> </w:t>
                     </w:r>
                     <w:r>
-                      <w:rPr/>
                       <w:t>Department</w:t>
                     </w:r>
                     <w:r>
                       <w:rPr>
                         <w:spacing w:val="32"/>
                       </w:rPr>
-                      <w:t> </w:t>
+                      <w:t xml:space="preserve"> </w:t>
                     </w:r>
                     <w:r>
-                      <w:rPr/>
                       <w:t>of</w:t>
                     </w:r>
                     <w:r>
                       <w:rPr>
                         <w:spacing w:val="13"/>
                       </w:rPr>
-                      <w:t> </w:t>
+                      <w:t xml:space="preserve"> </w:t>
                     </w:r>
                     <w:r>
-                      <w:rPr/>
                       <w:t>Information</w:t>
                     </w:r>
                     <w:r>
                       <w:rPr>
                         <w:spacing w:val="19"/>
                       </w:rPr>
-                      <w:t> </w:t>
+                      <w:t xml:space="preserve"> </w:t>
                     </w:r>
                     <w:r>
                       <w:rPr>
@@ -2254,7 +6182,7 @@
                   </w:p>
                 </w:txbxContent>
               </v:textbox>
-              <w10:wrap type="none"/>
+              <w10:wrap anchorx="page" anchory="page"/>
             </v:shape>
           </w:pict>
         </mc:Fallback>
@@ -2262,12 +6190,13 @@
     </w:r>
     <w:r>
       <w:rPr>
+        <w:noProof/>
         <w:sz w:val="20"/>
       </w:rPr>
       <mc:AlternateContent>
         <mc:Choice Requires="wps">
           <w:drawing>
-            <wp:anchor distT="0" distB="0" distL="0" distR="0" allowOverlap="1" layoutInCell="1" locked="0" behindDoc="1" simplePos="0" relativeHeight="487537664">
+            <wp:anchor distT="0" distB="0" distL="0" distR="0" simplePos="0" relativeHeight="487537664" behindDoc="1" locked="0" layoutInCell="1" allowOverlap="1" wp14:anchorId="062AEB2A" wp14:editId="378C6FF1">
               <wp:simplePos x="0" y="0"/>
               <wp:positionH relativeFrom="page">
                 <wp:posOffset>6656705</wp:posOffset>
@@ -2280,13 +6209,14 @@
               <wp:wrapNone/>
               <wp:docPr id="5" name="Textbox 5"/>
               <wp:cNvGraphicFramePr>
-                <a:graphicFrameLocks/>
+                <a:graphicFrameLocks xmlns:a="http://schemas.openxmlformats.org/drawingml/2006/main"/>
               </wp:cNvGraphicFramePr>
-              <a:graphic>
+              <a:graphic xmlns:a="http://schemas.openxmlformats.org/drawingml/2006/main">
                 <a:graphicData uri="http://schemas.microsoft.com/office/word/2010/wordprocessingShape">
                   <wps:wsp>
-                    <wps:cNvPr id="5" name="Textbox 5"/>
-                    <wps:cNvSpPr txBox="1"/>
+                    <wps:cNvSpPr txBox="1">
+                      <a:spLocks/>
+                    </wps:cNvSpPr>
                     <wps:spPr>
                       <a:xfrm>
                         <a:off x="0" y="0"/>
@@ -2316,7 +6246,7 @@
                               <w:spacing w:val="-10"/>
                               <w:w w:val="105"/>
                             </w:rPr>
-                            <w:instrText> PAGE </w:instrText>
+                            <w:instrText xml:space="preserve"> PAGE </w:instrText>
                           </w:r>
                           <w:r>
                             <w:rPr>
@@ -2353,7 +6283,7 @@
         </mc:Choice>
         <mc:Fallback>
           <w:pict>
-            <v:shape style="position:absolute;margin-left:524.150024pt;margin-top:785.429565pt;width:20.95pt;height:15.2pt;mso-position-horizontal-relative:page;mso-position-vertical-relative:page;z-index:-15778816" type="#_x0000_t202" id="docshape4" filled="false" stroked="false">
+            <v:shape w14:anchorId="062AEB2A" id="Textbox 5" o:spid="_x0000_s1029" type="#_x0000_t202" style="position:absolute;margin-left:524.15pt;margin-top:785.45pt;width:20.95pt;height:15.2pt;z-index:-15778816;visibility:visible;mso-wrap-style:square;mso-wrap-distance-left:0;mso-wrap-distance-top:0;mso-wrap-distance-right:0;mso-wrap-distance-bottom:0;mso-position-horizontal:absolute;mso-position-horizontal-relative:page;mso-position-vertical:absolute;mso-position-vertical-relative:page;v-text-anchor:top" o:gfxdata="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" filled="f" stroked="f">
               <v:textbox inset="0,0,0,0">
                 <w:txbxContent>
                   <w:p>
@@ -2374,7 +6304,7 @@
                         <w:spacing w:val="-10"/>
                         <w:w w:val="105"/>
                       </w:rPr>
-                      <w:instrText> PAGE </w:instrText>
+                      <w:instrText xml:space="preserve"> PAGE </w:instrText>
                     </w:r>
                     <w:r>
                       <w:rPr>
@@ -2400,7 +6330,7 @@
                   </w:p>
                 </w:txbxContent>
               </v:textbox>
-              <w10:wrap type="none"/>
+              <w10:wrap anchorx="page" anchory="page"/>
             </v:shape>
           </w:pict>
         </mc:Fallback>
@@ -2410,8 +6340,27 @@
 </w:ftr>
 </file>
 
+<file path=word/footnotes.xml><?xml version="1.0" encoding="utf-8"?>
+<w:footnotes xmlns:wpc="http://schemas.microsoft.com/office/word/2010/wordprocessingCanvas" xmlns:cx="http://schemas.microsoft.com/office/drawing/2014/chartex" xmlns:cx1="http://schemas.microsoft.com/office/drawing/2015/9/8/chartex" xmlns:cx2="http://schemas.microsoft.com/office/drawing/2015/10/21/chartex" xmlns:cx3="http://schemas.microsoft.com/office/drawing/2016/5/9/chartex" xmlns:cx4="http://schemas.microsoft.com/office/drawing/2016/5/10/chartex" xmlns:cx5="http://schemas.microsoft.com/office/drawing/2016/5/11/chartex" xmlns:cx6="http://schemas.microsoft.com/office/drawing/2016/5/12/chartex" xmlns:cx7="http://schemas.microsoft.com/office/drawing/2016/5/13/chartex" xmlns:cx8="http://schemas.microsoft.com/office/drawing/2016/5/14/chartex" xmlns:mc="http://schemas.openxmlformats.org/markup-compatibility/2006" xmlns:aink="http://schemas.microsoft.com/office/drawing/2016/ink" xmlns:am3d="http://schemas.microsoft.com/office/drawing/2017/model3d" xmlns:o="urn:schemas-microsoft-com:office:office" xmlns:oel="http://schemas.microsoft.com/office/2019/extlst" xmlns:r="http://schemas.openxmlformats.org/officeDocument/2006/relationships" xmlns:m="http://schemas.openxmlformats.org/officeDocument/2006/math" xmlns:v="urn:schemas-microsoft-com:vml" xmlns:wp14="http://schemas.microsoft.com/office/word/2010/wordprocessingDrawing" xmlns:wp="http://schemas.openxmlformats.org/drawingml/2006/wordprocessingDrawing" xmlns:w10="urn:schemas-microsoft-com:office:word" xmlns:w="http://schemas.openxmlformats.org/wordprocessingml/2006/main" xmlns:w14="http://schemas.microsoft.com/office/word/2010/wordml" xmlns:w15="http://schemas.microsoft.com/office/word/2012/wordml" xmlns:w16cex="http://schemas.microsoft.com/office/word/2018/wordml/cex" xmlns:w16cid="http://schemas.microsoft.com/office/word/2016/wordml/cid" xmlns:w16="http://schemas.microsoft.com/office/word/2018/wordml" xmlns:w16du="http://schemas.microsoft.com/office/word/2023/wordml/word16du" xmlns:w16sdtdh="http://schemas.microsoft.com/office/word/2020/wordml/sdtdatahash" xmlns:w16sdtfl="http://schemas.microsoft.com/office/word/2024/wordml/sdtformatlock" xmlns:w16se="http://schemas.microsoft.com/office/word/2015/wordml/symex" xmlns:wpg="http://schemas.microsoft.com/office/word/2010/wordprocessingGroup" xmlns:wpi="http://schemas.microsoft.com/office/word/2010/wordprocessingInk" xmlns:wne="http://schemas.microsoft.com/office/word/2006/wordml" xmlns:wps="http://schemas.microsoft.com/office/word/2010/wordprocessingShape" mc:Ignorable="w14 w15 w16se w16cid w16 w16cex w16sdtdh w16sdtfl w16du wp14">
+  <w:footnote w:type="separator" w:id="-1">
+    <w:p>
+      <w:r>
+        <w:separator/>
+      </w:r>
+    </w:p>
+  </w:footnote>
+  <w:footnote w:type="continuationSeparator" w:id="0">
+    <w:p>
+      <w:r>
+        <w:continuationSeparator/>
+      </w:r>
+    </w:p>
+  </w:footnote>
+</w:footnotes>
+</file>
+
 <file path=word/header1.xml><?xml version="1.0" encoding="utf-8"?>
-<w:hdr xmlns:mc="http://schemas.openxmlformats.org/markup-compatibility/2006" xmlns:ve="http://schemas.openxmlformats.org/markup-compatibility/2006" xmlns:o="urn:schemas-microsoft-com:office:office" xmlns:r="http://schemas.openxmlformats.org/officeDocument/2006/relationships" xmlns:m="http://schemas.openxmlformats.org/officeDocument/2006/math" xmlns:v="urn:schemas-microsoft-com:vml" xmlns:wp="http://schemas.openxmlformats.org/drawingml/2006/wordprocessingDrawing" xmlns:w10="urn:schemas-microsoft-com:office:word" xmlns:w="http://schemas.openxmlformats.org/wordprocessingml/2006/main" xmlns:wne="http://schemas.microsoft.com/office/word/2006/wordml" xmlns:a="http://schemas.openxmlformats.org/drawingml/2006/main" xmlns:pic="http://schemas.openxmlformats.org/drawingml/2006/picture" xmlns:wpg="http://schemas.microsoft.com/office/word/2010/wordprocessingGroup" xmlns:wps="http://schemas.microsoft.com/office/word/2010/wordprocessingShape" xmlns:w14="http://schemas.microsoft.com/office/word/2010/wordml" mc:Ignorable="w14" xml:space="preserve">
+<w:hdr xmlns:wpc="http://schemas.microsoft.com/office/word/2010/wordprocessingCanvas" xmlns:cx="http://schemas.microsoft.com/office/drawing/2014/chartex" xmlns:cx1="http://schemas.microsoft.com/office/drawing/2015/9/8/chartex" xmlns:cx2="http://schemas.microsoft.com/office/drawing/2015/10/21/chartex" xmlns:cx3="http://schemas.microsoft.com/office/drawing/2016/5/9/chartex" xmlns:cx4="http://schemas.microsoft.com/office/drawing/2016/5/10/chartex" xmlns:cx5="http://schemas.microsoft.com/office/drawing/2016/5/11/chartex" xmlns:cx6="http://schemas.microsoft.com/office/drawing/2016/5/12/chartex" xmlns:cx7="http://schemas.microsoft.com/office/drawing/2016/5/13/chartex" xmlns:cx8="http://schemas.microsoft.com/office/drawing/2016/5/14/chartex" xmlns:mc="http://schemas.openxmlformats.org/markup-compatibility/2006" xmlns:aink="http://schemas.microsoft.com/office/drawing/2016/ink" xmlns:am3d="http://schemas.microsoft.com/office/drawing/2017/model3d" xmlns:o="urn:schemas-microsoft-com:office:office" xmlns:oel="http://schemas.microsoft.com/office/2019/extlst" xmlns:r="http://schemas.openxmlformats.org/officeDocument/2006/relationships" xmlns:m="http://schemas.openxmlformats.org/officeDocument/2006/math" xmlns:v="urn:schemas-microsoft-com:vml" xmlns:wp14="http://schemas.microsoft.com/office/word/2010/wordprocessingDrawing" xmlns:wp="http://schemas.openxmlformats.org/drawingml/2006/wordprocessingDrawing" xmlns:w10="urn:schemas-microsoft-com:office:word" xmlns:w="http://schemas.openxmlformats.org/wordprocessingml/2006/main" xmlns:w14="http://schemas.microsoft.com/office/word/2010/wordml" xmlns:w15="http://schemas.microsoft.com/office/word/2012/wordml" xmlns:w16cex="http://schemas.microsoft.com/office/word/2018/wordml/cex" xmlns:w16cid="http://schemas.microsoft.com/office/word/2016/wordml/cid" xmlns:w16="http://schemas.microsoft.com/office/word/2018/wordml" xmlns:w16du="http://schemas.microsoft.com/office/word/2023/wordml/word16du" xmlns:w16sdtdh="http://schemas.microsoft.com/office/word/2020/wordml/sdtdatahash" xmlns:w16sdtfl="http://schemas.microsoft.com/office/word/2024/wordml/sdtformatlock" xmlns:w16se="http://schemas.microsoft.com/office/word/2015/wordml/symex" xmlns:wpg="http://schemas.microsoft.com/office/word/2010/wordprocessingGroup" xmlns:wpi="http://schemas.microsoft.com/office/word/2010/wordprocessingInk" xmlns:wne="http://schemas.microsoft.com/office/word/2006/wordml" xmlns:wps="http://schemas.microsoft.com/office/word/2010/wordprocessingShape" mc:Ignorable="w14 w15 w16se w16cid w16 w16cex w16sdtdh w16sdtfl w16du wp14">
   <w:p>
     <w:pPr>
       <w:pStyle w:val="BodyText"/>
@@ -2422,12 +6371,13 @@
     </w:pPr>
     <w:r>
       <w:rPr>
+        <w:noProof/>
         <w:sz w:val="20"/>
       </w:rPr>
       <mc:AlternateContent>
         <mc:Choice Requires="wps">
           <w:drawing>
-            <wp:anchor distT="0" distB="0" distL="0" distR="0" allowOverlap="1" layoutInCell="1" locked="0" behindDoc="1" simplePos="0" relativeHeight="487535616">
+            <wp:anchor distT="0" distB="0" distL="0" distR="0" simplePos="0" relativeHeight="487535616" behindDoc="1" locked="0" layoutInCell="1" allowOverlap="1" wp14:anchorId="12D0BB0D" wp14:editId="6CA4A6F4">
               <wp:simplePos x="0" y="0"/>
               <wp:positionH relativeFrom="page">
                 <wp:posOffset>618540</wp:posOffset>
@@ -2440,13 +6390,14 @@
               <wp:wrapNone/>
               <wp:docPr id="1" name="Textbox 1"/>
               <wp:cNvGraphicFramePr>
-                <a:graphicFrameLocks/>
+                <a:graphicFrameLocks xmlns:a="http://schemas.openxmlformats.org/drawingml/2006/main"/>
               </wp:cNvGraphicFramePr>
-              <a:graphic>
+              <a:graphic xmlns:a="http://schemas.openxmlformats.org/drawingml/2006/main">
                 <a:graphicData uri="http://schemas.microsoft.com/office/word/2010/wordprocessingShape">
                   <wps:wsp>
-                    <wps:cNvPr id="1" name="Textbox 1"/>
-                    <wps:cNvSpPr txBox="1"/>
+                    <wps:cNvSpPr txBox="1">
+                      <a:spLocks/>
+                    </wps:cNvSpPr>
                     <wps:spPr>
                       <a:xfrm>
                         <a:off x="0" y="0"/>
@@ -2461,55 +6412,38 @@
                         <w:p>
                           <w:pPr>
                             <w:spacing w:before="13"/>
-                            <w:ind w:left="20" w:right="0" w:firstLine="0"/>
-                            <w:jc w:val="left"/>
-                            <w:rPr>
-                              <w:sz w:val="22"/>
-                            </w:rPr>
+                            <w:ind w:left="20"/>
                           </w:pPr>
                           <w:r>
-                            <w:rPr>
-                              <w:sz w:val="22"/>
-                            </w:rPr>
                             <w:t>CEUE203</w:t>
                           </w:r>
                           <w:r>
                             <w:rPr>
                               <w:spacing w:val="-4"/>
-                              <w:sz w:val="22"/>
                             </w:rPr>
-                            <w:t> </w:t>
+                            <w:t xml:space="preserve"> </w:t>
                           </w:r>
                           <w:r>
-                            <w:rPr>
-                              <w:sz w:val="22"/>
-                            </w:rPr>
                             <w:t>-</w:t>
                           </w:r>
                           <w:r>
                             <w:rPr>
                               <w:spacing w:val="-3"/>
-                              <w:sz w:val="22"/>
                             </w:rPr>
-                            <w:t> </w:t>
+                            <w:t xml:space="preserve"> </w:t>
                           </w:r>
                           <w:r>
-                            <w:rPr>
-                              <w:sz w:val="22"/>
-                            </w:rPr>
                             <w:t>OOP</w:t>
                           </w:r>
                           <w:r>
                             <w:rPr>
                               <w:spacing w:val="4"/>
-                              <w:sz w:val="22"/>
                             </w:rPr>
-                            <w:t> </w:t>
+                            <w:t xml:space="preserve"> </w:t>
                           </w:r>
                           <w:r>
                             <w:rPr>
                               <w:spacing w:val="-2"/>
-                              <w:sz w:val="22"/>
                             </w:rPr>
                             <w:t>D26IT117</w:t>
                           </w:r>
@@ -2527,72 +6461,55 @@
         </mc:Choice>
         <mc:Fallback>
           <w:pict>
-            <v:shapetype id="_x0000_t202" o:spt="202" coordsize="21600,21600" path="m,l,21600r21600,l21600,xe">
+            <v:shapetype w14:anchorId="12D0BB0D" id="_x0000_t202" coordsize="21600,21600" o:spt="202" path="m,l,21600r21600,l21600,xe">
               <v:stroke joinstyle="miter"/>
               <v:path gradientshapeok="t" o:connecttype="rect"/>
             </v:shapetype>
-            <v:shape style="position:absolute;margin-left:48.703999pt;margin-top:11.735154pt;width:127pt;height:14.4pt;mso-position-horizontal-relative:page;mso-position-vertical-relative:page;z-index:-15780864" type="#_x0000_t202" id="docshape1" filled="false" stroked="false">
+            <v:shape id="Textbox 1" o:spid="_x0000_s1026" type="#_x0000_t202" style="position:absolute;margin-left:48.7pt;margin-top:11.75pt;width:127pt;height:14.4pt;z-index:-15780864;visibility:visible;mso-wrap-style:square;mso-wrap-distance-left:0;mso-wrap-distance-top:0;mso-wrap-distance-right:0;mso-wrap-distance-bottom:0;mso-position-horizontal:absolute;mso-position-horizontal-relative:page;mso-position-vertical:absolute;mso-position-vertical-relative:page;v-text-anchor:top" o:gfxdata="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" filled="f" stroked="f">
               <v:textbox inset="0,0,0,0">
                 <w:txbxContent>
                   <w:p>
                     <w:pPr>
                       <w:spacing w:before="13"/>
-                      <w:ind w:left="20" w:right="0" w:firstLine="0"/>
-                      <w:jc w:val="left"/>
-                      <w:rPr>
-                        <w:sz w:val="22"/>
-                      </w:rPr>
+                      <w:ind w:left="20"/>
                     </w:pPr>
                     <w:r>
-                      <w:rPr>
-                        <w:sz w:val="22"/>
-                      </w:rPr>
                       <w:t>CEUE203</w:t>
                     </w:r>
                     <w:r>
                       <w:rPr>
                         <w:spacing w:val="-4"/>
-                        <w:sz w:val="22"/>
                       </w:rPr>
-                      <w:t> </w:t>
+                      <w:t xml:space="preserve"> </w:t>
                     </w:r>
                     <w:r>
-                      <w:rPr>
-                        <w:sz w:val="22"/>
-                      </w:rPr>
                       <w:t>-</w:t>
                     </w:r>
                     <w:r>
                       <w:rPr>
                         <w:spacing w:val="-3"/>
-                        <w:sz w:val="22"/>
                       </w:rPr>
-                      <w:t> </w:t>
+                      <w:t xml:space="preserve"> </w:t>
                     </w:r>
                     <w:r>
-                      <w:rPr>
-                        <w:sz w:val="22"/>
-                      </w:rPr>
                       <w:t>OOP</w:t>
                     </w:r>
                     <w:r>
                       <w:rPr>
                         <w:spacing w:val="4"/>
-                        <w:sz w:val="22"/>
                       </w:rPr>
-                      <w:t> </w:t>
+                      <w:t xml:space="preserve"> </w:t>
                     </w:r>
                     <w:r>
                       <w:rPr>
                         <w:spacing w:val="-2"/>
-                        <w:sz w:val="22"/>
                       </w:rPr>
                       <w:t>D26IT117</w:t>
                     </w:r>
                   </w:p>
                 </w:txbxContent>
               </v:textbox>
-              <w10:wrap type="none"/>
+              <w10:wrap anchorx="page" anchory="page"/>
             </v:shape>
           </w:pict>
         </mc:Fallback>
@@ -2602,15 +6519,136 @@
 </w:hdr>
 </file>
 
+<file path=word/numbering.xml><?xml version="1.0" encoding="utf-8"?>
+<w:numbering xmlns:wpc="http://schemas.microsoft.com/office/word/2010/wordprocessingCanvas" xmlns:cx="http://schemas.microsoft.com/office/drawing/2014/chartex" xmlns:cx1="http://schemas.microsoft.com/office/drawing/2015/9/8/chartex" xmlns:cx2="http://schemas.microsoft.com/office/drawing/2015/10/21/chartex" xmlns:cx3="http://schemas.microsoft.com/office/drawing/2016/5/9/chartex" xmlns:cx4="http://schemas.microsoft.com/office/drawing/2016/5/10/chartex" xmlns:cx5="http://schemas.microsoft.com/office/drawing/2016/5/11/chartex" xmlns:cx6="http://schemas.microsoft.com/office/drawing/2016/5/12/chartex" xmlns:cx7="http://schemas.microsoft.com/office/drawing/2016/5/13/chartex" xmlns:cx8="http://schemas.microsoft.com/office/drawing/2016/5/14/chartex" xmlns:mc="http://schemas.openxmlformats.org/markup-compatibility/2006" xmlns:aink="http://schemas.microsoft.com/office/drawing/2016/ink" xmlns:am3d="http://schemas.microsoft.com/office/drawing/2017/model3d" xmlns:o="urn:schemas-microsoft-com:office:office" xmlns:oel="http://schemas.microsoft.com/office/2019/extlst" xmlns:r="http://schemas.openxmlformats.org/officeDocument/2006/relationships" xmlns:m="http://schemas.openxmlformats.org/officeDocument/2006/math" xmlns:v="urn:schemas-microsoft-com:vml" xmlns:wp14="http://schemas.microsoft.com/office/word/2010/wordprocessingDrawing" xmlns:wp="http://schemas.openxmlformats.org/drawingml/2006/wordprocessingDrawing" xmlns:w10="urn:schemas-microsoft-com:office:word" xmlns:w="http://schemas.openxmlformats.org/wordprocessingml/2006/main" xmlns:w14="http://schemas.microsoft.com/office/word/2010/wordml" xmlns:w15="http://schemas.microsoft.com/office/word/2012/wordml" xmlns:w16cex="http://schemas.microsoft.com/office/word/2018/wordml/cex" xmlns:w16cid="http://schemas.microsoft.com/office/word/2016/wordml/cid" xmlns:w16="http://schemas.microsoft.com/office/word/2018/wordml" xmlns:w16du="http://schemas.microsoft.com/office/word/2023/wordml/word16du" xmlns:w16sdtdh="http://schemas.microsoft.com/office/word/2020/wordml/sdtdatahash" xmlns:w16sdtfl="http://schemas.microsoft.com/office/word/2024/wordml/sdtformatlock" xmlns:w16se="http://schemas.microsoft.com/office/word/2015/wordml/symex" xmlns:wpg="http://schemas.microsoft.com/office/word/2010/wordprocessingGroup" xmlns:wpi="http://schemas.microsoft.com/office/word/2010/wordprocessingInk" xmlns:wne="http://schemas.microsoft.com/office/word/2006/wordml" xmlns:wps="http://schemas.microsoft.com/office/word/2010/wordprocessingShape" mc:Ignorable="w14 w15 w16se w16cid w16 w16cex w16sdtdh w16sdtfl w16du wp14">
+  <w:abstractNum w:abstractNumId="0" w15:restartNumberingAfterBreak="0">
+    <w:nsid w:val="7AE15B2A"/>
+    <w:multiLevelType w:val="hybridMultilevel"/>
+    <w:tmpl w:val="DF4AC688"/>
+    <w:lvl w:ilvl="0" w:tplc="40090001">
+      <w:start w:val="1"/>
+      <w:numFmt w:val="bullet"/>
+      <w:lvlText w:val=""/>
+      <w:lvlJc w:val="left"/>
+      <w:pPr>
+        <w:ind w:left="720" w:hanging="360"/>
+      </w:pPr>
+      <w:rPr>
+        <w:rFonts w:ascii="Symbol" w:hAnsi="Symbol" w:hint="default"/>
+      </w:rPr>
+    </w:lvl>
+    <w:lvl w:ilvl="1" w:tplc="40090003" w:tentative="1">
+      <w:start w:val="1"/>
+      <w:numFmt w:val="bullet"/>
+      <w:lvlText w:val="o"/>
+      <w:lvlJc w:val="left"/>
+      <w:pPr>
+        <w:ind w:left="1440" w:hanging="360"/>
+      </w:pPr>
+      <w:rPr>
+        <w:rFonts w:ascii="Courier New" w:hAnsi="Courier New" w:cs="Courier New" w:hint="default"/>
+      </w:rPr>
+    </w:lvl>
+    <w:lvl w:ilvl="2" w:tplc="40090005" w:tentative="1">
+      <w:start w:val="1"/>
+      <w:numFmt w:val="bullet"/>
+      <w:lvlText w:val=""/>
+      <w:lvlJc w:val="left"/>
+      <w:pPr>
+        <w:ind w:left="2160" w:hanging="360"/>
+      </w:pPr>
+      <w:rPr>
+        <w:rFonts w:ascii="Wingdings" w:hAnsi="Wingdings" w:hint="default"/>
+      </w:rPr>
+    </w:lvl>
+    <w:lvl w:ilvl="3" w:tplc="40090001" w:tentative="1">
+      <w:start w:val="1"/>
+      <w:numFmt w:val="bullet"/>
+      <w:lvlText w:val=""/>
+      <w:lvlJc w:val="left"/>
+      <w:pPr>
+        <w:ind w:left="2880" w:hanging="360"/>
+      </w:pPr>
+      <w:rPr>
+        <w:rFonts w:ascii="Symbol" w:hAnsi="Symbol" w:hint="default"/>
+      </w:rPr>
+    </w:lvl>
+    <w:lvl w:ilvl="4" w:tplc="40090003" w:tentative="1">
+      <w:start w:val="1"/>
+      <w:numFmt w:val="bullet"/>
+      <w:lvlText w:val="o"/>
+      <w:lvlJc w:val="left"/>
+      <w:pPr>
+        <w:ind w:left="3600" w:hanging="360"/>
+      </w:pPr>
+      <w:rPr>
+        <w:rFonts w:ascii="Courier New" w:hAnsi="Courier New" w:cs="Courier New" w:hint="default"/>
+      </w:rPr>
+    </w:lvl>
+    <w:lvl w:ilvl="5" w:tplc="40090005" w:tentative="1">
+      <w:start w:val="1"/>
+      <w:numFmt w:val="bullet"/>
+      <w:lvlText w:val=""/>
+      <w:lvlJc w:val="left"/>
+      <w:pPr>
+        <w:ind w:left="4320" w:hanging="360"/>
+      </w:pPr>
+      <w:rPr>
+        <w:rFonts w:ascii="Wingdings" w:hAnsi="Wingdings" w:hint="default"/>
+      </w:rPr>
+    </w:lvl>
+    <w:lvl w:ilvl="6" w:tplc="40090001" w:tentative="1">
+      <w:start w:val="1"/>
+      <w:numFmt w:val="bullet"/>
+      <w:lvlText w:val=""/>
+      <w:lvlJc w:val="left"/>
+      <w:pPr>
+        <w:ind w:left="5040" w:hanging="360"/>
+      </w:pPr>
+      <w:rPr>
+        <w:rFonts w:ascii="Symbol" w:hAnsi="Symbol" w:hint="default"/>
+      </w:rPr>
+    </w:lvl>
+    <w:lvl w:ilvl="7" w:tplc="40090003" w:tentative="1">
+      <w:start w:val="1"/>
+      <w:numFmt w:val="bullet"/>
+      <w:lvlText w:val="o"/>
+      <w:lvlJc w:val="left"/>
+      <w:pPr>
+        <w:ind w:left="5760" w:hanging="360"/>
+      </w:pPr>
+      <w:rPr>
+        <w:rFonts w:ascii="Courier New" w:hAnsi="Courier New" w:cs="Courier New" w:hint="default"/>
+      </w:rPr>
+    </w:lvl>
+    <w:lvl w:ilvl="8" w:tplc="40090005" w:tentative="1">
+      <w:start w:val="1"/>
+      <w:numFmt w:val="bullet"/>
+      <w:lvlText w:val=""/>
+      <w:lvlJc w:val="left"/>
+      <w:pPr>
+        <w:ind w:left="6480" w:hanging="360"/>
+      </w:pPr>
+      <w:rPr>
+        <w:rFonts w:ascii="Wingdings" w:hAnsi="Wingdings" w:hint="default"/>
+      </w:rPr>
+    </w:lvl>
+  </w:abstractNum>
+  <w:num w:numId="1" w16cid:durableId="1504515943">
+    <w:abstractNumId w:val="0"/>
+  </w:num>
+</w:numbering>
+</file>
+
 <file path=word/styles.xml><?xml version="1.0" encoding="utf-8"?>
-<w:styles xmlns:r="http://schemas.openxmlformats.org/officeDocument/2006/relationships" xmlns:w="http://schemas.openxmlformats.org/wordprocessingml/2006/main">
+<w:styles xmlns:mc="http://schemas.openxmlformats.org/markup-compatibility/2006" xmlns:r="http://schemas.openxmlformats.org/officeDocument/2006/relationships" xmlns:w="http://schemas.openxmlformats.org/wordprocessingml/2006/main" xmlns:w14="http://schemas.microsoft.com/office/word/2010/wordml" xmlns:w15="http://schemas.microsoft.com/office/word/2012/wordml" xmlns:w16cex="http://schemas.microsoft.com/office/word/2018/wordml/cex" xmlns:w16cid="http://schemas.microsoft.com/office/word/2016/wordml/cid" xmlns:w16="http://schemas.microsoft.com/office/word/2018/wordml" xmlns:w16du="http://schemas.microsoft.com/office/word/2023/wordml/word16du" xmlns:w16sdtdh="http://schemas.microsoft.com/office/word/2020/wordml/sdtdatahash" xmlns:w16sdtfl="http://schemas.microsoft.com/office/word/2024/wordml/sdtformatlock" xmlns:w16se="http://schemas.microsoft.com/office/word/2015/wordml/symex" mc:Ignorable="w14 w15 w16se w16cid w16 w16cex w16sdtdh w16sdtfl w16du">
   <w:docDefaults>
     <w:rPrDefault>
       <w:rPr>
-        <w:rFonts w:cstheme="minorBidi" w:hAnsiTheme="minorHAnsi" w:eastAsiaTheme="minorHAnsi" w:asciiTheme="minorHAnsi"/>
+        <w:rFonts w:asciiTheme="minorHAnsi" w:eastAsiaTheme="minorHAnsi" w:hAnsiTheme="minorHAnsi" w:cstheme="minorBidi"/>
         <w:sz w:val="22"/>
         <w:szCs w:val="22"/>
-        <w:lang w:val="en-US" w:bidi="ar-SA" w:eastAsia="en-US"/>
+        <w:lang w:val="en-US" w:eastAsia="en-US" w:bidi="ar-SA"/>
       </w:rPr>
     </w:rPrDefault>
     <w:pPrDefault>
@@ -2618,139 +6656,495 @@
         <w:widowControl w:val="0"/>
         <w:autoSpaceDE w:val="0"/>
         <w:autoSpaceDN w:val="0"/>
-        <w:spacing w:lineRule="auto" w:line="240" w:before="0" w:after="0"/>
-        <w:ind w:left="0" w:right="0"/>
-        <w:jc w:val="left"/>
       </w:pPr>
     </w:pPrDefault>
   </w:docDefaults>
-  <w:style w:styleId="DefaultParagraphFont" w:default="1" w:type="character">
+  <w:latentStyles w:defLockedState="0" w:defUIPriority="99" w:defSemiHidden="0" w:defUnhideWhenUsed="0" w:defQFormat="0" w:count="376">
+    <w:lsdException w:name="Normal" w:uiPriority="0" w:qFormat="1"/>
+    <w:lsdException w:name="heading 1" w:uiPriority="9" w:qFormat="1"/>
+    <w:lsdException w:name="heading 2" w:semiHidden="1" w:uiPriority="9" w:unhideWhenUsed="1" w:qFormat="1"/>
+    <w:lsdException w:name="heading 3" w:semiHidden="1" w:uiPriority="9" w:unhideWhenUsed="1" w:qFormat="1"/>
+    <w:lsdException w:name="heading 4" w:semiHidden="1" w:uiPriority="9" w:unhideWhenUsed="1" w:qFormat="1"/>
+    <w:lsdException w:name="heading 5" w:semiHidden="1" w:uiPriority="9" w:unhideWhenUsed="1" w:qFormat="1"/>
+    <w:lsdException w:name="heading 6" w:semiHidden="1" w:uiPriority="9" w:unhideWhenUsed="1" w:qFormat="1"/>
+    <w:lsdException w:name="heading 7" w:semiHidden="1" w:uiPriority="9" w:unhideWhenUsed="1" w:qFormat="1"/>
+    <w:lsdException w:name="heading 8" w:semiHidden="1" w:uiPriority="9" w:unhideWhenUsed="1" w:qFormat="1"/>
+    <w:lsdException w:name="heading 9" w:semiHidden="1" w:uiPriority="9" w:unhideWhenUsed="1" w:qFormat="1"/>
+    <w:lsdException w:name="index 1" w:semiHidden="1" w:unhideWhenUsed="1"/>
+    <w:lsdException w:name="index 2" w:semiHidden="1" w:unhideWhenUsed="1"/>
+    <w:lsdException w:name="index 3" w:semiHidden="1" w:unhideWhenUsed="1"/>
+    <w:lsdException w:name="index 4" w:semiHidden="1" w:unhideWhenUsed="1"/>
+    <w:lsdException w:name="index 5" w:semiHidden="1" w:unhideWhenUsed="1"/>
+    <w:lsdException w:name="index 6" w:semiHidden="1" w:unhideWhenUsed="1"/>
+    <w:lsdException w:name="index 7" w:semiHidden="1" w:unhideWhenUsed="1"/>
+    <w:lsdException w:name="index 8" w:semiHidden="1" w:unhideWhenUsed="1"/>
+    <w:lsdException w:name="index 9" w:semiHidden="1" w:unhideWhenUsed="1"/>
+    <w:lsdException w:name="toc 1" w:semiHidden="1" w:uiPriority="39" w:unhideWhenUsed="1"/>
+    <w:lsdException w:name="toc 2" w:semiHidden="1" w:uiPriority="39" w:unhideWhenUsed="1"/>
+    <w:lsdException w:name="toc 3" w:semiHidden="1" w:uiPriority="39" w:unhideWhenUsed="1"/>
+    <w:lsdException w:name="toc 4" w:semiHidden="1" w:uiPriority="39" w:unhideWhenUsed="1"/>
+    <w:lsdException w:name="toc 5" w:semiHidden="1" w:uiPriority="39" w:unhideWhenUsed="1"/>
+    <w:lsdException w:name="toc 6" w:semiHidden="1" w:uiPriority="39" w:unhideWhenUsed="1"/>
+    <w:lsdException w:name="toc 7" w:semiHidden="1" w:uiPriority="39" w:unhideWhenUsed="1"/>
+    <w:lsdException w:name="toc 8" w:semiHidden="1" w:uiPriority="39" w:unhideWhenUsed="1"/>
+    <w:lsdException w:name="toc 9" w:semiHidden="1" w:uiPriority="39" w:unhideWhenUsed="1"/>
+    <w:lsdException w:name="Normal Indent" w:semiHidden="1" w:unhideWhenUsed="1"/>
+    <w:lsdException w:name="footnote text" w:semiHidden="1" w:unhideWhenUsed="1"/>
+    <w:lsdException w:name="annotation text" w:semiHidden="1" w:unhideWhenUsed="1"/>
+    <w:lsdException w:name="header" w:semiHidden="1" w:unhideWhenUsed="1"/>
+    <w:lsdException w:name="footer" w:semiHidden="1" w:unhideWhenUsed="1"/>
+    <w:lsdException w:name="index heading" w:semiHidden="1" w:unhideWhenUsed="1"/>
+    <w:lsdException w:name="caption" w:semiHidden="1" w:uiPriority="35" w:unhideWhenUsed="1" w:qFormat="1"/>
+    <w:lsdException w:name="table of figures" w:semiHidden="1" w:unhideWhenUsed="1"/>
+    <w:lsdException w:name="envelope address" w:semiHidden="1" w:unhideWhenUsed="1"/>
+    <w:lsdException w:name="envelope return" w:semiHidden="1" w:unhideWhenUsed="1"/>
+    <w:lsdException w:name="footnote reference" w:semiHidden="1" w:unhideWhenUsed="1"/>
+    <w:lsdException w:name="annotation reference" w:semiHidden="1" w:unhideWhenUsed="1"/>
+    <w:lsdException w:name="line number" w:semiHidden="1" w:unhideWhenUsed="1"/>
+    <w:lsdException w:name="page number" w:semiHidden="1" w:unhideWhenUsed="1"/>
+    <w:lsdException w:name="endnote reference" w:semiHidden="1" w:unhideWhenUsed="1"/>
+    <w:lsdException w:name="endnote text" w:semiHidden="1" w:unhideWhenUsed="1"/>
+    <w:lsdException w:name="table of authorities" w:semiHidden="1" w:unhideWhenUsed="1"/>
+    <w:lsdException w:name="macro" w:semiHidden="1" w:unhideWhenUsed="1"/>
+    <w:lsdException w:name="toa heading" w:semiHidden="1" w:unhideWhenUsed="1"/>
+    <w:lsdException w:name="List" w:semiHidden="1" w:unhideWhenUsed="1"/>
+    <w:lsdException w:name="List Bullet" w:semiHidden="1" w:unhideWhenUsed="1"/>
+    <w:lsdException w:name="List Number" w:semiHidden="1" w:unhideWhenUsed="1"/>
+    <w:lsdException w:name="List 2" w:semiHidden="1" w:unhideWhenUsed="1"/>
+    <w:lsdException w:name="List 3" w:semiHidden="1" w:unhideWhenUsed="1"/>
+    <w:lsdException w:name="List 4" w:semiHidden="1" w:unhideWhenUsed="1"/>
+    <w:lsdException w:name="List 5" w:semiHidden="1" w:unhideWhenUsed="1"/>
+    <w:lsdException w:name="List Bullet 2" w:semiHidden="1" w:unhideWhenUsed="1"/>
+    <w:lsdException w:name="List Bullet 3" w:semiHidden="1" w:unhideWhenUsed="1"/>
+    <w:lsdException w:name="List Bullet 4" w:semiHidden="1" w:unhideWhenUsed="1"/>
+    <w:lsdException w:name="List Bullet 5" w:semiHidden="1" w:unhideWhenUsed="1"/>
+    <w:lsdException w:name="List Number 2" w:semiHidden="1" w:unhideWhenUsed="1"/>
+    <w:lsdException w:name="List Number 3" w:semiHidden="1" w:unhideWhenUsed="1"/>
+    <w:lsdException w:name="List Number 4" w:semiHidden="1" w:unhideWhenUsed="1"/>
+    <w:lsdException w:name="List Number 5" w:semiHidden="1" w:unhideWhenUsed="1"/>
+    <w:lsdException w:name="Title" w:uiPriority="10" w:qFormat="1"/>
+    <w:lsdException w:name="Closing" w:semiHidden="1" w:unhideWhenUsed="1"/>
+    <w:lsdException w:name="Signature" w:semiHidden="1" w:unhideWhenUsed="1"/>
+    <w:lsdException w:name="Default Paragraph Font" w:semiHidden="1" w:uiPriority="1" w:unhideWhenUsed="1"/>
+    <w:lsdException w:name="Body Text" w:semiHidden="1" w:unhideWhenUsed="1"/>
+    <w:lsdException w:name="Body Text Indent" w:semiHidden="1" w:unhideWhenUsed="1"/>
+    <w:lsdException w:name="List Continue" w:semiHidden="1" w:unhideWhenUsed="1"/>
+    <w:lsdException w:name="List Continue 2" w:semiHidden="1" w:unhideWhenUsed="1"/>
+    <w:lsdException w:name="List Continue 3" w:semiHidden="1" w:unhideWhenUsed="1"/>
+    <w:lsdException w:name="List Continue 4" w:semiHidden="1" w:unhideWhenUsed="1"/>
+    <w:lsdException w:name="List Continue 5" w:semiHidden="1" w:unhideWhenUsed="1"/>
+    <w:lsdException w:name="Message Header" w:semiHidden="1" w:unhideWhenUsed="1"/>
+    <w:lsdException w:name="Subtitle" w:uiPriority="11" w:qFormat="1"/>
+    <w:lsdException w:name="Salutation" w:semiHidden="1" w:unhideWhenUsed="1"/>
+    <w:lsdException w:name="Date" w:semiHidden="1" w:unhideWhenUsed="1"/>
+    <w:lsdException w:name="Body Text First Indent" w:semiHidden="1" w:unhideWhenUsed="1"/>
+    <w:lsdException w:name="Body Text First Indent 2" w:semiHidden="1" w:unhideWhenUsed="1"/>
+    <w:lsdException w:name="Note Heading" w:semiHidden="1" w:unhideWhenUsed="1"/>
+    <w:lsdException w:name="Body Text 2" w:semiHidden="1" w:unhideWhenUsed="1"/>
+    <w:lsdException w:name="Body Text 3" w:semiHidden="1" w:unhideWhenUsed="1"/>
+    <w:lsdException w:name="Body Text Indent 2" w:semiHidden="1" w:unhideWhenUsed="1"/>
+    <w:lsdException w:name="Body Text Indent 3" w:semiHidden="1" w:unhideWhenUsed="1"/>
+    <w:lsdException w:name="Block Text" w:semiHidden="1" w:unhideWhenUsed="1"/>
+    <w:lsdException w:name="Hyperlink" w:semiHidden="1" w:unhideWhenUsed="1"/>
+    <w:lsdException w:name="FollowedHyperlink" w:semiHidden="1" w:unhideWhenUsed="1"/>
+    <w:lsdException w:name="Strong" w:uiPriority="22" w:qFormat="1"/>
+    <w:lsdException w:name="Emphasis" w:uiPriority="20" w:qFormat="1"/>
+    <w:lsdException w:name="Document Map" w:semiHidden="1" w:unhideWhenUsed="1"/>
+    <w:lsdException w:name="Plain Text" w:semiHidden="1" w:unhideWhenUsed="1"/>
+    <w:lsdException w:name="E-mail Signature" w:semiHidden="1" w:unhideWhenUsed="1"/>
+    <w:lsdException w:name="HTML Top of Form" w:semiHidden="1" w:unhideWhenUsed="1"/>
+    <w:lsdException w:name="HTML Bottom of Form" w:semiHidden="1" w:unhideWhenUsed="1"/>
+    <w:lsdException w:name="Normal (Web)" w:semiHidden="1" w:unhideWhenUsed="1"/>
+    <w:lsdException w:name="HTML Acronym" w:semiHidden="1" w:unhideWhenUsed="1"/>
+    <w:lsdException w:name="HTML Address" w:semiHidden="1" w:unhideWhenUsed="1"/>
+    <w:lsdException w:name="HTML Cite" w:semiHidden="1" w:unhideWhenUsed="1"/>
+    <w:lsdException w:name="HTML Code" w:semiHidden="1" w:unhideWhenUsed="1"/>
+    <w:lsdException w:name="HTML Definition" w:semiHidden="1" w:unhideWhenUsed="1"/>
+    <w:lsdException w:name="HTML Keyboard" w:semiHidden="1" w:unhideWhenUsed="1"/>
+    <w:lsdException w:name="HTML Preformatted" w:semiHidden="1" w:unhideWhenUsed="1"/>
+    <w:lsdException w:name="HTML Sample" w:semiHidden="1" w:unhideWhenUsed="1"/>
+    <w:lsdException w:name="HTML Typewriter" w:semiHidden="1" w:unhideWhenUsed="1"/>
+    <w:lsdException w:name="HTML Variable" w:semiHidden="1" w:unhideWhenUsed="1"/>
+    <w:lsdException w:name="Normal Table" w:semiHidden="1" w:unhideWhenUsed="1"/>
+    <w:lsdException w:name="annotation subject" w:semiHidden="1" w:unhideWhenUsed="1"/>
+    <w:lsdException w:name="No List" w:semiHidden="1" w:unhideWhenUsed="1"/>
+    <w:lsdException w:name="Outline List 1" w:semiHidden="1" w:unhideWhenUsed="1"/>
+    <w:lsdException w:name="Outline List 2" w:semiHidden="1" w:unhideWhenUsed="1"/>
+    <w:lsdException w:name="Outline List 3" w:semiHidden="1" w:unhideWhenUsed="1"/>
+    <w:lsdException w:name="Table Simple 1" w:semiHidden="1" w:unhideWhenUsed="1"/>
+    <w:lsdException w:name="Table Simple 2" w:semiHidden="1" w:unhideWhenUsed="1"/>
+    <w:lsdException w:name="Table Simple 3" w:semiHidden="1" w:unhideWhenUsed="1"/>
+    <w:lsdException w:name="Table Classic 1" w:semiHidden="1" w:unhideWhenUsed="1"/>
+    <w:lsdException w:name="Table Classic 2" w:semiHidden="1" w:unhideWhenUsed="1"/>
+    <w:lsdException w:name="Table Classic 3" w:semiHidden="1" w:unhideWhenUsed="1"/>
+    <w:lsdException w:name="Table Classic 4" w:semiHidden="1" w:unhideWhenUsed="1"/>
+    <w:lsdException w:name="Table Colorful 1" w:semiHidden="1" w:unhideWhenUsed="1"/>
+    <w:lsdException w:name="Table Colorful 2" w:semiHidden="1" w:unhideWhenUsed="1"/>
+    <w:lsdException w:name="Table Colorful 3" w:semiHidden="1" w:unhideWhenUsed="1"/>
+    <w:lsdException w:name="Table Columns 1" w:semiHidden="1" w:unhideWhenUsed="1"/>
+    <w:lsdException w:name="Table Columns 2" w:semiHidden="1" w:unhideWhenUsed="1"/>
+    <w:lsdException w:name="Table Columns 3" w:semiHidden="1" w:unhideWhenUsed="1"/>
+    <w:lsdException w:name="Table Columns 4" w:semiHidden="1" w:unhideWhenUsed="1"/>
+    <w:lsdException w:name="Table Columns 5" w:semiHidden="1" w:unhideWhenUsed="1"/>
+    <w:lsdException w:name="Table Grid 1" w:semiHidden="1" w:unhideWhenUsed="1"/>
+    <w:lsdException w:name="Table Grid 2" w:semiHidden="1" w:unhideWhenUsed="1"/>
+    <w:lsdException w:name="Table Grid 3" w:semiHidden="1" w:unhideWhenUsed="1"/>
+    <w:lsdException w:name="Table Grid 4" w:semiHidden="1" w:unhideWhenUsed="1"/>
+    <w:lsdException w:name="Table Grid 5" w:semiHidden="1" w:unhideWhenUsed="1"/>
+    <w:lsdException w:name="Table Grid 6" w:semiHidden="1" w:unhideWhenUsed="1"/>
+    <w:lsdException w:name="Table Grid 7" w:semiHidden="1" w:unhideWhenUsed="1"/>
+    <w:lsdException w:name="Table Grid 8" w:semiHidden="1" w:unhideWhenUsed="1"/>
+    <w:lsdException w:name="Table List 1" w:semiHidden="1" w:unhideWhenUsed="1"/>
+    <w:lsdException w:name="Table List 2" w:semiHidden="1" w:unhideWhenUsed="1"/>
+    <w:lsdException w:name="Table List 3" w:semiHidden="1" w:unhideWhenUsed="1"/>
+    <w:lsdException w:name="Table List 4" w:semiHidden="1" w:unhideWhenUsed="1"/>
+    <w:lsdException w:name="Table List 5" w:semiHidden="1" w:unhideWhenUsed="1"/>
+    <w:lsdException w:name="Table List 6" w:semiHidden="1" w:unhideWhenUsed="1"/>
+    <w:lsdException w:name="Table List 7" w:semiHidden="1" w:unhideWhenUsed="1"/>
+    <w:lsdException w:name="Table List 8" w:semiHidden="1" w:unhideWhenUsed="1"/>
+    <w:lsdException w:name="Table 3D effects 1" w:semiHidden="1" w:unhideWhenUsed="1"/>
+    <w:lsdException w:name="Table 3D effects 2" w:semiHidden="1" w:unhideWhenUsed="1"/>
+    <w:lsdException w:name="Table 3D effects 3" w:semiHidden="1" w:unhideWhenUsed="1"/>
+    <w:lsdException w:name="Table Contemporary" w:semiHidden="1" w:unhideWhenUsed="1"/>
+    <w:lsdException w:name="Table Elegant" w:semiHidden="1" w:unhideWhenUsed="1"/>
+    <w:lsdException w:name="Table Professional" w:semiHidden="1" w:unhideWhenUsed="1"/>
+    <w:lsdException w:name="Table Subtle 1" w:semiHidden="1" w:unhideWhenUsed="1"/>
+    <w:lsdException w:name="Table Subtle 2" w:semiHidden="1" w:unhideWhenUsed="1"/>
+    <w:lsdException w:name="Table Web 1" w:semiHidden="1" w:unhideWhenUsed="1"/>
+    <w:lsdException w:name="Table Web 2" w:semiHidden="1" w:unhideWhenUsed="1"/>
+    <w:lsdException w:name="Table Web 3" w:semiHidden="1" w:unhideWhenUsed="1"/>
+    <w:lsdException w:name="Balloon Text" w:semiHidden="1" w:unhideWhenUsed="1"/>
+    <w:lsdException w:name="Table Grid" w:uiPriority="39"/>
+    <w:lsdException w:name="Table Theme" w:semiHidden="1" w:unhideWhenUsed="1"/>
+    <w:lsdException w:name="Placeholder Text" w:semiHidden="1"/>
+    <w:lsdException w:name="No Spacing" w:uiPriority="1" w:qFormat="1"/>
+    <w:lsdException w:name="Light Shading" w:uiPriority="60"/>
+    <w:lsdException w:name="Light List" w:uiPriority="61"/>
+    <w:lsdException w:name="Light Grid" w:uiPriority="62"/>
+    <w:lsdException w:name="Medium Shading 1" w:uiPriority="63"/>
+    <w:lsdException w:name="Medium Shading 2" w:uiPriority="64"/>
+    <w:lsdException w:name="Medium List 1" w:uiPriority="65"/>
+    <w:lsdException w:name="Medium List 2" w:uiPriority="66"/>
+    <w:lsdException w:name="Medium Grid 1" w:uiPriority="67"/>
+    <w:lsdException w:name="Medium Grid 2" w:uiPriority="68"/>
+    <w:lsdException w:name="Medium Grid 3" w:uiPriority="69"/>
+    <w:lsdException w:name="Dark List" w:uiPriority="70"/>
+    <w:lsdException w:name="Colorful Shading" w:uiPriority="71"/>
+    <w:lsdException w:name="Colorful List" w:uiPriority="72"/>
+    <w:lsdException w:name="Colorful Grid" w:uiPriority="73"/>
+    <w:lsdException w:name="Light Shading Accent 1" w:uiPriority="60"/>
+    <w:lsdException w:name="Light List Accent 1" w:uiPriority="61"/>
+    <w:lsdException w:name="Light Grid Accent 1" w:uiPriority="62"/>
+    <w:lsdException w:name="Medium Shading 1 Accent 1" w:uiPriority="63"/>
+    <w:lsdException w:name="Medium Shading 2 Accent 1" w:uiPriority="64"/>
+    <w:lsdException w:name="Medium List 1 Accent 1" w:uiPriority="65"/>
+    <w:lsdException w:name="Revision" w:semiHidden="1"/>
+    <w:lsdException w:name="List Paragraph" w:uiPriority="34" w:qFormat="1"/>
+    <w:lsdException w:name="Quote" w:uiPriority="29" w:qFormat="1"/>
+    <w:lsdException w:name="Intense Quote" w:uiPriority="30" w:qFormat="1"/>
+    <w:lsdException w:name="Medium List 2 Accent 1" w:uiPriority="66"/>
+    <w:lsdException w:name="Medium Grid 1 Accent 1" w:uiPriority="67"/>
+    <w:lsdException w:name="Medium Grid 2 Accent 1" w:uiPriority="68"/>
+    <w:lsdException w:name="Medium Grid 3 Accent 1" w:uiPriority="69"/>
+    <w:lsdException w:name="Dark List Accent 1" w:uiPriority="70"/>
+    <w:lsdException w:name="Colorful Shading Accent 1" w:uiPriority="71"/>
+    <w:lsdException w:name="Colorful List Accent 1" w:uiPriority="72"/>
+    <w:lsdException w:name="Colorful Grid Accent 1" w:uiPriority="73"/>
+    <w:lsdException w:name="Light Shading Accent 2" w:uiPriority="60"/>
+    <w:lsdException w:name="Light List Accent 2" w:uiPriority="61"/>
+    <w:lsdException w:name="Light Grid Accent 2" w:uiPriority="62"/>
+    <w:lsdException w:name="Medium Shading 1 Accent 2" w:uiPriority="63"/>
+    <w:lsdException w:name="Medium Shading 2 Accent 2" w:uiPriority="64"/>
+    <w:lsdException w:name="Medium List 1 Accent 2" w:uiPriority="65"/>
+    <w:lsdException w:name="Medium List 2 Accent 2" w:uiPriority="66"/>
+    <w:lsdException w:name="Medium Grid 1 Accent 2" w:uiPriority="67"/>
+    <w:lsdException w:name="Medium Grid 2 Accent 2" w:uiPriority="68"/>
+    <w:lsdException w:name="Medium Grid 3 Accent 2" w:uiPriority="69"/>
+    <w:lsdException w:name="Dark List Accent 2" w:uiPriority="70"/>
+    <w:lsdException w:name="Colorful Shading Accent 2" w:uiPriority="71"/>
+    <w:lsdException w:name="Colorful List Accent 2" w:uiPriority="72"/>
+    <w:lsdException w:name="Colorful Grid Accent 2" w:uiPriority="73"/>
+    <w:lsdException w:name="Light Shading Accent 3" w:uiPriority="60"/>
+    <w:lsdException w:name="Light List Accent 3" w:uiPriority="61"/>
+    <w:lsdException w:name="Light Grid Accent 3" w:uiPriority="62"/>
+    <w:lsdException w:name="Medium Shading 1 Accent 3" w:uiPriority="63"/>
+    <w:lsdException w:name="Medium Shading 2 Accent 3" w:uiPriority="64"/>
+    <w:lsdException w:name="Medium List 1 Accent 3" w:uiPriority="65"/>
+    <w:lsdException w:name="Medium List 2 Accent 3" w:uiPriority="66"/>
+    <w:lsdException w:name="Medium Grid 1 Accent 3" w:uiPriority="67"/>
+    <w:lsdException w:name="Medium Grid 2 Accent 3" w:uiPriority="68"/>
+    <w:lsdException w:name="Medium Grid 3 Accent 3" w:uiPriority="69"/>
+    <w:lsdException w:name="Dark List Accent 3" w:uiPriority="70"/>
+    <w:lsdException w:name="Colorful Shading Accent 3" w:uiPriority="71"/>
+    <w:lsdException w:name="Colorful List Accent 3" w:uiPriority="72"/>
+    <w:lsdException w:name="Colorful Grid Accent 3" w:uiPriority="73"/>
+    <w:lsdException w:name="Light Shading Accent 4" w:uiPriority="60"/>
+    <w:lsdException w:name="Light List Accent 4" w:uiPriority="61"/>
+    <w:lsdException w:name="Light Grid Accent 4" w:uiPriority="62"/>
+    <w:lsdException w:name="Medium Shading 1 Accent 4" w:uiPriority="63"/>
+    <w:lsdException w:name="Medium Shading 2 Accent 4" w:uiPriority="64"/>
+    <w:lsdException w:name="Medium List 1 Accent 4" w:uiPriority="65"/>
+    <w:lsdException w:name="Medium List 2 Accent 4" w:uiPriority="66"/>
+    <w:lsdException w:name="Medium Grid 1 Accent 4" w:uiPriority="67"/>
+    <w:lsdException w:name="Medium Grid 2 Accent 4" w:uiPriority="68"/>
+    <w:lsdException w:name="Medium Grid 3 Accent 4" w:uiPriority="69"/>
+    <w:lsdException w:name="Dark List Accent 4" w:uiPriority="70"/>
+    <w:lsdException w:name="Colorful Shading Accent 4" w:uiPriority="71"/>
+    <w:lsdException w:name="Colorful List Accent 4" w:uiPriority="72"/>
+    <w:lsdException w:name="Colorful Grid Accent 4" w:uiPriority="73"/>
+    <w:lsdException w:name="Light Shading Accent 5" w:uiPriority="60"/>
+    <w:lsdException w:name="Light List Accent 5" w:uiPriority="61"/>
+    <w:lsdException w:name="Light Grid Accent 5" w:uiPriority="62"/>
+    <w:lsdException w:name="Medium Shading 1 Accent 5" w:uiPriority="63"/>
+    <w:lsdException w:name="Medium Shading 2 Accent 5" w:uiPriority="64"/>
+    <w:lsdException w:name="Medium List 1 Accent 5" w:uiPriority="65"/>
+    <w:lsdException w:name="Medium List 2 Accent 5" w:uiPriority="66"/>
+    <w:lsdException w:name="Medium Grid 1 Accent 5" w:uiPriority="67"/>
+    <w:lsdException w:name="Medium Grid 2 Accent 5" w:uiPriority="68"/>
+    <w:lsdException w:name="Medium Grid 3 Accent 5" w:uiPriority="69"/>
+    <w:lsdException w:name="Dark List Accent 5" w:uiPriority="70"/>
+    <w:lsdException w:name="Colorful Shading Accent 5" w:uiPriority="71"/>
+    <w:lsdException w:name="Colorful List Accent 5" w:uiPriority="72"/>
+    <w:lsdException w:name="Colorful Grid Accent 5" w:uiPriority="73"/>
+    <w:lsdException w:name="Light Shading Accent 6" w:uiPriority="60"/>
+    <w:lsdException w:name="Light List Accent 6" w:uiPriority="61"/>
+    <w:lsdException w:name="Light Grid Accent 6" w:uiPriority="62"/>
+    <w:lsdException w:name="Medium Shading 1 Accent 6" w:uiPriority="63"/>
+    <w:lsdException w:name="Medium Shading 2 Accent 6" w:uiPriority="64"/>
+    <w:lsdException w:name="Medium List 1 Accent 6" w:uiPriority="65"/>
+    <w:lsdException w:name="Medium List 2 Accent 6" w:uiPriority="66"/>
+    <w:lsdException w:name="Medium Grid 1 Accent 6" w:uiPriority="67"/>
+    <w:lsdException w:name="Medium Grid 2 Accent 6" w:uiPriority="68"/>
+    <w:lsdException w:name="Medium Grid 3 Accent 6" w:uiPriority="69"/>
+    <w:lsdException w:name="Dark List Accent 6" w:uiPriority="70"/>
+    <w:lsdException w:name="Colorful Shading Accent 6" w:uiPriority="71"/>
+    <w:lsdException w:name="Colorful List Accent 6" w:uiPriority="72"/>
+    <w:lsdException w:name="Colorful Grid Accent 6" w:uiPriority="73"/>
+    <w:lsdException w:name="Subtle Emphasis" w:uiPriority="19" w:qFormat="1"/>
+    <w:lsdException w:name="Intense Emphasis" w:uiPriority="21" w:qFormat="1"/>
+    <w:lsdException w:name="Subtle Reference" w:uiPriority="31" w:qFormat="1"/>
+    <w:lsdException w:name="Intense Reference" w:uiPriority="32" w:qFormat="1"/>
+    <w:lsdException w:name="Book Title" w:uiPriority="33" w:qFormat="1"/>
+    <w:lsdException w:name="Bibliography" w:semiHidden="1" w:uiPriority="37" w:unhideWhenUsed="1"/>
+    <w:lsdException w:name="TOC Heading" w:semiHidden="1" w:uiPriority="39" w:unhideWhenUsed="1" w:qFormat="1"/>
+    <w:lsdException w:name="Plain Table 1" w:uiPriority="41"/>
+    <w:lsdException w:name="Plain Table 2" w:uiPriority="42"/>
+    <w:lsdException w:name="Plain Table 3" w:uiPriority="43"/>
+    <w:lsdException w:name="Plain Table 4" w:uiPriority="44"/>
+    <w:lsdException w:name="Plain Table 5" w:uiPriority="45"/>
+    <w:lsdException w:name="Grid Table Light" w:uiPriority="40"/>
+    <w:lsdException w:name="Grid Table 1 Light" w:uiPriority="46"/>
+    <w:lsdException w:name="Grid Table 2" w:uiPriority="47"/>
+    <w:lsdException w:name="Grid Table 3" w:uiPriority="48"/>
+    <w:lsdException w:name="Grid Table 4" w:uiPriority="49"/>
+    <w:lsdException w:name="Grid Table 5 Dark" w:uiPriority="50"/>
+    <w:lsdException w:name="Grid Table 6 Colorful" w:uiPriority="51"/>
+    <w:lsdException w:name="Grid Table 7 Colorful" w:uiPriority="52"/>
+    <w:lsdException w:name="Grid Table 1 Light Accent 1" w:uiPriority="46"/>
+    <w:lsdException w:name="Grid Table 2 Accent 1" w:uiPriority="47"/>
+    <w:lsdException w:name="Grid Table 3 Accent 1" w:uiPriority="48"/>
+    <w:lsdException w:name="Grid Table 4 Accent 1" w:uiPriority="49"/>
+    <w:lsdException w:name="Grid Table 5 Dark Accent 1" w:uiPriority="50"/>
+    <w:lsdException w:name="Grid Table 6 Colorful Accent 1" w:uiPriority="51"/>
+    <w:lsdException w:name="Grid Table 7 Colorful Accent 1" w:uiPriority="52"/>
+    <w:lsdException w:name="Grid Table 1 Light Accent 2" w:uiPriority="46"/>
+    <w:lsdException w:name="Grid Table 2 Accent 2" w:uiPriority="47"/>
+    <w:lsdException w:name="Grid Table 3 Accent 2" w:uiPriority="48"/>
+    <w:lsdException w:name="Grid Table 4 Accent 2" w:uiPriority="49"/>
+    <w:lsdException w:name="Grid Table 5 Dark Accent 2" w:uiPriority="50"/>
+    <w:lsdException w:name="Grid Table 6 Colorful Accent 2" w:uiPriority="51"/>
+    <w:lsdException w:name="Grid Table 7 Colorful Accent 2" w:uiPriority="52"/>
+    <w:lsdException w:name="Grid Table 1 Light Accent 3" w:uiPriority="46"/>
+    <w:lsdException w:name="Grid Table 2 Accent 3" w:uiPriority="47"/>
+    <w:lsdException w:name="Grid Table 3 Accent 3" w:uiPriority="48"/>
+    <w:lsdException w:name="Grid Table 4 Accent 3" w:uiPriority="49"/>
+    <w:lsdException w:name="Grid Table 5 Dark Accent 3" w:uiPriority="50"/>
+    <w:lsdException w:name="Grid Table 6 Colorful Accent 3" w:uiPriority="51"/>
+    <w:lsdException w:name="Grid Table 7 Colorful Accent 3" w:uiPriority="52"/>
+    <w:lsdException w:name="Grid Table 1 Light Accent 4" w:uiPriority="46"/>
+    <w:lsdException w:name="Grid Table 2 Accent 4" w:uiPriority="47"/>
+    <w:lsdException w:name="Grid Table 3 Accent 4" w:uiPriority="48"/>
+    <w:lsdException w:name="Grid Table 4 Accent 4" w:uiPriority="49"/>
+    <w:lsdException w:name="Grid Table 5 Dark Accent 4" w:uiPriority="50"/>
+    <w:lsdException w:name="Grid Table 6 Colorful Accent 4" w:uiPriority="51"/>
+    <w:lsdException w:name="Grid Table 7 Colorful Accent 4" w:uiPriority="52"/>
+    <w:lsdException w:name="Grid Table 1 Light Accent 5" w:uiPriority="46"/>
+    <w:lsdException w:name="Grid Table 2 Accent 5" w:uiPriority="47"/>
+    <w:lsdException w:name="Grid Table 3 Accent 5" w:uiPriority="48"/>
+    <w:lsdException w:name="Grid Table 4 Accent 5" w:uiPriority="49"/>
+    <w:lsdException w:name="Grid Table 5 Dark Accent 5" w:uiPriority="50"/>
+    <w:lsdException w:name="Grid Table 6 Colorful Accent 5" w:uiPriority="51"/>
+    <w:lsdException w:name="Grid Table 7 Colorful Accent 5" w:uiPriority="52"/>
+    <w:lsdException w:name="Grid Table 1 Light Accent 6" w:uiPriority="46"/>
+    <w:lsdException w:name="Grid Table 2 Accent 6" w:uiPriority="47"/>
+    <w:lsdException w:name="Grid Table 3 Accent 6" w:uiPriority="48"/>
+    <w:lsdException w:name="Grid Table 4 Accent 6" w:uiPriority="49"/>
+    <w:lsdException w:name="Grid Table 5 Dark Accent 6" w:uiPriority="50"/>
+    <w:lsdException w:name="Grid Table 6 Colorful Accent 6" w:uiPriority="51"/>
+    <w:lsdException w:name="Grid Table 7 Colorful Accent 6" w:uiPriority="52"/>
+    <w:lsdException w:name="List Table 1 Light" w:uiPriority="46"/>
+    <w:lsdException w:name="List Table 2" w:uiPriority="47"/>
+    <w:lsdException w:name="List Table 3" w:uiPriority="48"/>
+    <w:lsdException w:name="List Table 4" w:uiPriority="49"/>
+    <w:lsdException w:name="List Table 5 Dark" w:uiPriority="50"/>
+    <w:lsdException w:name="List Table 6 Colorful" w:uiPriority="51"/>
+    <w:lsdException w:name="List Table 7 Colorful" w:uiPriority="52"/>
+    <w:lsdException w:name="List Table 1 Light Accent 1" w:uiPriority="46"/>
+    <w:lsdException w:name="List Table 2 Accent 1" w:uiPriority="47"/>
+    <w:lsdException w:name="List Table 3 Accent 1" w:uiPriority="48"/>
+    <w:lsdException w:name="List Table 4 Accent 1" w:uiPriority="49"/>
+    <w:lsdException w:name="List Table 5 Dark Accent 1" w:uiPriority="50"/>
+    <w:lsdException w:name="List Table 6 Colorful Accent 1" w:uiPriority="51"/>
+    <w:lsdException w:name="List Table 7 Colorful Accent 1" w:uiPriority="52"/>
+    <w:lsdException w:name="List Table 1 Light Accent 2" w:uiPriority="46"/>
+    <w:lsdException w:name="List Table 2 Accent 2" w:uiPriority="47"/>
+    <w:lsdException w:name="List Table 3 Accent 2" w:uiPriority="48"/>
+    <w:lsdException w:name="List Table 4 Accent 2" w:uiPriority="49"/>
+    <w:lsdException w:name="List Table 5 Dark Accent 2" w:uiPriority="50"/>
+    <w:lsdException w:name="List Table 6 Colorful Accent 2" w:uiPriority="51"/>
+    <w:lsdException w:name="List Table 7 Colorful Accent 2" w:uiPriority="52"/>
+    <w:lsdException w:name="List Table 1 Light Accent 3" w:uiPriority="46"/>
+    <w:lsdException w:name="List Table 2 Accent 3" w:uiPriority="47"/>
+    <w:lsdException w:name="List Table 3 Accent 3" w:uiPriority="48"/>
+    <w:lsdException w:name="List Table 4 Accent 3" w:uiPriority="49"/>
+    <w:lsdException w:name="List Table 5 Dark Accent 3" w:uiPriority="50"/>
+    <w:lsdException w:name="List Table 6 Colorful Accent 3" w:uiPriority="51"/>
+    <w:lsdException w:name="List Table 7 Colorful Accent 3" w:uiPriority="52"/>
+    <w:lsdException w:name="List Table 1 Light Accent 4" w:uiPriority="46"/>
+    <w:lsdException w:name="List Table 2 Accent 4" w:uiPriority="47"/>
+    <w:lsdException w:name="List Table 3 Accent 4" w:uiPriority="48"/>
+    <w:lsdException w:name="List Table 4 Accent 4" w:uiPriority="49"/>
+    <w:lsdException w:name="List Table 5 Dark Accent 4" w:uiPriority="50"/>
+    <w:lsdException w:name="List Table 6 Colorful Accent 4" w:uiPriority="51"/>
+    <w:lsdException w:name="List Table 7 Colorful Accent 4" w:uiPriority="52"/>
+    <w:lsdException w:name="List Table 1 Light Accent 5" w:uiPriority="46"/>
+    <w:lsdException w:name="List Table 2 Accent 5" w:uiPriority="47"/>
+    <w:lsdException w:name="List Table 3 Accent 5" w:uiPriority="48"/>
+    <w:lsdException w:name="List Table 4 Accent 5" w:uiPriority="49"/>
+    <w:lsdException w:name="List Table 5 Dark Accent 5" w:uiPriority="50"/>
+    <w:lsdException w:name="List Table 6 Colorful Accent 5" w:uiPriority="51"/>
+    <w:lsdException w:name="List Table 7 Colorful Accent 5" w:uiPriority="52"/>
+    <w:lsdException w:name="List Table 1 Light Accent 6" w:uiPriority="46"/>
+    <w:lsdException w:name="List Table 2 Accent 6" w:uiPriority="47"/>
+    <w:lsdException w:name="List Table 3 Accent 6" w:uiPriority="48"/>
+    <w:lsdException w:name="List Table 4 Accent 6" w:uiPriority="49"/>
+    <w:lsdException w:name="List Table 5 Dark Accent 6" w:uiPriority="50"/>
+    <w:lsdException w:name="List Table 6 Colorful Accent 6" w:uiPriority="51"/>
+    <w:lsdException w:name="List Table 7 Colorful Accent 6" w:uiPriority="52"/>
+    <w:lsdException w:name="Mention" w:semiHidden="1" w:unhideWhenUsed="1"/>
+    <w:lsdException w:name="Smart Hyperlink" w:semiHidden="1" w:unhideWhenUsed="1"/>
+    <w:lsdException w:name="Hashtag" w:semiHidden="1" w:unhideWhenUsed="1"/>
+    <w:lsdException w:name="Unresolved Mention" w:semiHidden="1" w:unhideWhenUsed="1"/>
+    <w:lsdException w:name="Smart Link" w:semiHidden="1" w:unhideWhenUsed="1"/>
+  </w:latentStyles>
+  <w:style w:type="paragraph" w:default="1" w:styleId="Normal">
+    <w:name w:val="Normal"/>
+    <w:qFormat/>
+    <w:rPr>
+      <w:rFonts w:ascii="Times New Roman" w:eastAsia="Times New Roman" w:hAnsi="Times New Roman" w:cs="Times New Roman"/>
+    </w:rPr>
+  </w:style>
+  <w:style w:type="paragraph" w:styleId="Heading1">
+    <w:name w:val="heading 1"/>
+    <w:basedOn w:val="Normal"/>
+    <w:uiPriority w:val="9"/>
+    <w:qFormat/>
+    <w:pPr>
+      <w:spacing w:before="230"/>
+      <w:ind w:left="162"/>
+      <w:jc w:val="center"/>
+      <w:outlineLvl w:val="0"/>
+    </w:pPr>
+    <w:rPr>
+      <w:b/>
+      <w:bCs/>
+      <w:sz w:val="31"/>
+      <w:szCs w:val="31"/>
+      <w:u w:val="single" w:color="000000"/>
+    </w:rPr>
+  </w:style>
+  <w:style w:type="paragraph" w:styleId="Heading2">
+    <w:name w:val="heading 2"/>
+    <w:basedOn w:val="Normal"/>
+    <w:uiPriority w:val="9"/>
+    <w:unhideWhenUsed/>
+    <w:qFormat/>
+    <w:pPr>
+      <w:ind w:left="146"/>
+      <w:outlineLvl w:val="1"/>
+    </w:pPr>
+    <w:rPr>
+      <w:b/>
+      <w:bCs/>
+      <w:sz w:val="28"/>
+      <w:szCs w:val="28"/>
+    </w:rPr>
+  </w:style>
+  <w:style w:type="paragraph" w:styleId="Heading3">
+    <w:name w:val="heading 3"/>
+    <w:basedOn w:val="Normal"/>
+    <w:uiPriority w:val="9"/>
+    <w:unhideWhenUsed/>
+    <w:qFormat/>
+    <w:pPr>
+      <w:spacing w:before="2"/>
+      <w:ind w:left="146"/>
+      <w:outlineLvl w:val="2"/>
+    </w:pPr>
+    <w:rPr>
+      <w:sz w:val="28"/>
+      <w:szCs w:val="28"/>
+      <w:u w:val="single" w:color="000000"/>
+    </w:rPr>
+  </w:style>
+  <w:style w:type="character" w:default="1" w:styleId="DefaultParagraphFont">
     <w:name w:val="Default Paragraph Font"/>
     <w:uiPriority w:val="1"/>
     <w:semiHidden/>
     <w:unhideWhenUsed/>
   </w:style>
-  <w:style w:styleId="TableNormal" w:default="1" w:type="table">
-    <w:name w:val="Table Normal"/>
-    <w:uiPriority w:val="2"/>
+  <w:style w:type="table" w:default="1" w:styleId="TableNormal">
+    <w:name w:val="Normal Table"/>
+    <w:uiPriority w:val="99"/>
     <w:semiHidden/>
     <w:unhideWhenUsed/>
-    <w:qFormat/>
     <w:tblPr>
       <w:tblInd w:w="0" w:type="dxa"/>
       <w:tblCellMar>
         <w:top w:w="0" w:type="dxa"/>
-        <w:left w:w="0" w:type="dxa"/>
+        <w:left w:w="108" w:type="dxa"/>
         <w:bottom w:w="0" w:type="dxa"/>
-        <w:right w:w="0" w:type="dxa"/>
+        <w:right w:w="108" w:type="dxa"/>
       </w:tblCellMar>
     </w:tblPr>
   </w:style>
-  <w:style w:styleId="NoList" w:default="1" w:type="numbering">
+  <w:style w:type="numbering" w:default="1" w:styleId="NoList">
     <w:name w:val="No List"/>
     <w:uiPriority w:val="99"/>
     <w:semiHidden/>
     <w:unhideWhenUsed/>
   </w:style>
-  <w:style w:default="1" w:styleId="Normal" w:type="paragraph">
-    <w:name w:val="Normal"/>
-    <w:uiPriority w:val="1"/>
-    <w:qFormat/>
-    <w:pPr/>
-    <w:rPr>
-      <w:rFonts w:ascii="Times New Roman" w:hAnsi="Times New Roman" w:eastAsia="Times New Roman" w:cs="Times New Roman"/>
-      <w:lang w:val="en-US" w:eastAsia="en-US" w:bidi="ar-SA"/>
-    </w:rPr>
-  </w:style>
-  <w:style w:styleId="BodyText" w:type="paragraph">
+  <w:style w:type="paragraph" w:styleId="BodyText">
     <w:name w:val="Body Text"/>
     <w:basedOn w:val="Normal"/>
     <w:uiPriority w:val="1"/>
     <w:qFormat/>
-    <w:pPr/>
     <w:rPr>
-      <w:rFonts w:ascii="Times New Roman" w:hAnsi="Times New Roman" w:eastAsia="Times New Roman" w:cs="Times New Roman"/>
       <w:sz w:val="23"/>
       <w:szCs w:val="23"/>
-      <w:lang w:val="en-US" w:eastAsia="en-US" w:bidi="ar-SA"/>
     </w:rPr>
   </w:style>
-  <w:style w:styleId="Heading1" w:type="paragraph">
-    <w:name w:val="Heading 1"/>
-    <w:basedOn w:val="Normal"/>
-    <w:uiPriority w:val="1"/>
-    <w:qFormat/>
-    <w:pPr>
-      <w:spacing w:before="230"/>
-      <w:ind w:left="162"/>
-      <w:jc w:val="center"/>
-      <w:outlineLvl w:val="1"/>
-    </w:pPr>
-    <w:rPr>
-      <w:rFonts w:ascii="Times New Roman" w:hAnsi="Times New Roman" w:eastAsia="Times New Roman" w:cs="Times New Roman"/>
-      <w:b/>
-      <w:bCs/>
-      <w:sz w:val="31"/>
-      <w:szCs w:val="31"/>
-      <w:u w:val="single" w:color="000000"/>
-      <w:lang w:val="en-US" w:eastAsia="en-US" w:bidi="ar-SA"/>
-    </w:rPr>
-  </w:style>
-  <w:style w:styleId="Heading2" w:type="paragraph">
-    <w:name w:val="Heading 2"/>
-    <w:basedOn w:val="Normal"/>
-    <w:uiPriority w:val="1"/>
-    <w:qFormat/>
-    <w:pPr>
-      <w:ind w:left="146"/>
-      <w:outlineLvl w:val="2"/>
-    </w:pPr>
-    <w:rPr>
-      <w:rFonts w:ascii="Times New Roman" w:hAnsi="Times New Roman" w:eastAsia="Times New Roman" w:cs="Times New Roman"/>
-      <w:b/>
-      <w:bCs/>
-      <w:sz w:val="28"/>
-      <w:szCs w:val="28"/>
-      <w:lang w:val="en-US" w:eastAsia="en-US" w:bidi="ar-SA"/>
-    </w:rPr>
-  </w:style>
-  <w:style w:styleId="Heading3" w:type="paragraph">
-    <w:name w:val="Heading 3"/>
-    <w:basedOn w:val="Normal"/>
-    <w:uiPriority w:val="1"/>
-    <w:qFormat/>
-    <w:pPr>
-      <w:spacing w:before="2"/>
-      <w:ind w:left="146"/>
-      <w:outlineLvl w:val="3"/>
-    </w:pPr>
-    <w:rPr>
-      <w:rFonts w:ascii="Times New Roman" w:hAnsi="Times New Roman" w:eastAsia="Times New Roman" w:cs="Times New Roman"/>
-      <w:sz w:val="28"/>
-      <w:szCs w:val="28"/>
-      <w:u w:val="single" w:color="000000"/>
-      <w:lang w:val="en-US" w:eastAsia="en-US" w:bidi="ar-SA"/>
-    </w:rPr>
-  </w:style>
-  <w:style w:styleId="ListParagraph" w:type="paragraph">
+  <w:style w:type="paragraph" w:styleId="ListParagraph">
     <w:name w:val="List Paragraph"/>
     <w:basedOn w:val="Normal"/>
     <w:uiPriority w:val="1"/>
     <w:qFormat/>
-    <w:pPr/>
-    <w:rPr>
-      <w:lang w:val="en-US" w:eastAsia="en-US" w:bidi="ar-SA"/>
-    </w:rPr>
   </w:style>
-  <w:style w:styleId="TableParagraph" w:type="paragraph">
+  <w:style w:type="paragraph" w:customStyle="1" w:styleId="TableParagraph">
     <w:name w:val="Table Paragraph"/>
     <w:basedOn w:val="Normal"/>
     <w:uiPriority w:val="1"/>
     <w:qFormat/>
-    <w:pPr/>
-    <w:rPr>
-      <w:lang w:val="en-US" w:eastAsia="en-US" w:bidi="ar-SA"/>
-    </w:rPr>
   </w:style>
 </w:styles>
 </file>
